--- a/engine/arcc_study/ARCC_Bibliography_09-09-2026.docx
+++ b/engine/arcc_study/ARCC_Bibliography_09-09-2026.docx
@@ -36,7 +36,7 @@
                 <w:color w:val="9FB0AC"/>
                 <w:sz w:val="20"/>
               </w:rPr>
-              <w:t xml:space="preserve">   6 August 2026</w:t>
+              <w:t xml:space="preserve">   9 September 2026</w:t>
             </w:r>
           </w:p>
         </w:tc>

--- a/engine/arcc_study/ARCC_Bibliography_09-09-2026.docx
+++ b/engine/arcc_study/ARCC_Bibliography_09-09-2026.docx
@@ -229,17 +229,17 @@
         <w:tblLayout w:type="fixed"/>
       </w:tblPr>
       <w:tblGrid>
-        <w:gridCol w:w="432"/>
+        <w:gridCol w:w="490"/>
         <w:gridCol w:w="2448"/>
         <w:gridCol w:w="1325"/>
         <w:gridCol w:w="1066"/>
-        <w:gridCol w:w="7171"/>
+        <w:gridCol w:w="7114"/>
         <w:gridCol w:w="1210"/>
       </w:tblGrid>
       <w:tr>
         <w:tc>
           <w:tcPr>
-            <w:tcW w:type="dxa" w:w="432"/>
+            <w:tcW w:type="dxa" w:w="490"/>
             <w:shd w:val="clear" w:color="auto" w:fill="EAF0EE"/>
           </w:tcPr>
           <w:p>
@@ -315,7 +315,7 @@
         </w:tc>
         <w:tc>
           <w:tcPr>
-            <w:tcW w:type="dxa" w:w="7171"/>
+            <w:tcW w:type="dxa" w:w="7114"/>
             <w:shd w:val="clear" w:color="auto" w:fill="EAF0EE"/>
           </w:tcPr>
           <w:p>
@@ -355,7 +355,7 @@
       <w:tr>
         <w:tc>
           <w:tcPr>
-            <w:tcW w:type="dxa" w:w="432"/>
+            <w:tcW w:type="dxa" w:w="490"/>
           </w:tcPr>
           <w:p>
             <w:pPr>
@@ -423,7 +423,7 @@
         </w:tc>
         <w:tc>
           <w:tcPr>
-            <w:tcW w:type="dxa" w:w="7171"/>
+            <w:tcW w:type="dxa" w:w="7114"/>
           </w:tcPr>
           <w:p>
             <w:pPr>
@@ -459,7 +459,7 @@
       <w:tr>
         <w:tc>
           <w:tcPr>
-            <w:tcW w:type="dxa" w:w="432"/>
+            <w:tcW w:type="dxa" w:w="490"/>
           </w:tcPr>
           <w:p>
             <w:pPr>
@@ -527,7 +527,7 @@
         </w:tc>
         <w:tc>
           <w:tcPr>
-            <w:tcW w:type="dxa" w:w="7171"/>
+            <w:tcW w:type="dxa" w:w="7114"/>
           </w:tcPr>
           <w:p>
             <w:pPr>
@@ -563,7 +563,7 @@
       <w:tr>
         <w:tc>
           <w:tcPr>
-            <w:tcW w:type="dxa" w:w="432"/>
+            <w:tcW w:type="dxa" w:w="490"/>
           </w:tcPr>
           <w:p>
             <w:pPr>
@@ -631,7 +631,7 @@
         </w:tc>
         <w:tc>
           <w:tcPr>
-            <w:tcW w:type="dxa" w:w="7171"/>
+            <w:tcW w:type="dxa" w:w="7114"/>
           </w:tcPr>
           <w:p>
             <w:pPr>
@@ -667,7 +667,7 @@
       <w:tr>
         <w:tc>
           <w:tcPr>
-            <w:tcW w:type="dxa" w:w="432"/>
+            <w:tcW w:type="dxa" w:w="490"/>
           </w:tcPr>
           <w:p>
             <w:pPr>
@@ -735,7 +735,7 @@
         </w:tc>
         <w:tc>
           <w:tcPr>
-            <w:tcW w:type="dxa" w:w="7171"/>
+            <w:tcW w:type="dxa" w:w="7114"/>
           </w:tcPr>
           <w:p>
             <w:pPr>
@@ -771,7 +771,7 @@
       <w:tr>
         <w:tc>
           <w:tcPr>
-            <w:tcW w:type="dxa" w:w="432"/>
+            <w:tcW w:type="dxa" w:w="490"/>
           </w:tcPr>
           <w:p>
             <w:pPr>
@@ -839,7 +839,7 @@
         </w:tc>
         <w:tc>
           <w:tcPr>
-            <w:tcW w:type="dxa" w:w="7171"/>
+            <w:tcW w:type="dxa" w:w="7114"/>
           </w:tcPr>
           <w:p>
             <w:pPr>
@@ -875,7 +875,7 @@
       <w:tr>
         <w:tc>
           <w:tcPr>
-            <w:tcW w:type="dxa" w:w="432"/>
+            <w:tcW w:type="dxa" w:w="490"/>
           </w:tcPr>
           <w:p>
             <w:pPr>
@@ -943,7 +943,7 @@
         </w:tc>
         <w:tc>
           <w:tcPr>
-            <w:tcW w:type="dxa" w:w="7171"/>
+            <w:tcW w:type="dxa" w:w="7114"/>
           </w:tcPr>
           <w:p>
             <w:pPr>
@@ -979,7 +979,7 @@
       <w:tr>
         <w:tc>
           <w:tcPr>
-            <w:tcW w:type="dxa" w:w="432"/>
+            <w:tcW w:type="dxa" w:w="490"/>
           </w:tcPr>
           <w:p>
             <w:pPr>
@@ -1047,7 +1047,7 @@
         </w:tc>
         <w:tc>
           <w:tcPr>
-            <w:tcW w:type="dxa" w:w="7171"/>
+            <w:tcW w:type="dxa" w:w="7114"/>
           </w:tcPr>
           <w:p>
             <w:pPr>
@@ -1083,7 +1083,7 @@
       <w:tr>
         <w:tc>
           <w:tcPr>
-            <w:tcW w:type="dxa" w:w="432"/>
+            <w:tcW w:type="dxa" w:w="490"/>
           </w:tcPr>
           <w:p>
             <w:pPr>
@@ -1151,7 +1151,7 @@
         </w:tc>
         <w:tc>
           <w:tcPr>
-            <w:tcW w:type="dxa" w:w="7171"/>
+            <w:tcW w:type="dxa" w:w="7114"/>
           </w:tcPr>
           <w:p>
             <w:pPr>
@@ -1187,7 +1187,7 @@
       <w:tr>
         <w:tc>
           <w:tcPr>
-            <w:tcW w:type="dxa" w:w="432"/>
+            <w:tcW w:type="dxa" w:w="490"/>
           </w:tcPr>
           <w:p>
             <w:pPr>
@@ -1255,7 +1255,7 @@
         </w:tc>
         <w:tc>
           <w:tcPr>
-            <w:tcW w:type="dxa" w:w="7171"/>
+            <w:tcW w:type="dxa" w:w="7114"/>
           </w:tcPr>
           <w:p>
             <w:pPr>
@@ -1291,7 +1291,7 @@
       <w:tr>
         <w:tc>
           <w:tcPr>
-            <w:tcW w:type="dxa" w:w="432"/>
+            <w:tcW w:type="dxa" w:w="490"/>
           </w:tcPr>
           <w:p>
             <w:pPr>
@@ -1359,7 +1359,7 @@
         </w:tc>
         <w:tc>
           <w:tcPr>
-            <w:tcW w:type="dxa" w:w="7171"/>
+            <w:tcW w:type="dxa" w:w="7114"/>
           </w:tcPr>
           <w:p>
             <w:pPr>
@@ -1395,7 +1395,7 @@
       <w:tr>
         <w:tc>
           <w:tcPr>
-            <w:tcW w:type="dxa" w:w="432"/>
+            <w:tcW w:type="dxa" w:w="490"/>
           </w:tcPr>
           <w:p>
             <w:pPr>
@@ -1463,7 +1463,7 @@
         </w:tc>
         <w:tc>
           <w:tcPr>
-            <w:tcW w:type="dxa" w:w="7171"/>
+            <w:tcW w:type="dxa" w:w="7114"/>
           </w:tcPr>
           <w:p>
             <w:pPr>
@@ -1499,7 +1499,7 @@
       <w:tr>
         <w:tc>
           <w:tcPr>
-            <w:tcW w:type="dxa" w:w="432"/>
+            <w:tcW w:type="dxa" w:w="490"/>
           </w:tcPr>
           <w:p>
             <w:pPr>
@@ -1567,7 +1567,7 @@
         </w:tc>
         <w:tc>
           <w:tcPr>
-            <w:tcW w:type="dxa" w:w="7171"/>
+            <w:tcW w:type="dxa" w:w="7114"/>
           </w:tcPr>
           <w:p>
             <w:pPr>
@@ -1603,7 +1603,7 @@
       <w:tr>
         <w:tc>
           <w:tcPr>
-            <w:tcW w:type="dxa" w:w="432"/>
+            <w:tcW w:type="dxa" w:w="490"/>
           </w:tcPr>
           <w:p>
             <w:pPr>
@@ -1671,7 +1671,7 @@
         </w:tc>
         <w:tc>
           <w:tcPr>
-            <w:tcW w:type="dxa" w:w="7171"/>
+            <w:tcW w:type="dxa" w:w="7114"/>
           </w:tcPr>
           <w:p>
             <w:pPr>
@@ -1707,7 +1707,7 @@
       <w:tr>
         <w:tc>
           <w:tcPr>
-            <w:tcW w:type="dxa" w:w="432"/>
+            <w:tcW w:type="dxa" w:w="490"/>
           </w:tcPr>
           <w:p>
             <w:pPr>
@@ -1775,7 +1775,7 @@
         </w:tc>
         <w:tc>
           <w:tcPr>
-            <w:tcW w:type="dxa" w:w="7171"/>
+            <w:tcW w:type="dxa" w:w="7114"/>
           </w:tcPr>
           <w:p>
             <w:pPr>
@@ -1811,7 +1811,7 @@
       <w:tr>
         <w:tc>
           <w:tcPr>
-            <w:tcW w:type="dxa" w:w="432"/>
+            <w:tcW w:type="dxa" w:w="490"/>
           </w:tcPr>
           <w:p>
             <w:pPr>
@@ -1879,7 +1879,7 @@
         </w:tc>
         <w:tc>
           <w:tcPr>
-            <w:tcW w:type="dxa" w:w="7171"/>
+            <w:tcW w:type="dxa" w:w="7114"/>
           </w:tcPr>
           <w:p>
             <w:pPr>
@@ -1915,7 +1915,7 @@
       <w:tr>
         <w:tc>
           <w:tcPr>
-            <w:tcW w:type="dxa" w:w="432"/>
+            <w:tcW w:type="dxa" w:w="490"/>
           </w:tcPr>
           <w:p>
             <w:pPr>
@@ -1983,7 +1983,7 @@
         </w:tc>
         <w:tc>
           <w:tcPr>
-            <w:tcW w:type="dxa" w:w="7171"/>
+            <w:tcW w:type="dxa" w:w="7114"/>
           </w:tcPr>
           <w:p>
             <w:pPr>
@@ -2019,7 +2019,7 @@
       <w:tr>
         <w:tc>
           <w:tcPr>
-            <w:tcW w:type="dxa" w:w="432"/>
+            <w:tcW w:type="dxa" w:w="490"/>
           </w:tcPr>
           <w:p>
             <w:pPr>
@@ -2087,7 +2087,7 @@
         </w:tc>
         <w:tc>
           <w:tcPr>
-            <w:tcW w:type="dxa" w:w="7171"/>
+            <w:tcW w:type="dxa" w:w="7114"/>
           </w:tcPr>
           <w:p>
             <w:pPr>
@@ -2123,7 +2123,7 @@
       <w:tr>
         <w:tc>
           <w:tcPr>
-            <w:tcW w:type="dxa" w:w="432"/>
+            <w:tcW w:type="dxa" w:w="490"/>
           </w:tcPr>
           <w:p>
             <w:pPr>
@@ -2191,7 +2191,7 @@
         </w:tc>
         <w:tc>
           <w:tcPr>
-            <w:tcW w:type="dxa" w:w="7171"/>
+            <w:tcW w:type="dxa" w:w="7114"/>
           </w:tcPr>
           <w:p>
             <w:pPr>
@@ -2227,7 +2227,7 @@
       <w:tr>
         <w:tc>
           <w:tcPr>
-            <w:tcW w:type="dxa" w:w="432"/>
+            <w:tcW w:type="dxa" w:w="490"/>
           </w:tcPr>
           <w:p>
             <w:pPr>
@@ -2295,7 +2295,7 @@
         </w:tc>
         <w:tc>
           <w:tcPr>
-            <w:tcW w:type="dxa" w:w="7171"/>
+            <w:tcW w:type="dxa" w:w="7114"/>
           </w:tcPr>
           <w:p>
             <w:pPr>
@@ -2331,7 +2331,7 @@
       <w:tr>
         <w:tc>
           <w:tcPr>
-            <w:tcW w:type="dxa" w:w="432"/>
+            <w:tcW w:type="dxa" w:w="490"/>
           </w:tcPr>
           <w:p>
             <w:pPr>
@@ -2399,7 +2399,7 @@
         </w:tc>
         <w:tc>
           <w:tcPr>
-            <w:tcW w:type="dxa" w:w="7171"/>
+            <w:tcW w:type="dxa" w:w="7114"/>
           </w:tcPr>
           <w:p>
             <w:pPr>
@@ -2435,7 +2435,7 @@
       <w:tr>
         <w:tc>
           <w:tcPr>
-            <w:tcW w:type="dxa" w:w="432"/>
+            <w:tcW w:type="dxa" w:w="490"/>
           </w:tcPr>
           <w:p>
             <w:pPr>
@@ -2503,7 +2503,7 @@
         </w:tc>
         <w:tc>
           <w:tcPr>
-            <w:tcW w:type="dxa" w:w="7171"/>
+            <w:tcW w:type="dxa" w:w="7114"/>
           </w:tcPr>
           <w:p>
             <w:pPr>
@@ -2539,7 +2539,7 @@
       <w:tr>
         <w:tc>
           <w:tcPr>
-            <w:tcW w:type="dxa" w:w="432"/>
+            <w:tcW w:type="dxa" w:w="490"/>
           </w:tcPr>
           <w:p>
             <w:pPr>
@@ -2607,7 +2607,7 @@
         </w:tc>
         <w:tc>
           <w:tcPr>
-            <w:tcW w:type="dxa" w:w="7171"/>
+            <w:tcW w:type="dxa" w:w="7114"/>
           </w:tcPr>
           <w:p>
             <w:pPr>
@@ -2643,7 +2643,7 @@
       <w:tr>
         <w:tc>
           <w:tcPr>
-            <w:tcW w:type="dxa" w:w="432"/>
+            <w:tcW w:type="dxa" w:w="490"/>
           </w:tcPr>
           <w:p>
             <w:pPr>
@@ -2711,7 +2711,7 @@
         </w:tc>
         <w:tc>
           <w:tcPr>
-            <w:tcW w:type="dxa" w:w="7171"/>
+            <w:tcW w:type="dxa" w:w="7114"/>
           </w:tcPr>
           <w:p>
             <w:pPr>
@@ -2747,7 +2747,7 @@
       <w:tr>
         <w:tc>
           <w:tcPr>
-            <w:tcW w:type="dxa" w:w="432"/>
+            <w:tcW w:type="dxa" w:w="490"/>
           </w:tcPr>
           <w:p>
             <w:pPr>
@@ -2815,7 +2815,7 @@
         </w:tc>
         <w:tc>
           <w:tcPr>
-            <w:tcW w:type="dxa" w:w="7171"/>
+            <w:tcW w:type="dxa" w:w="7114"/>
           </w:tcPr>
           <w:p>
             <w:pPr>
@@ -2851,7 +2851,7 @@
       <w:tr>
         <w:tc>
           <w:tcPr>
-            <w:tcW w:type="dxa" w:w="432"/>
+            <w:tcW w:type="dxa" w:w="490"/>
           </w:tcPr>
           <w:p>
             <w:pPr>
@@ -2919,7 +2919,7 @@
         </w:tc>
         <w:tc>
           <w:tcPr>
-            <w:tcW w:type="dxa" w:w="7171"/>
+            <w:tcW w:type="dxa" w:w="7114"/>
           </w:tcPr>
           <w:p>
             <w:pPr>
@@ -2955,7 +2955,7 @@
       <w:tr>
         <w:tc>
           <w:tcPr>
-            <w:tcW w:type="dxa" w:w="432"/>
+            <w:tcW w:type="dxa" w:w="490"/>
           </w:tcPr>
           <w:p>
             <w:pPr>
@@ -3023,7 +3023,7 @@
         </w:tc>
         <w:tc>
           <w:tcPr>
-            <w:tcW w:type="dxa" w:w="7171"/>
+            <w:tcW w:type="dxa" w:w="7114"/>
           </w:tcPr>
           <w:p>
             <w:pPr>
@@ -3059,7 +3059,7 @@
       <w:tr>
         <w:tc>
           <w:tcPr>
-            <w:tcW w:type="dxa" w:w="432"/>
+            <w:tcW w:type="dxa" w:w="490"/>
           </w:tcPr>
           <w:p>
             <w:pPr>
@@ -3127,7 +3127,7 @@
         </w:tc>
         <w:tc>
           <w:tcPr>
-            <w:tcW w:type="dxa" w:w="7171"/>
+            <w:tcW w:type="dxa" w:w="7114"/>
           </w:tcPr>
           <w:p>
             <w:pPr>
@@ -3163,7 +3163,7 @@
       <w:tr>
         <w:tc>
           <w:tcPr>
-            <w:tcW w:type="dxa" w:w="432"/>
+            <w:tcW w:type="dxa" w:w="490"/>
           </w:tcPr>
           <w:p>
             <w:pPr>
@@ -3231,7 +3231,7 @@
         </w:tc>
         <w:tc>
           <w:tcPr>
-            <w:tcW w:type="dxa" w:w="7171"/>
+            <w:tcW w:type="dxa" w:w="7114"/>
           </w:tcPr>
           <w:p>
             <w:pPr>
@@ -3267,7 +3267,7 @@
       <w:tr>
         <w:tc>
           <w:tcPr>
-            <w:tcW w:type="dxa" w:w="432"/>
+            <w:tcW w:type="dxa" w:w="490"/>
           </w:tcPr>
           <w:p>
             <w:pPr>
@@ -3335,7 +3335,7 @@
         </w:tc>
         <w:tc>
           <w:tcPr>
-            <w:tcW w:type="dxa" w:w="7171"/>
+            <w:tcW w:type="dxa" w:w="7114"/>
           </w:tcPr>
           <w:p>
             <w:pPr>
@@ -3371,7 +3371,7 @@
       <w:tr>
         <w:tc>
           <w:tcPr>
-            <w:tcW w:type="dxa" w:w="432"/>
+            <w:tcW w:type="dxa" w:w="490"/>
           </w:tcPr>
           <w:p>
             <w:pPr>
@@ -3439,7 +3439,7 @@
         </w:tc>
         <w:tc>
           <w:tcPr>
-            <w:tcW w:type="dxa" w:w="7171"/>
+            <w:tcW w:type="dxa" w:w="7114"/>
           </w:tcPr>
           <w:p>
             <w:pPr>
@@ -3475,7 +3475,7 @@
       <w:tr>
         <w:tc>
           <w:tcPr>
-            <w:tcW w:type="dxa" w:w="432"/>
+            <w:tcW w:type="dxa" w:w="490"/>
           </w:tcPr>
           <w:p>
             <w:pPr>
@@ -3543,7 +3543,7 @@
         </w:tc>
         <w:tc>
           <w:tcPr>
-            <w:tcW w:type="dxa" w:w="7171"/>
+            <w:tcW w:type="dxa" w:w="7114"/>
           </w:tcPr>
           <w:p>
             <w:pPr>
@@ -3579,7 +3579,7 @@
       <w:tr>
         <w:tc>
           <w:tcPr>
-            <w:tcW w:type="dxa" w:w="432"/>
+            <w:tcW w:type="dxa" w:w="490"/>
           </w:tcPr>
           <w:p>
             <w:pPr>
@@ -3647,7 +3647,7 @@
         </w:tc>
         <w:tc>
           <w:tcPr>
-            <w:tcW w:type="dxa" w:w="7171"/>
+            <w:tcW w:type="dxa" w:w="7114"/>
           </w:tcPr>
           <w:p>
             <w:pPr>
@@ -3683,7 +3683,7 @@
       <w:tr>
         <w:tc>
           <w:tcPr>
-            <w:tcW w:type="dxa" w:w="432"/>
+            <w:tcW w:type="dxa" w:w="490"/>
           </w:tcPr>
           <w:p>
             <w:pPr>
@@ -3751,7 +3751,7 @@
         </w:tc>
         <w:tc>
           <w:tcPr>
-            <w:tcW w:type="dxa" w:w="7171"/>
+            <w:tcW w:type="dxa" w:w="7114"/>
           </w:tcPr>
           <w:p>
             <w:pPr>
@@ -3787,7 +3787,7 @@
       <w:tr>
         <w:tc>
           <w:tcPr>
-            <w:tcW w:type="dxa" w:w="432"/>
+            <w:tcW w:type="dxa" w:w="490"/>
           </w:tcPr>
           <w:p>
             <w:pPr>
@@ -3855,7 +3855,7 @@
         </w:tc>
         <w:tc>
           <w:tcPr>
-            <w:tcW w:type="dxa" w:w="7171"/>
+            <w:tcW w:type="dxa" w:w="7114"/>
           </w:tcPr>
           <w:p>
             <w:pPr>
@@ -3891,7 +3891,7 @@
       <w:tr>
         <w:tc>
           <w:tcPr>
-            <w:tcW w:type="dxa" w:w="432"/>
+            <w:tcW w:type="dxa" w:w="490"/>
           </w:tcPr>
           <w:p>
             <w:pPr>
@@ -3959,7 +3959,7 @@
         </w:tc>
         <w:tc>
           <w:tcPr>
-            <w:tcW w:type="dxa" w:w="7171"/>
+            <w:tcW w:type="dxa" w:w="7114"/>
           </w:tcPr>
           <w:p>
             <w:pPr>
@@ -3995,7 +3995,7 @@
       <w:tr>
         <w:tc>
           <w:tcPr>
-            <w:tcW w:type="dxa" w:w="432"/>
+            <w:tcW w:type="dxa" w:w="490"/>
           </w:tcPr>
           <w:p>
             <w:pPr>
@@ -4063,7 +4063,7 @@
         </w:tc>
         <w:tc>
           <w:tcPr>
-            <w:tcW w:type="dxa" w:w="7171"/>
+            <w:tcW w:type="dxa" w:w="7114"/>
           </w:tcPr>
           <w:p>
             <w:pPr>
@@ -4099,7 +4099,7 @@
       <w:tr>
         <w:tc>
           <w:tcPr>
-            <w:tcW w:type="dxa" w:w="432"/>
+            <w:tcW w:type="dxa" w:w="490"/>
           </w:tcPr>
           <w:p>
             <w:pPr>
@@ -4167,7 +4167,7 @@
         </w:tc>
         <w:tc>
           <w:tcPr>
-            <w:tcW w:type="dxa" w:w="7171"/>
+            <w:tcW w:type="dxa" w:w="7114"/>
           </w:tcPr>
           <w:p>
             <w:pPr>
@@ -4203,7 +4203,7 @@
       <w:tr>
         <w:tc>
           <w:tcPr>
-            <w:tcW w:type="dxa" w:w="432"/>
+            <w:tcW w:type="dxa" w:w="490"/>
           </w:tcPr>
           <w:p>
             <w:pPr>
@@ -4271,7 +4271,7 @@
         </w:tc>
         <w:tc>
           <w:tcPr>
-            <w:tcW w:type="dxa" w:w="7171"/>
+            <w:tcW w:type="dxa" w:w="7114"/>
           </w:tcPr>
           <w:p>
             <w:pPr>
@@ -4307,7 +4307,7 @@
       <w:tr>
         <w:tc>
           <w:tcPr>
-            <w:tcW w:type="dxa" w:w="432"/>
+            <w:tcW w:type="dxa" w:w="490"/>
           </w:tcPr>
           <w:p>
             <w:pPr>
@@ -4375,7 +4375,7 @@
         </w:tc>
         <w:tc>
           <w:tcPr>
-            <w:tcW w:type="dxa" w:w="7171"/>
+            <w:tcW w:type="dxa" w:w="7114"/>
           </w:tcPr>
           <w:p>
             <w:pPr>
@@ -4411,7 +4411,7 @@
       <w:tr>
         <w:tc>
           <w:tcPr>
-            <w:tcW w:type="dxa" w:w="432"/>
+            <w:tcW w:type="dxa" w:w="490"/>
           </w:tcPr>
           <w:p>
             <w:pPr>
@@ -4479,7 +4479,7 @@
         </w:tc>
         <w:tc>
           <w:tcPr>
-            <w:tcW w:type="dxa" w:w="7171"/>
+            <w:tcW w:type="dxa" w:w="7114"/>
           </w:tcPr>
           <w:p>
             <w:pPr>
@@ -4515,7 +4515,7 @@
       <w:tr>
         <w:tc>
           <w:tcPr>
-            <w:tcW w:type="dxa" w:w="432"/>
+            <w:tcW w:type="dxa" w:w="490"/>
           </w:tcPr>
           <w:p>
             <w:pPr>
@@ -4583,7 +4583,7 @@
         </w:tc>
         <w:tc>
           <w:tcPr>
-            <w:tcW w:type="dxa" w:w="7171"/>
+            <w:tcW w:type="dxa" w:w="7114"/>
           </w:tcPr>
           <w:p>
             <w:pPr>
@@ -4619,7 +4619,7 @@
       <w:tr>
         <w:tc>
           <w:tcPr>
-            <w:tcW w:type="dxa" w:w="432"/>
+            <w:tcW w:type="dxa" w:w="490"/>
           </w:tcPr>
           <w:p>
             <w:pPr>
@@ -4687,7 +4687,7 @@
         </w:tc>
         <w:tc>
           <w:tcPr>
-            <w:tcW w:type="dxa" w:w="7171"/>
+            <w:tcW w:type="dxa" w:w="7114"/>
           </w:tcPr>
           <w:p>
             <w:pPr>
@@ -4723,7 +4723,7 @@
       <w:tr>
         <w:tc>
           <w:tcPr>
-            <w:tcW w:type="dxa" w:w="432"/>
+            <w:tcW w:type="dxa" w:w="490"/>
           </w:tcPr>
           <w:p>
             <w:pPr>
@@ -4791,7 +4791,7 @@
         </w:tc>
         <w:tc>
           <w:tcPr>
-            <w:tcW w:type="dxa" w:w="7171"/>
+            <w:tcW w:type="dxa" w:w="7114"/>
           </w:tcPr>
           <w:p>
             <w:pPr>
@@ -4827,7 +4827,7 @@
       <w:tr>
         <w:tc>
           <w:tcPr>
-            <w:tcW w:type="dxa" w:w="432"/>
+            <w:tcW w:type="dxa" w:w="490"/>
           </w:tcPr>
           <w:p>
             <w:pPr>
@@ -4895,7 +4895,7 @@
         </w:tc>
         <w:tc>
           <w:tcPr>
-            <w:tcW w:type="dxa" w:w="7171"/>
+            <w:tcW w:type="dxa" w:w="7114"/>
           </w:tcPr>
           <w:p>
             <w:pPr>
@@ -4931,7 +4931,7 @@
       <w:tr>
         <w:tc>
           <w:tcPr>
-            <w:tcW w:type="dxa" w:w="432"/>
+            <w:tcW w:type="dxa" w:w="490"/>
           </w:tcPr>
           <w:p>
             <w:pPr>
@@ -4999,7 +4999,7 @@
         </w:tc>
         <w:tc>
           <w:tcPr>
-            <w:tcW w:type="dxa" w:w="7171"/>
+            <w:tcW w:type="dxa" w:w="7114"/>
           </w:tcPr>
           <w:p>
             <w:pPr>
@@ -5035,7 +5035,7 @@
       <w:tr>
         <w:tc>
           <w:tcPr>
-            <w:tcW w:type="dxa" w:w="432"/>
+            <w:tcW w:type="dxa" w:w="490"/>
           </w:tcPr>
           <w:p>
             <w:pPr>
@@ -5103,7 +5103,7 @@
         </w:tc>
         <w:tc>
           <w:tcPr>
-            <w:tcW w:type="dxa" w:w="7171"/>
+            <w:tcW w:type="dxa" w:w="7114"/>
           </w:tcPr>
           <w:p>
             <w:pPr>
@@ -5139,7 +5139,7 @@
       <w:tr>
         <w:tc>
           <w:tcPr>
-            <w:tcW w:type="dxa" w:w="432"/>
+            <w:tcW w:type="dxa" w:w="490"/>
           </w:tcPr>
           <w:p>
             <w:pPr>
@@ -5207,7 +5207,7 @@
         </w:tc>
         <w:tc>
           <w:tcPr>
-            <w:tcW w:type="dxa" w:w="7171"/>
+            <w:tcW w:type="dxa" w:w="7114"/>
           </w:tcPr>
           <w:p>
             <w:pPr>
@@ -5243,7 +5243,7 @@
       <w:tr>
         <w:tc>
           <w:tcPr>
-            <w:tcW w:type="dxa" w:w="432"/>
+            <w:tcW w:type="dxa" w:w="490"/>
           </w:tcPr>
           <w:p>
             <w:pPr>
@@ -5311,7 +5311,7 @@
         </w:tc>
         <w:tc>
           <w:tcPr>
-            <w:tcW w:type="dxa" w:w="7171"/>
+            <w:tcW w:type="dxa" w:w="7114"/>
           </w:tcPr>
           <w:p>
             <w:pPr>
@@ -5347,7 +5347,7 @@
       <w:tr>
         <w:tc>
           <w:tcPr>
-            <w:tcW w:type="dxa" w:w="432"/>
+            <w:tcW w:type="dxa" w:w="490"/>
           </w:tcPr>
           <w:p>
             <w:pPr>
@@ -5415,7 +5415,7 @@
         </w:tc>
         <w:tc>
           <w:tcPr>
-            <w:tcW w:type="dxa" w:w="7171"/>
+            <w:tcW w:type="dxa" w:w="7114"/>
           </w:tcPr>
           <w:p>
             <w:pPr>
@@ -5451,7 +5451,7 @@
       <w:tr>
         <w:tc>
           <w:tcPr>
-            <w:tcW w:type="dxa" w:w="432"/>
+            <w:tcW w:type="dxa" w:w="490"/>
           </w:tcPr>
           <w:p>
             <w:pPr>
@@ -5519,7 +5519,7 @@
         </w:tc>
         <w:tc>
           <w:tcPr>
-            <w:tcW w:type="dxa" w:w="7171"/>
+            <w:tcW w:type="dxa" w:w="7114"/>
           </w:tcPr>
           <w:p>
             <w:pPr>
@@ -5555,7 +5555,7 @@
       <w:tr>
         <w:tc>
           <w:tcPr>
-            <w:tcW w:type="dxa" w:w="432"/>
+            <w:tcW w:type="dxa" w:w="490"/>
           </w:tcPr>
           <w:p>
             <w:pPr>
@@ -5623,7 +5623,7 @@
         </w:tc>
         <w:tc>
           <w:tcPr>
-            <w:tcW w:type="dxa" w:w="7171"/>
+            <w:tcW w:type="dxa" w:w="7114"/>
           </w:tcPr>
           <w:p>
             <w:pPr>
@@ -5659,7 +5659,7 @@
       <w:tr>
         <w:tc>
           <w:tcPr>
-            <w:tcW w:type="dxa" w:w="432"/>
+            <w:tcW w:type="dxa" w:w="490"/>
           </w:tcPr>
           <w:p>
             <w:pPr>
@@ -5727,7 +5727,7 @@
         </w:tc>
         <w:tc>
           <w:tcPr>
-            <w:tcW w:type="dxa" w:w="7171"/>
+            <w:tcW w:type="dxa" w:w="7114"/>
           </w:tcPr>
           <w:p>
             <w:pPr>
@@ -5763,7 +5763,7 @@
       <w:tr>
         <w:tc>
           <w:tcPr>
-            <w:tcW w:type="dxa" w:w="432"/>
+            <w:tcW w:type="dxa" w:w="490"/>
           </w:tcPr>
           <w:p>
             <w:pPr>
@@ -5831,7 +5831,7 @@
         </w:tc>
         <w:tc>
           <w:tcPr>
-            <w:tcW w:type="dxa" w:w="7171"/>
+            <w:tcW w:type="dxa" w:w="7114"/>
           </w:tcPr>
           <w:p>
             <w:pPr>
@@ -5867,7 +5867,7 @@
       <w:tr>
         <w:tc>
           <w:tcPr>
-            <w:tcW w:type="dxa" w:w="432"/>
+            <w:tcW w:type="dxa" w:w="490"/>
           </w:tcPr>
           <w:p>
             <w:pPr>
@@ -5935,7 +5935,7 @@
         </w:tc>
         <w:tc>
           <w:tcPr>
-            <w:tcW w:type="dxa" w:w="7171"/>
+            <w:tcW w:type="dxa" w:w="7114"/>
           </w:tcPr>
           <w:p>
             <w:pPr>
@@ -5971,7 +5971,7 @@
       <w:tr>
         <w:tc>
           <w:tcPr>
-            <w:tcW w:type="dxa" w:w="432"/>
+            <w:tcW w:type="dxa" w:w="490"/>
           </w:tcPr>
           <w:p>
             <w:pPr>
@@ -6039,7 +6039,7 @@
         </w:tc>
         <w:tc>
           <w:tcPr>
-            <w:tcW w:type="dxa" w:w="7171"/>
+            <w:tcW w:type="dxa" w:w="7114"/>
           </w:tcPr>
           <w:p>
             <w:pPr>
@@ -6075,7 +6075,7 @@
       <w:tr>
         <w:tc>
           <w:tcPr>
-            <w:tcW w:type="dxa" w:w="432"/>
+            <w:tcW w:type="dxa" w:w="490"/>
           </w:tcPr>
           <w:p>
             <w:pPr>
@@ -6143,7 +6143,7 @@
         </w:tc>
         <w:tc>
           <w:tcPr>
-            <w:tcW w:type="dxa" w:w="7171"/>
+            <w:tcW w:type="dxa" w:w="7114"/>
           </w:tcPr>
           <w:p>
             <w:pPr>
@@ -6179,7 +6179,7 @@
       <w:tr>
         <w:tc>
           <w:tcPr>
-            <w:tcW w:type="dxa" w:w="432"/>
+            <w:tcW w:type="dxa" w:w="490"/>
           </w:tcPr>
           <w:p>
             <w:pPr>
@@ -6247,7 +6247,7 @@
         </w:tc>
         <w:tc>
           <w:tcPr>
-            <w:tcW w:type="dxa" w:w="7171"/>
+            <w:tcW w:type="dxa" w:w="7114"/>
           </w:tcPr>
           <w:p>
             <w:pPr>
@@ -6283,7 +6283,7 @@
       <w:tr>
         <w:tc>
           <w:tcPr>
-            <w:tcW w:type="dxa" w:w="432"/>
+            <w:tcW w:type="dxa" w:w="490"/>
           </w:tcPr>
           <w:p>
             <w:pPr>
@@ -6351,7 +6351,7 @@
         </w:tc>
         <w:tc>
           <w:tcPr>
-            <w:tcW w:type="dxa" w:w="7171"/>
+            <w:tcW w:type="dxa" w:w="7114"/>
           </w:tcPr>
           <w:p>
             <w:pPr>
@@ -6387,7 +6387,7 @@
       <w:tr>
         <w:tc>
           <w:tcPr>
-            <w:tcW w:type="dxa" w:w="432"/>
+            <w:tcW w:type="dxa" w:w="490"/>
           </w:tcPr>
           <w:p>
             <w:pPr>
@@ -6455,7 +6455,7 @@
         </w:tc>
         <w:tc>
           <w:tcPr>
-            <w:tcW w:type="dxa" w:w="7171"/>
+            <w:tcW w:type="dxa" w:w="7114"/>
           </w:tcPr>
           <w:p>
             <w:pPr>
@@ -6491,7 +6491,7 @@
       <w:tr>
         <w:tc>
           <w:tcPr>
-            <w:tcW w:type="dxa" w:w="432"/>
+            <w:tcW w:type="dxa" w:w="490"/>
           </w:tcPr>
           <w:p>
             <w:pPr>
@@ -6559,7 +6559,7 @@
         </w:tc>
         <w:tc>
           <w:tcPr>
-            <w:tcW w:type="dxa" w:w="7171"/>
+            <w:tcW w:type="dxa" w:w="7114"/>
           </w:tcPr>
           <w:p>
             <w:pPr>
@@ -6595,7 +6595,7 @@
       <w:tr>
         <w:tc>
           <w:tcPr>
-            <w:tcW w:type="dxa" w:w="432"/>
+            <w:tcW w:type="dxa" w:w="490"/>
           </w:tcPr>
           <w:p>
             <w:pPr>
@@ -6663,7 +6663,7 @@
         </w:tc>
         <w:tc>
           <w:tcPr>
-            <w:tcW w:type="dxa" w:w="7171"/>
+            <w:tcW w:type="dxa" w:w="7114"/>
           </w:tcPr>
           <w:p>
             <w:pPr>
@@ -6699,7 +6699,7 @@
       <w:tr>
         <w:tc>
           <w:tcPr>
-            <w:tcW w:type="dxa" w:w="432"/>
+            <w:tcW w:type="dxa" w:w="490"/>
           </w:tcPr>
           <w:p>
             <w:pPr>
@@ -6767,7 +6767,7 @@
         </w:tc>
         <w:tc>
           <w:tcPr>
-            <w:tcW w:type="dxa" w:w="7171"/>
+            <w:tcW w:type="dxa" w:w="7114"/>
           </w:tcPr>
           <w:p>
             <w:pPr>
@@ -6803,7 +6803,7 @@
       <w:tr>
         <w:tc>
           <w:tcPr>
-            <w:tcW w:type="dxa" w:w="432"/>
+            <w:tcW w:type="dxa" w:w="490"/>
           </w:tcPr>
           <w:p>
             <w:pPr>
@@ -6871,7 +6871,7 @@
         </w:tc>
         <w:tc>
           <w:tcPr>
-            <w:tcW w:type="dxa" w:w="7171"/>
+            <w:tcW w:type="dxa" w:w="7114"/>
           </w:tcPr>
           <w:p>
             <w:pPr>
@@ -6907,7 +6907,7 @@
       <w:tr>
         <w:tc>
           <w:tcPr>
-            <w:tcW w:type="dxa" w:w="432"/>
+            <w:tcW w:type="dxa" w:w="490"/>
           </w:tcPr>
           <w:p>
             <w:pPr>
@@ -6975,7 +6975,7 @@
         </w:tc>
         <w:tc>
           <w:tcPr>
-            <w:tcW w:type="dxa" w:w="7171"/>
+            <w:tcW w:type="dxa" w:w="7114"/>
           </w:tcPr>
           <w:p>
             <w:pPr>
@@ -7011,7 +7011,7 @@
       <w:tr>
         <w:tc>
           <w:tcPr>
-            <w:tcW w:type="dxa" w:w="432"/>
+            <w:tcW w:type="dxa" w:w="490"/>
           </w:tcPr>
           <w:p>
             <w:pPr>
@@ -7079,7 +7079,7 @@
         </w:tc>
         <w:tc>
           <w:tcPr>
-            <w:tcW w:type="dxa" w:w="7171"/>
+            <w:tcW w:type="dxa" w:w="7114"/>
           </w:tcPr>
           <w:p>
             <w:pPr>
@@ -7115,7 +7115,7 @@
       <w:tr>
         <w:tc>
           <w:tcPr>
-            <w:tcW w:type="dxa" w:w="432"/>
+            <w:tcW w:type="dxa" w:w="490"/>
           </w:tcPr>
           <w:p>
             <w:pPr>
@@ -7183,7 +7183,7 @@
         </w:tc>
         <w:tc>
           <w:tcPr>
-            <w:tcW w:type="dxa" w:w="7171"/>
+            <w:tcW w:type="dxa" w:w="7114"/>
           </w:tcPr>
           <w:p>
             <w:pPr>
@@ -7219,7 +7219,7 @@
       <w:tr>
         <w:tc>
           <w:tcPr>
-            <w:tcW w:type="dxa" w:w="432"/>
+            <w:tcW w:type="dxa" w:w="490"/>
           </w:tcPr>
           <w:p>
             <w:pPr>
@@ -7287,7 +7287,7 @@
         </w:tc>
         <w:tc>
           <w:tcPr>
-            <w:tcW w:type="dxa" w:w="7171"/>
+            <w:tcW w:type="dxa" w:w="7114"/>
           </w:tcPr>
           <w:p>
             <w:pPr>
@@ -7323,7 +7323,7 @@
       <w:tr>
         <w:tc>
           <w:tcPr>
-            <w:tcW w:type="dxa" w:w="432"/>
+            <w:tcW w:type="dxa" w:w="490"/>
           </w:tcPr>
           <w:p>
             <w:pPr>
@@ -7391,7 +7391,7 @@
         </w:tc>
         <w:tc>
           <w:tcPr>
-            <w:tcW w:type="dxa" w:w="7171"/>
+            <w:tcW w:type="dxa" w:w="7114"/>
           </w:tcPr>
           <w:p>
             <w:pPr>
@@ -7427,7 +7427,7 @@
       <w:tr>
         <w:tc>
           <w:tcPr>
-            <w:tcW w:type="dxa" w:w="432"/>
+            <w:tcW w:type="dxa" w:w="490"/>
           </w:tcPr>
           <w:p>
             <w:pPr>
@@ -7495,7 +7495,7 @@
         </w:tc>
         <w:tc>
           <w:tcPr>
-            <w:tcW w:type="dxa" w:w="7171"/>
+            <w:tcW w:type="dxa" w:w="7114"/>
           </w:tcPr>
           <w:p>
             <w:pPr>
@@ -7531,7 +7531,7 @@
       <w:tr>
         <w:tc>
           <w:tcPr>
-            <w:tcW w:type="dxa" w:w="432"/>
+            <w:tcW w:type="dxa" w:w="490"/>
           </w:tcPr>
           <w:p>
             <w:pPr>
@@ -7599,7 +7599,7 @@
         </w:tc>
         <w:tc>
           <w:tcPr>
-            <w:tcW w:type="dxa" w:w="7171"/>
+            <w:tcW w:type="dxa" w:w="7114"/>
           </w:tcPr>
           <w:p>
             <w:pPr>
@@ -7635,7 +7635,7 @@
       <w:tr>
         <w:tc>
           <w:tcPr>
-            <w:tcW w:type="dxa" w:w="432"/>
+            <w:tcW w:type="dxa" w:w="490"/>
           </w:tcPr>
           <w:p>
             <w:pPr>
@@ -7703,7 +7703,7 @@
         </w:tc>
         <w:tc>
           <w:tcPr>
-            <w:tcW w:type="dxa" w:w="7171"/>
+            <w:tcW w:type="dxa" w:w="7114"/>
           </w:tcPr>
           <w:p>
             <w:pPr>
@@ -7739,7 +7739,7 @@
       <w:tr>
         <w:tc>
           <w:tcPr>
-            <w:tcW w:type="dxa" w:w="432"/>
+            <w:tcW w:type="dxa" w:w="490"/>
           </w:tcPr>
           <w:p>
             <w:pPr>
@@ -7807,7 +7807,7 @@
         </w:tc>
         <w:tc>
           <w:tcPr>
-            <w:tcW w:type="dxa" w:w="7171"/>
+            <w:tcW w:type="dxa" w:w="7114"/>
           </w:tcPr>
           <w:p>
             <w:pPr>
@@ -7843,7 +7843,7 @@
       <w:tr>
         <w:tc>
           <w:tcPr>
-            <w:tcW w:type="dxa" w:w="432"/>
+            <w:tcW w:type="dxa" w:w="490"/>
           </w:tcPr>
           <w:p>
             <w:pPr>
@@ -7911,7 +7911,7 @@
         </w:tc>
         <w:tc>
           <w:tcPr>
-            <w:tcW w:type="dxa" w:w="7171"/>
+            <w:tcW w:type="dxa" w:w="7114"/>
           </w:tcPr>
           <w:p>
             <w:pPr>
@@ -7947,7 +7947,7 @@
       <w:tr>
         <w:tc>
           <w:tcPr>
-            <w:tcW w:type="dxa" w:w="432"/>
+            <w:tcW w:type="dxa" w:w="490"/>
           </w:tcPr>
           <w:p>
             <w:pPr>
@@ -8015,7 +8015,7 @@
         </w:tc>
         <w:tc>
           <w:tcPr>
-            <w:tcW w:type="dxa" w:w="7171"/>
+            <w:tcW w:type="dxa" w:w="7114"/>
           </w:tcPr>
           <w:p>
             <w:pPr>
@@ -8051,7 +8051,7 @@
       <w:tr>
         <w:tc>
           <w:tcPr>
-            <w:tcW w:type="dxa" w:w="432"/>
+            <w:tcW w:type="dxa" w:w="490"/>
           </w:tcPr>
           <w:p>
             <w:pPr>
@@ -8119,7 +8119,7 @@
         </w:tc>
         <w:tc>
           <w:tcPr>
-            <w:tcW w:type="dxa" w:w="7171"/>
+            <w:tcW w:type="dxa" w:w="7114"/>
           </w:tcPr>
           <w:p>
             <w:pPr>
@@ -8155,7 +8155,7 @@
       <w:tr>
         <w:tc>
           <w:tcPr>
-            <w:tcW w:type="dxa" w:w="432"/>
+            <w:tcW w:type="dxa" w:w="490"/>
           </w:tcPr>
           <w:p>
             <w:pPr>
@@ -8223,7 +8223,7 @@
         </w:tc>
         <w:tc>
           <w:tcPr>
-            <w:tcW w:type="dxa" w:w="7171"/>
+            <w:tcW w:type="dxa" w:w="7114"/>
           </w:tcPr>
           <w:p>
             <w:pPr>
@@ -8259,7 +8259,7 @@
       <w:tr>
         <w:tc>
           <w:tcPr>
-            <w:tcW w:type="dxa" w:w="432"/>
+            <w:tcW w:type="dxa" w:w="490"/>
           </w:tcPr>
           <w:p>
             <w:pPr>
@@ -8327,7 +8327,7 @@
         </w:tc>
         <w:tc>
           <w:tcPr>
-            <w:tcW w:type="dxa" w:w="7171"/>
+            <w:tcW w:type="dxa" w:w="7114"/>
           </w:tcPr>
           <w:p>
             <w:pPr>
@@ -8363,7 +8363,7 @@
       <w:tr>
         <w:tc>
           <w:tcPr>
-            <w:tcW w:type="dxa" w:w="432"/>
+            <w:tcW w:type="dxa" w:w="490"/>
           </w:tcPr>
           <w:p>
             <w:pPr>
@@ -8431,7 +8431,7 @@
         </w:tc>
         <w:tc>
           <w:tcPr>
-            <w:tcW w:type="dxa" w:w="7171"/>
+            <w:tcW w:type="dxa" w:w="7114"/>
           </w:tcPr>
           <w:p>
             <w:pPr>
@@ -8467,7 +8467,7 @@
       <w:tr>
         <w:tc>
           <w:tcPr>
-            <w:tcW w:type="dxa" w:w="432"/>
+            <w:tcW w:type="dxa" w:w="490"/>
           </w:tcPr>
           <w:p>
             <w:pPr>
@@ -8535,7 +8535,7 @@
         </w:tc>
         <w:tc>
           <w:tcPr>
-            <w:tcW w:type="dxa" w:w="7171"/>
+            <w:tcW w:type="dxa" w:w="7114"/>
           </w:tcPr>
           <w:p>
             <w:pPr>
@@ -8571,7 +8571,7 @@
       <w:tr>
         <w:tc>
           <w:tcPr>
-            <w:tcW w:type="dxa" w:w="432"/>
+            <w:tcW w:type="dxa" w:w="490"/>
           </w:tcPr>
           <w:p>
             <w:pPr>
@@ -8639,7 +8639,7 @@
         </w:tc>
         <w:tc>
           <w:tcPr>
-            <w:tcW w:type="dxa" w:w="7171"/>
+            <w:tcW w:type="dxa" w:w="7114"/>
           </w:tcPr>
           <w:p>
             <w:pPr>
@@ -8675,7 +8675,7 @@
       <w:tr>
         <w:tc>
           <w:tcPr>
-            <w:tcW w:type="dxa" w:w="432"/>
+            <w:tcW w:type="dxa" w:w="490"/>
           </w:tcPr>
           <w:p>
             <w:pPr>
@@ -8743,7 +8743,7 @@
         </w:tc>
         <w:tc>
           <w:tcPr>
-            <w:tcW w:type="dxa" w:w="7171"/>
+            <w:tcW w:type="dxa" w:w="7114"/>
           </w:tcPr>
           <w:p>
             <w:pPr>
@@ -8779,7 +8779,7 @@
       <w:tr>
         <w:tc>
           <w:tcPr>
-            <w:tcW w:type="dxa" w:w="432"/>
+            <w:tcW w:type="dxa" w:w="490"/>
           </w:tcPr>
           <w:p>
             <w:pPr>
@@ -8847,7 +8847,7 @@
         </w:tc>
         <w:tc>
           <w:tcPr>
-            <w:tcW w:type="dxa" w:w="7171"/>
+            <w:tcW w:type="dxa" w:w="7114"/>
           </w:tcPr>
           <w:p>
             <w:pPr>
@@ -8883,7 +8883,7 @@
       <w:tr>
         <w:tc>
           <w:tcPr>
-            <w:tcW w:type="dxa" w:w="432"/>
+            <w:tcW w:type="dxa" w:w="490"/>
           </w:tcPr>
           <w:p>
             <w:pPr>
@@ -8951,7 +8951,7 @@
         </w:tc>
         <w:tc>
           <w:tcPr>
-            <w:tcW w:type="dxa" w:w="7171"/>
+            <w:tcW w:type="dxa" w:w="7114"/>
           </w:tcPr>
           <w:p>
             <w:pPr>
@@ -8987,7 +8987,7 @@
       <w:tr>
         <w:tc>
           <w:tcPr>
-            <w:tcW w:type="dxa" w:w="432"/>
+            <w:tcW w:type="dxa" w:w="490"/>
           </w:tcPr>
           <w:p>
             <w:pPr>
@@ -9055,7 +9055,7 @@
         </w:tc>
         <w:tc>
           <w:tcPr>
-            <w:tcW w:type="dxa" w:w="7171"/>
+            <w:tcW w:type="dxa" w:w="7114"/>
           </w:tcPr>
           <w:p>
             <w:pPr>
@@ -9091,7 +9091,7 @@
       <w:tr>
         <w:tc>
           <w:tcPr>
-            <w:tcW w:type="dxa" w:w="432"/>
+            <w:tcW w:type="dxa" w:w="490"/>
           </w:tcPr>
           <w:p>
             <w:pPr>
@@ -9159,7 +9159,7 @@
         </w:tc>
         <w:tc>
           <w:tcPr>
-            <w:tcW w:type="dxa" w:w="7171"/>
+            <w:tcW w:type="dxa" w:w="7114"/>
           </w:tcPr>
           <w:p>
             <w:pPr>
@@ -9195,7 +9195,7 @@
       <w:tr>
         <w:tc>
           <w:tcPr>
-            <w:tcW w:type="dxa" w:w="432"/>
+            <w:tcW w:type="dxa" w:w="490"/>
           </w:tcPr>
           <w:p>
             <w:pPr>
@@ -9263,7 +9263,7 @@
         </w:tc>
         <w:tc>
           <w:tcPr>
-            <w:tcW w:type="dxa" w:w="7171"/>
+            <w:tcW w:type="dxa" w:w="7114"/>
           </w:tcPr>
           <w:p>
             <w:pPr>
@@ -9299,7 +9299,7 @@
       <w:tr>
         <w:tc>
           <w:tcPr>
-            <w:tcW w:type="dxa" w:w="432"/>
+            <w:tcW w:type="dxa" w:w="490"/>
           </w:tcPr>
           <w:p>
             <w:pPr>
@@ -9367,7 +9367,7 @@
         </w:tc>
         <w:tc>
           <w:tcPr>
-            <w:tcW w:type="dxa" w:w="7171"/>
+            <w:tcW w:type="dxa" w:w="7114"/>
           </w:tcPr>
           <w:p>
             <w:pPr>
@@ -9403,7 +9403,7 @@
       <w:tr>
         <w:tc>
           <w:tcPr>
-            <w:tcW w:type="dxa" w:w="432"/>
+            <w:tcW w:type="dxa" w:w="490"/>
           </w:tcPr>
           <w:p>
             <w:pPr>
@@ -9471,7 +9471,7 @@
         </w:tc>
         <w:tc>
           <w:tcPr>
-            <w:tcW w:type="dxa" w:w="7171"/>
+            <w:tcW w:type="dxa" w:w="7114"/>
           </w:tcPr>
           <w:p>
             <w:pPr>
@@ -9507,7 +9507,7 @@
       <w:tr>
         <w:tc>
           <w:tcPr>
-            <w:tcW w:type="dxa" w:w="432"/>
+            <w:tcW w:type="dxa" w:w="490"/>
           </w:tcPr>
           <w:p>
             <w:pPr>
@@ -9575,7 +9575,7 @@
         </w:tc>
         <w:tc>
           <w:tcPr>
-            <w:tcW w:type="dxa" w:w="7171"/>
+            <w:tcW w:type="dxa" w:w="7114"/>
           </w:tcPr>
           <w:p>
             <w:pPr>
@@ -9611,7 +9611,7 @@
       <w:tr>
         <w:tc>
           <w:tcPr>
-            <w:tcW w:type="dxa" w:w="432"/>
+            <w:tcW w:type="dxa" w:w="490"/>
           </w:tcPr>
           <w:p>
             <w:pPr>
@@ -9679,7 +9679,7 @@
         </w:tc>
         <w:tc>
           <w:tcPr>
-            <w:tcW w:type="dxa" w:w="7171"/>
+            <w:tcW w:type="dxa" w:w="7114"/>
           </w:tcPr>
           <w:p>
             <w:pPr>
@@ -9715,7 +9715,7 @@
       <w:tr>
         <w:tc>
           <w:tcPr>
-            <w:tcW w:type="dxa" w:w="432"/>
+            <w:tcW w:type="dxa" w:w="490"/>
           </w:tcPr>
           <w:p>
             <w:pPr>
@@ -9783,7 +9783,7 @@
         </w:tc>
         <w:tc>
           <w:tcPr>
-            <w:tcW w:type="dxa" w:w="7171"/>
+            <w:tcW w:type="dxa" w:w="7114"/>
           </w:tcPr>
           <w:p>
             <w:pPr>
@@ -9819,7 +9819,7 @@
       <w:tr>
         <w:tc>
           <w:tcPr>
-            <w:tcW w:type="dxa" w:w="432"/>
+            <w:tcW w:type="dxa" w:w="490"/>
           </w:tcPr>
           <w:p>
             <w:pPr>
@@ -9887,7 +9887,7 @@
         </w:tc>
         <w:tc>
           <w:tcPr>
-            <w:tcW w:type="dxa" w:w="7171"/>
+            <w:tcW w:type="dxa" w:w="7114"/>
           </w:tcPr>
           <w:p>
             <w:pPr>
@@ -9923,7 +9923,7 @@
       <w:tr>
         <w:tc>
           <w:tcPr>
-            <w:tcW w:type="dxa" w:w="432"/>
+            <w:tcW w:type="dxa" w:w="490"/>
           </w:tcPr>
           <w:p>
             <w:pPr>
@@ -9991,7 +9991,7 @@
         </w:tc>
         <w:tc>
           <w:tcPr>
-            <w:tcW w:type="dxa" w:w="7171"/>
+            <w:tcW w:type="dxa" w:w="7114"/>
           </w:tcPr>
           <w:p>
             <w:pPr>
@@ -10027,7 +10027,7 @@
       <w:tr>
         <w:tc>
           <w:tcPr>
-            <w:tcW w:type="dxa" w:w="432"/>
+            <w:tcW w:type="dxa" w:w="490"/>
           </w:tcPr>
           <w:p>
             <w:pPr>
@@ -10095,7 +10095,7 @@
         </w:tc>
         <w:tc>
           <w:tcPr>
-            <w:tcW w:type="dxa" w:w="7171"/>
+            <w:tcW w:type="dxa" w:w="7114"/>
           </w:tcPr>
           <w:p>
             <w:pPr>
@@ -10131,7 +10131,7 @@
       <w:tr>
         <w:tc>
           <w:tcPr>
-            <w:tcW w:type="dxa" w:w="432"/>
+            <w:tcW w:type="dxa" w:w="490"/>
           </w:tcPr>
           <w:p>
             <w:pPr>
@@ -10199,7 +10199,7 @@
         </w:tc>
         <w:tc>
           <w:tcPr>
-            <w:tcW w:type="dxa" w:w="7171"/>
+            <w:tcW w:type="dxa" w:w="7114"/>
           </w:tcPr>
           <w:p>
             <w:pPr>
@@ -10235,7 +10235,7 @@
       <w:tr>
         <w:tc>
           <w:tcPr>
-            <w:tcW w:type="dxa" w:w="432"/>
+            <w:tcW w:type="dxa" w:w="490"/>
           </w:tcPr>
           <w:p>
             <w:pPr>
@@ -10303,7 +10303,7 @@
         </w:tc>
         <w:tc>
           <w:tcPr>
-            <w:tcW w:type="dxa" w:w="7171"/>
+            <w:tcW w:type="dxa" w:w="7114"/>
           </w:tcPr>
           <w:p>
             <w:pPr>
@@ -10339,7 +10339,7 @@
       <w:tr>
         <w:tc>
           <w:tcPr>
-            <w:tcW w:type="dxa" w:w="432"/>
+            <w:tcW w:type="dxa" w:w="490"/>
           </w:tcPr>
           <w:p>
             <w:pPr>
@@ -10407,7 +10407,7 @@
         </w:tc>
         <w:tc>
           <w:tcPr>
-            <w:tcW w:type="dxa" w:w="7171"/>
+            <w:tcW w:type="dxa" w:w="7114"/>
           </w:tcPr>
           <w:p>
             <w:pPr>
@@ -10443,7 +10443,7 @@
       <w:tr>
         <w:tc>
           <w:tcPr>
-            <w:tcW w:type="dxa" w:w="432"/>
+            <w:tcW w:type="dxa" w:w="490"/>
           </w:tcPr>
           <w:p>
             <w:pPr>
@@ -10511,7 +10511,7 @@
         </w:tc>
         <w:tc>
           <w:tcPr>
-            <w:tcW w:type="dxa" w:w="7171"/>
+            <w:tcW w:type="dxa" w:w="7114"/>
           </w:tcPr>
           <w:p>
             <w:pPr>
@@ -10547,7 +10547,7 @@
       <w:tr>
         <w:tc>
           <w:tcPr>
-            <w:tcW w:type="dxa" w:w="432"/>
+            <w:tcW w:type="dxa" w:w="490"/>
           </w:tcPr>
           <w:p>
             <w:pPr>
@@ -10615,7 +10615,7 @@
         </w:tc>
         <w:tc>
           <w:tcPr>
-            <w:tcW w:type="dxa" w:w="7171"/>
+            <w:tcW w:type="dxa" w:w="7114"/>
           </w:tcPr>
           <w:p>
             <w:pPr>
@@ -10651,7 +10651,7 @@
       <w:tr>
         <w:tc>
           <w:tcPr>
-            <w:tcW w:type="dxa" w:w="432"/>
+            <w:tcW w:type="dxa" w:w="490"/>
           </w:tcPr>
           <w:p>
             <w:pPr>
@@ -10719,7 +10719,7 @@
         </w:tc>
         <w:tc>
           <w:tcPr>
-            <w:tcW w:type="dxa" w:w="7171"/>
+            <w:tcW w:type="dxa" w:w="7114"/>
           </w:tcPr>
           <w:p>
             <w:pPr>
@@ -10755,7 +10755,7 @@
       <w:tr>
         <w:tc>
           <w:tcPr>
-            <w:tcW w:type="dxa" w:w="432"/>
+            <w:tcW w:type="dxa" w:w="490"/>
           </w:tcPr>
           <w:p>
             <w:pPr>
@@ -10823,7 +10823,7 @@
         </w:tc>
         <w:tc>
           <w:tcPr>
-            <w:tcW w:type="dxa" w:w="7171"/>
+            <w:tcW w:type="dxa" w:w="7114"/>
           </w:tcPr>
           <w:p>
             <w:pPr>
@@ -10859,7 +10859,7 @@
       <w:tr>
         <w:tc>
           <w:tcPr>
-            <w:tcW w:type="dxa" w:w="432"/>
+            <w:tcW w:type="dxa" w:w="490"/>
           </w:tcPr>
           <w:p>
             <w:pPr>
@@ -10927,7 +10927,7 @@
         </w:tc>
         <w:tc>
           <w:tcPr>
-            <w:tcW w:type="dxa" w:w="7171"/>
+            <w:tcW w:type="dxa" w:w="7114"/>
           </w:tcPr>
           <w:p>
             <w:pPr>
@@ -10963,7 +10963,7 @@
       <w:tr>
         <w:tc>
           <w:tcPr>
-            <w:tcW w:type="dxa" w:w="432"/>
+            <w:tcW w:type="dxa" w:w="490"/>
           </w:tcPr>
           <w:p>
             <w:pPr>
@@ -11031,7 +11031,7 @@
         </w:tc>
         <w:tc>
           <w:tcPr>
-            <w:tcW w:type="dxa" w:w="7171"/>
+            <w:tcW w:type="dxa" w:w="7114"/>
           </w:tcPr>
           <w:p>
             <w:pPr>
@@ -11067,7 +11067,7 @@
       <w:tr>
         <w:tc>
           <w:tcPr>
-            <w:tcW w:type="dxa" w:w="432"/>
+            <w:tcW w:type="dxa" w:w="490"/>
           </w:tcPr>
           <w:p>
             <w:pPr>
@@ -11135,7 +11135,7 @@
         </w:tc>
         <w:tc>
           <w:tcPr>
-            <w:tcW w:type="dxa" w:w="7171"/>
+            <w:tcW w:type="dxa" w:w="7114"/>
           </w:tcPr>
           <w:p>
             <w:pPr>
@@ -11171,7 +11171,7 @@
       <w:tr>
         <w:tc>
           <w:tcPr>
-            <w:tcW w:type="dxa" w:w="432"/>
+            <w:tcW w:type="dxa" w:w="490"/>
           </w:tcPr>
           <w:p>
             <w:pPr>
@@ -11239,7 +11239,7 @@
         </w:tc>
         <w:tc>
           <w:tcPr>
-            <w:tcW w:type="dxa" w:w="7171"/>
+            <w:tcW w:type="dxa" w:w="7114"/>
           </w:tcPr>
           <w:p>
             <w:pPr>
@@ -11275,7 +11275,7 @@
       <w:tr>
         <w:tc>
           <w:tcPr>
-            <w:tcW w:type="dxa" w:w="432"/>
+            <w:tcW w:type="dxa" w:w="490"/>
           </w:tcPr>
           <w:p>
             <w:pPr>
@@ -11343,7 +11343,7 @@
         </w:tc>
         <w:tc>
           <w:tcPr>
-            <w:tcW w:type="dxa" w:w="7171"/>
+            <w:tcW w:type="dxa" w:w="7114"/>
           </w:tcPr>
           <w:p>
             <w:pPr>
@@ -11379,7 +11379,7 @@
       <w:tr>
         <w:tc>
           <w:tcPr>
-            <w:tcW w:type="dxa" w:w="432"/>
+            <w:tcW w:type="dxa" w:w="490"/>
           </w:tcPr>
           <w:p>
             <w:pPr>
@@ -11447,7 +11447,7 @@
         </w:tc>
         <w:tc>
           <w:tcPr>
-            <w:tcW w:type="dxa" w:w="7171"/>
+            <w:tcW w:type="dxa" w:w="7114"/>
           </w:tcPr>
           <w:p>
             <w:pPr>
@@ -11483,7 +11483,7 @@
       <w:tr>
         <w:tc>
           <w:tcPr>
-            <w:tcW w:type="dxa" w:w="432"/>
+            <w:tcW w:type="dxa" w:w="490"/>
           </w:tcPr>
           <w:p>
             <w:pPr>
@@ -11551,7 +11551,7 @@
         </w:tc>
         <w:tc>
           <w:tcPr>
-            <w:tcW w:type="dxa" w:w="7171"/>
+            <w:tcW w:type="dxa" w:w="7114"/>
           </w:tcPr>
           <w:p>
             <w:pPr>
@@ -11587,7 +11587,7 @@
       <w:tr>
         <w:tc>
           <w:tcPr>
-            <w:tcW w:type="dxa" w:w="432"/>
+            <w:tcW w:type="dxa" w:w="490"/>
           </w:tcPr>
           <w:p>
             <w:pPr>
@@ -11655,7 +11655,7 @@
         </w:tc>
         <w:tc>
           <w:tcPr>
-            <w:tcW w:type="dxa" w:w="7171"/>
+            <w:tcW w:type="dxa" w:w="7114"/>
           </w:tcPr>
           <w:p>
             <w:pPr>
@@ -11691,7 +11691,7 @@
       <w:tr>
         <w:tc>
           <w:tcPr>
-            <w:tcW w:type="dxa" w:w="432"/>
+            <w:tcW w:type="dxa" w:w="490"/>
           </w:tcPr>
           <w:p>
             <w:pPr>
@@ -11759,7 +11759,7 @@
         </w:tc>
         <w:tc>
           <w:tcPr>
-            <w:tcW w:type="dxa" w:w="7171"/>
+            <w:tcW w:type="dxa" w:w="7114"/>
           </w:tcPr>
           <w:p>
             <w:pPr>
@@ -11795,7 +11795,7 @@
       <w:tr>
         <w:tc>
           <w:tcPr>
-            <w:tcW w:type="dxa" w:w="432"/>
+            <w:tcW w:type="dxa" w:w="490"/>
           </w:tcPr>
           <w:p>
             <w:pPr>
@@ -11863,7 +11863,7 @@
         </w:tc>
         <w:tc>
           <w:tcPr>
-            <w:tcW w:type="dxa" w:w="7171"/>
+            <w:tcW w:type="dxa" w:w="7114"/>
           </w:tcPr>
           <w:p>
             <w:pPr>
@@ -11899,7 +11899,7 @@
       <w:tr>
         <w:tc>
           <w:tcPr>
-            <w:tcW w:type="dxa" w:w="432"/>
+            <w:tcW w:type="dxa" w:w="490"/>
           </w:tcPr>
           <w:p>
             <w:pPr>
@@ -11967,7 +11967,7 @@
         </w:tc>
         <w:tc>
           <w:tcPr>
-            <w:tcW w:type="dxa" w:w="7171"/>
+            <w:tcW w:type="dxa" w:w="7114"/>
           </w:tcPr>
           <w:p>
             <w:pPr>
@@ -12003,7 +12003,7 @@
       <w:tr>
         <w:tc>
           <w:tcPr>
-            <w:tcW w:type="dxa" w:w="432"/>
+            <w:tcW w:type="dxa" w:w="490"/>
           </w:tcPr>
           <w:p>
             <w:pPr>
@@ -12071,7 +12071,7 @@
         </w:tc>
         <w:tc>
           <w:tcPr>
-            <w:tcW w:type="dxa" w:w="7171"/>
+            <w:tcW w:type="dxa" w:w="7114"/>
           </w:tcPr>
           <w:p>
             <w:pPr>
@@ -12107,7 +12107,7 @@
       <w:tr>
         <w:tc>
           <w:tcPr>
-            <w:tcW w:type="dxa" w:w="432"/>
+            <w:tcW w:type="dxa" w:w="490"/>
           </w:tcPr>
           <w:p>
             <w:pPr>
@@ -12175,7 +12175,7 @@
         </w:tc>
         <w:tc>
           <w:tcPr>
-            <w:tcW w:type="dxa" w:w="7171"/>
+            <w:tcW w:type="dxa" w:w="7114"/>
           </w:tcPr>
           <w:p>
             <w:pPr>
@@ -12211,7 +12211,7 @@
       <w:tr>
         <w:tc>
           <w:tcPr>
-            <w:tcW w:type="dxa" w:w="432"/>
+            <w:tcW w:type="dxa" w:w="490"/>
           </w:tcPr>
           <w:p>
             <w:pPr>
@@ -12279,7 +12279,7 @@
         </w:tc>
         <w:tc>
           <w:tcPr>
-            <w:tcW w:type="dxa" w:w="7171"/>
+            <w:tcW w:type="dxa" w:w="7114"/>
           </w:tcPr>
           <w:p>
             <w:pPr>
@@ -12315,7 +12315,7 @@
       <w:tr>
         <w:tc>
           <w:tcPr>
-            <w:tcW w:type="dxa" w:w="432"/>
+            <w:tcW w:type="dxa" w:w="490"/>
           </w:tcPr>
           <w:p>
             <w:pPr>
@@ -12383,7 +12383,7 @@
         </w:tc>
         <w:tc>
           <w:tcPr>
-            <w:tcW w:type="dxa" w:w="7171"/>
+            <w:tcW w:type="dxa" w:w="7114"/>
           </w:tcPr>
           <w:p>
             <w:pPr>
@@ -12419,7 +12419,7 @@
       <w:tr>
         <w:tc>
           <w:tcPr>
-            <w:tcW w:type="dxa" w:w="432"/>
+            <w:tcW w:type="dxa" w:w="490"/>
           </w:tcPr>
           <w:p>
             <w:pPr>
@@ -12487,7 +12487,7 @@
         </w:tc>
         <w:tc>
           <w:tcPr>
-            <w:tcW w:type="dxa" w:w="7171"/>
+            <w:tcW w:type="dxa" w:w="7114"/>
           </w:tcPr>
           <w:p>
             <w:pPr>
@@ -12523,7 +12523,7 @@
       <w:tr>
         <w:tc>
           <w:tcPr>
-            <w:tcW w:type="dxa" w:w="432"/>
+            <w:tcW w:type="dxa" w:w="490"/>
           </w:tcPr>
           <w:p>
             <w:pPr>
@@ -12591,7 +12591,7 @@
         </w:tc>
         <w:tc>
           <w:tcPr>
-            <w:tcW w:type="dxa" w:w="7171"/>
+            <w:tcW w:type="dxa" w:w="7114"/>
           </w:tcPr>
           <w:p>
             <w:pPr>
@@ -12627,7 +12627,7 @@
       <w:tr>
         <w:tc>
           <w:tcPr>
-            <w:tcW w:type="dxa" w:w="432"/>
+            <w:tcW w:type="dxa" w:w="490"/>
           </w:tcPr>
           <w:p>
             <w:pPr>
@@ -12695,7 +12695,7 @@
         </w:tc>
         <w:tc>
           <w:tcPr>
-            <w:tcW w:type="dxa" w:w="7171"/>
+            <w:tcW w:type="dxa" w:w="7114"/>
           </w:tcPr>
           <w:p>
             <w:pPr>
@@ -12731,7 +12731,7 @@
       <w:tr>
         <w:tc>
           <w:tcPr>
-            <w:tcW w:type="dxa" w:w="432"/>
+            <w:tcW w:type="dxa" w:w="490"/>
           </w:tcPr>
           <w:p>
             <w:pPr>
@@ -12799,7 +12799,7 @@
         </w:tc>
         <w:tc>
           <w:tcPr>
-            <w:tcW w:type="dxa" w:w="7171"/>
+            <w:tcW w:type="dxa" w:w="7114"/>
           </w:tcPr>
           <w:p>
             <w:pPr>
@@ -12835,7 +12835,7 @@
       <w:tr>
         <w:tc>
           <w:tcPr>
-            <w:tcW w:type="dxa" w:w="432"/>
+            <w:tcW w:type="dxa" w:w="490"/>
           </w:tcPr>
           <w:p>
             <w:pPr>
@@ -12903,7 +12903,7 @@
         </w:tc>
         <w:tc>
           <w:tcPr>
-            <w:tcW w:type="dxa" w:w="7171"/>
+            <w:tcW w:type="dxa" w:w="7114"/>
           </w:tcPr>
           <w:p>
             <w:pPr>
@@ -12939,7 +12939,7 @@
       <w:tr>
         <w:tc>
           <w:tcPr>
-            <w:tcW w:type="dxa" w:w="432"/>
+            <w:tcW w:type="dxa" w:w="490"/>
           </w:tcPr>
           <w:p>
             <w:pPr>
@@ -13007,7 +13007,7 @@
         </w:tc>
         <w:tc>
           <w:tcPr>
-            <w:tcW w:type="dxa" w:w="7171"/>
+            <w:tcW w:type="dxa" w:w="7114"/>
           </w:tcPr>
           <w:p>
             <w:pPr>
@@ -13043,7 +13043,7 @@
       <w:tr>
         <w:tc>
           <w:tcPr>
-            <w:tcW w:type="dxa" w:w="432"/>
+            <w:tcW w:type="dxa" w:w="490"/>
           </w:tcPr>
           <w:p>
             <w:pPr>
@@ -13111,7 +13111,7 @@
         </w:tc>
         <w:tc>
           <w:tcPr>
-            <w:tcW w:type="dxa" w:w="7171"/>
+            <w:tcW w:type="dxa" w:w="7114"/>
           </w:tcPr>
           <w:p>
             <w:pPr>
@@ -13147,7 +13147,7 @@
       <w:tr>
         <w:tc>
           <w:tcPr>
-            <w:tcW w:type="dxa" w:w="432"/>
+            <w:tcW w:type="dxa" w:w="490"/>
           </w:tcPr>
           <w:p>
             <w:pPr>
@@ -13215,7 +13215,7 @@
         </w:tc>
         <w:tc>
           <w:tcPr>
-            <w:tcW w:type="dxa" w:w="7171"/>
+            <w:tcW w:type="dxa" w:w="7114"/>
           </w:tcPr>
           <w:p>
             <w:pPr>
@@ -13251,7 +13251,7 @@
       <w:tr>
         <w:tc>
           <w:tcPr>
-            <w:tcW w:type="dxa" w:w="432"/>
+            <w:tcW w:type="dxa" w:w="490"/>
           </w:tcPr>
           <w:p>
             <w:pPr>
@@ -13319,7 +13319,7 @@
         </w:tc>
         <w:tc>
           <w:tcPr>
-            <w:tcW w:type="dxa" w:w="7171"/>
+            <w:tcW w:type="dxa" w:w="7114"/>
           </w:tcPr>
           <w:p>
             <w:pPr>
@@ -13355,7 +13355,7 @@
       <w:tr>
         <w:tc>
           <w:tcPr>
-            <w:tcW w:type="dxa" w:w="432"/>
+            <w:tcW w:type="dxa" w:w="490"/>
           </w:tcPr>
           <w:p>
             <w:pPr>
@@ -13423,7 +13423,7 @@
         </w:tc>
         <w:tc>
           <w:tcPr>
-            <w:tcW w:type="dxa" w:w="7171"/>
+            <w:tcW w:type="dxa" w:w="7114"/>
           </w:tcPr>
           <w:p>
             <w:pPr>
@@ -13459,7 +13459,7 @@
       <w:tr>
         <w:tc>
           <w:tcPr>
-            <w:tcW w:type="dxa" w:w="432"/>
+            <w:tcW w:type="dxa" w:w="490"/>
           </w:tcPr>
           <w:p>
             <w:pPr>
@@ -13527,7 +13527,7 @@
         </w:tc>
         <w:tc>
           <w:tcPr>
-            <w:tcW w:type="dxa" w:w="7171"/>
+            <w:tcW w:type="dxa" w:w="7114"/>
           </w:tcPr>
           <w:p>
             <w:pPr>
@@ -13563,7 +13563,7 @@
       <w:tr>
         <w:tc>
           <w:tcPr>
-            <w:tcW w:type="dxa" w:w="432"/>
+            <w:tcW w:type="dxa" w:w="490"/>
           </w:tcPr>
           <w:p>
             <w:pPr>
@@ -13631,7 +13631,7 @@
         </w:tc>
         <w:tc>
           <w:tcPr>
-            <w:tcW w:type="dxa" w:w="7171"/>
+            <w:tcW w:type="dxa" w:w="7114"/>
           </w:tcPr>
           <w:p>
             <w:pPr>
@@ -13667,7 +13667,7 @@
       <w:tr>
         <w:tc>
           <w:tcPr>
-            <w:tcW w:type="dxa" w:w="432"/>
+            <w:tcW w:type="dxa" w:w="490"/>
           </w:tcPr>
           <w:p>
             <w:pPr>
@@ -13735,7 +13735,7 @@
         </w:tc>
         <w:tc>
           <w:tcPr>
-            <w:tcW w:type="dxa" w:w="7171"/>
+            <w:tcW w:type="dxa" w:w="7114"/>
           </w:tcPr>
           <w:p>
             <w:pPr>
@@ -13771,7 +13771,7 @@
       <w:tr>
         <w:tc>
           <w:tcPr>
-            <w:tcW w:type="dxa" w:w="432"/>
+            <w:tcW w:type="dxa" w:w="490"/>
           </w:tcPr>
           <w:p>
             <w:pPr>
@@ -13839,7 +13839,7 @@
         </w:tc>
         <w:tc>
           <w:tcPr>
-            <w:tcW w:type="dxa" w:w="7171"/>
+            <w:tcW w:type="dxa" w:w="7114"/>
           </w:tcPr>
           <w:p>
             <w:pPr>
@@ -13875,7 +13875,7 @@
       <w:tr>
         <w:tc>
           <w:tcPr>
-            <w:tcW w:type="dxa" w:w="432"/>
+            <w:tcW w:type="dxa" w:w="490"/>
           </w:tcPr>
           <w:p>
             <w:pPr>
@@ -13943,7 +13943,7 @@
         </w:tc>
         <w:tc>
           <w:tcPr>
-            <w:tcW w:type="dxa" w:w="7171"/>
+            <w:tcW w:type="dxa" w:w="7114"/>
           </w:tcPr>
           <w:p>
             <w:pPr>
@@ -13979,7 +13979,7 @@
       <w:tr>
         <w:tc>
           <w:tcPr>
-            <w:tcW w:type="dxa" w:w="432"/>
+            <w:tcW w:type="dxa" w:w="490"/>
           </w:tcPr>
           <w:p>
             <w:pPr>
@@ -14047,7 +14047,7 @@
         </w:tc>
         <w:tc>
           <w:tcPr>
-            <w:tcW w:type="dxa" w:w="7171"/>
+            <w:tcW w:type="dxa" w:w="7114"/>
           </w:tcPr>
           <w:p>
             <w:pPr>
@@ -14083,7 +14083,7 @@
       <w:tr>
         <w:tc>
           <w:tcPr>
-            <w:tcW w:type="dxa" w:w="432"/>
+            <w:tcW w:type="dxa" w:w="490"/>
           </w:tcPr>
           <w:p>
             <w:pPr>
@@ -14151,7 +14151,7 @@
         </w:tc>
         <w:tc>
           <w:tcPr>
-            <w:tcW w:type="dxa" w:w="7171"/>
+            <w:tcW w:type="dxa" w:w="7114"/>
           </w:tcPr>
           <w:p>
             <w:pPr>
@@ -14187,7 +14187,7 @@
       <w:tr>
         <w:tc>
           <w:tcPr>
-            <w:tcW w:type="dxa" w:w="432"/>
+            <w:tcW w:type="dxa" w:w="490"/>
           </w:tcPr>
           <w:p>
             <w:pPr>
@@ -14255,7 +14255,7 @@
         </w:tc>
         <w:tc>
           <w:tcPr>
-            <w:tcW w:type="dxa" w:w="7171"/>
+            <w:tcW w:type="dxa" w:w="7114"/>
           </w:tcPr>
           <w:p>
             <w:pPr>
@@ -14291,7 +14291,7 @@
       <w:tr>
         <w:tc>
           <w:tcPr>
-            <w:tcW w:type="dxa" w:w="432"/>
+            <w:tcW w:type="dxa" w:w="490"/>
           </w:tcPr>
           <w:p>
             <w:pPr>
@@ -14359,7 +14359,7 @@
         </w:tc>
         <w:tc>
           <w:tcPr>
-            <w:tcW w:type="dxa" w:w="7171"/>
+            <w:tcW w:type="dxa" w:w="7114"/>
           </w:tcPr>
           <w:p>
             <w:pPr>
@@ -14395,7 +14395,7 @@
       <w:tr>
         <w:tc>
           <w:tcPr>
-            <w:tcW w:type="dxa" w:w="432"/>
+            <w:tcW w:type="dxa" w:w="490"/>
           </w:tcPr>
           <w:p>
             <w:pPr>
@@ -14463,7 +14463,7 @@
         </w:tc>
         <w:tc>
           <w:tcPr>
-            <w:tcW w:type="dxa" w:w="7171"/>
+            <w:tcW w:type="dxa" w:w="7114"/>
           </w:tcPr>
           <w:p>
             <w:pPr>
@@ -14499,7 +14499,7 @@
       <w:tr>
         <w:tc>
           <w:tcPr>
-            <w:tcW w:type="dxa" w:w="432"/>
+            <w:tcW w:type="dxa" w:w="490"/>
           </w:tcPr>
           <w:p>
             <w:pPr>
@@ -14567,7 +14567,7 @@
         </w:tc>
         <w:tc>
           <w:tcPr>
-            <w:tcW w:type="dxa" w:w="7171"/>
+            <w:tcW w:type="dxa" w:w="7114"/>
           </w:tcPr>
           <w:p>
             <w:pPr>
@@ -14603,7 +14603,7 @@
       <w:tr>
         <w:tc>
           <w:tcPr>
-            <w:tcW w:type="dxa" w:w="432"/>
+            <w:tcW w:type="dxa" w:w="490"/>
           </w:tcPr>
           <w:p>
             <w:pPr>
@@ -14671,7 +14671,7 @@
         </w:tc>
         <w:tc>
           <w:tcPr>
-            <w:tcW w:type="dxa" w:w="7171"/>
+            <w:tcW w:type="dxa" w:w="7114"/>
           </w:tcPr>
           <w:p>
             <w:pPr>
@@ -14707,7 +14707,7 @@
       <w:tr>
         <w:tc>
           <w:tcPr>
-            <w:tcW w:type="dxa" w:w="432"/>
+            <w:tcW w:type="dxa" w:w="490"/>
           </w:tcPr>
           <w:p>
             <w:pPr>
@@ -14775,7 +14775,7 @@
         </w:tc>
         <w:tc>
           <w:tcPr>
-            <w:tcW w:type="dxa" w:w="7171"/>
+            <w:tcW w:type="dxa" w:w="7114"/>
           </w:tcPr>
           <w:p>
             <w:pPr>
@@ -14811,7 +14811,7 @@
       <w:tr>
         <w:tc>
           <w:tcPr>
-            <w:tcW w:type="dxa" w:w="432"/>
+            <w:tcW w:type="dxa" w:w="490"/>
           </w:tcPr>
           <w:p>
             <w:pPr>
@@ -14879,7 +14879,7 @@
         </w:tc>
         <w:tc>
           <w:tcPr>
-            <w:tcW w:type="dxa" w:w="7171"/>
+            <w:tcW w:type="dxa" w:w="7114"/>
           </w:tcPr>
           <w:p>
             <w:pPr>
@@ -14915,7 +14915,7 @@
       <w:tr>
         <w:tc>
           <w:tcPr>
-            <w:tcW w:type="dxa" w:w="432"/>
+            <w:tcW w:type="dxa" w:w="490"/>
           </w:tcPr>
           <w:p>
             <w:pPr>
@@ -14983,7 +14983,7 @@
         </w:tc>
         <w:tc>
           <w:tcPr>
-            <w:tcW w:type="dxa" w:w="7171"/>
+            <w:tcW w:type="dxa" w:w="7114"/>
           </w:tcPr>
           <w:p>
             <w:pPr>
@@ -15019,7 +15019,7 @@
       <w:tr>
         <w:tc>
           <w:tcPr>
-            <w:tcW w:type="dxa" w:w="432"/>
+            <w:tcW w:type="dxa" w:w="490"/>
           </w:tcPr>
           <w:p>
             <w:pPr>
@@ -15087,7 +15087,7 @@
         </w:tc>
         <w:tc>
           <w:tcPr>
-            <w:tcW w:type="dxa" w:w="7171"/>
+            <w:tcW w:type="dxa" w:w="7114"/>
           </w:tcPr>
           <w:p>
             <w:pPr>
@@ -15123,7 +15123,7 @@
       <w:tr>
         <w:tc>
           <w:tcPr>
-            <w:tcW w:type="dxa" w:w="432"/>
+            <w:tcW w:type="dxa" w:w="490"/>
           </w:tcPr>
           <w:p>
             <w:pPr>
@@ -15191,7 +15191,7 @@
         </w:tc>
         <w:tc>
           <w:tcPr>
-            <w:tcW w:type="dxa" w:w="7171"/>
+            <w:tcW w:type="dxa" w:w="7114"/>
           </w:tcPr>
           <w:p>
             <w:pPr>
@@ -15227,7 +15227,7 @@
       <w:tr>
         <w:tc>
           <w:tcPr>
-            <w:tcW w:type="dxa" w:w="432"/>
+            <w:tcW w:type="dxa" w:w="490"/>
           </w:tcPr>
           <w:p>
             <w:pPr>
@@ -15295,7 +15295,7 @@
         </w:tc>
         <w:tc>
           <w:tcPr>
-            <w:tcW w:type="dxa" w:w="7171"/>
+            <w:tcW w:type="dxa" w:w="7114"/>
           </w:tcPr>
           <w:p>
             <w:pPr>
@@ -15331,7 +15331,7 @@
       <w:tr>
         <w:tc>
           <w:tcPr>
-            <w:tcW w:type="dxa" w:w="432"/>
+            <w:tcW w:type="dxa" w:w="490"/>
           </w:tcPr>
           <w:p>
             <w:pPr>
@@ -15399,7 +15399,7 @@
         </w:tc>
         <w:tc>
           <w:tcPr>
-            <w:tcW w:type="dxa" w:w="7171"/>
+            <w:tcW w:type="dxa" w:w="7114"/>
           </w:tcPr>
           <w:p>
             <w:pPr>
@@ -15435,7 +15435,7 @@
       <w:tr>
         <w:tc>
           <w:tcPr>
-            <w:tcW w:type="dxa" w:w="432"/>
+            <w:tcW w:type="dxa" w:w="490"/>
           </w:tcPr>
           <w:p>
             <w:pPr>
@@ -15503,7 +15503,7 @@
         </w:tc>
         <w:tc>
           <w:tcPr>
-            <w:tcW w:type="dxa" w:w="7171"/>
+            <w:tcW w:type="dxa" w:w="7114"/>
           </w:tcPr>
           <w:p>
             <w:pPr>
@@ -15539,7 +15539,7 @@
       <w:tr>
         <w:tc>
           <w:tcPr>
-            <w:tcW w:type="dxa" w:w="432"/>
+            <w:tcW w:type="dxa" w:w="490"/>
           </w:tcPr>
           <w:p>
             <w:pPr>
@@ -15607,7 +15607,7 @@
         </w:tc>
         <w:tc>
           <w:tcPr>
-            <w:tcW w:type="dxa" w:w="7171"/>
+            <w:tcW w:type="dxa" w:w="7114"/>
           </w:tcPr>
           <w:p>
             <w:pPr>
@@ -15643,7 +15643,7 @@
       <w:tr>
         <w:tc>
           <w:tcPr>
-            <w:tcW w:type="dxa" w:w="432"/>
+            <w:tcW w:type="dxa" w:w="490"/>
           </w:tcPr>
           <w:p>
             <w:pPr>
@@ -15711,7 +15711,7 @@
         </w:tc>
         <w:tc>
           <w:tcPr>
-            <w:tcW w:type="dxa" w:w="7171"/>
+            <w:tcW w:type="dxa" w:w="7114"/>
           </w:tcPr>
           <w:p>
             <w:pPr>
@@ -15747,7 +15747,7 @@
       <w:tr>
         <w:tc>
           <w:tcPr>
-            <w:tcW w:type="dxa" w:w="432"/>
+            <w:tcW w:type="dxa" w:w="490"/>
           </w:tcPr>
           <w:p>
             <w:pPr>
@@ -15815,7 +15815,7 @@
         </w:tc>
         <w:tc>
           <w:tcPr>
-            <w:tcW w:type="dxa" w:w="7171"/>
+            <w:tcW w:type="dxa" w:w="7114"/>
           </w:tcPr>
           <w:p>
             <w:pPr>
@@ -15851,7 +15851,7 @@
       <w:tr>
         <w:tc>
           <w:tcPr>
-            <w:tcW w:type="dxa" w:w="432"/>
+            <w:tcW w:type="dxa" w:w="490"/>
           </w:tcPr>
           <w:p>
             <w:pPr>
@@ -15919,7 +15919,7 @@
         </w:tc>
         <w:tc>
           <w:tcPr>
-            <w:tcW w:type="dxa" w:w="7171"/>
+            <w:tcW w:type="dxa" w:w="7114"/>
           </w:tcPr>
           <w:p>
             <w:pPr>
@@ -15955,7 +15955,7 @@
       <w:tr>
         <w:tc>
           <w:tcPr>
-            <w:tcW w:type="dxa" w:w="432"/>
+            <w:tcW w:type="dxa" w:w="490"/>
           </w:tcPr>
           <w:p>
             <w:pPr>
@@ -16023,7 +16023,7 @@
         </w:tc>
         <w:tc>
           <w:tcPr>
-            <w:tcW w:type="dxa" w:w="7171"/>
+            <w:tcW w:type="dxa" w:w="7114"/>
           </w:tcPr>
           <w:p>
             <w:pPr>
@@ -16059,7 +16059,7 @@
       <w:tr>
         <w:tc>
           <w:tcPr>
-            <w:tcW w:type="dxa" w:w="432"/>
+            <w:tcW w:type="dxa" w:w="490"/>
           </w:tcPr>
           <w:p>
             <w:pPr>
@@ -16127,7 +16127,7 @@
         </w:tc>
         <w:tc>
           <w:tcPr>
-            <w:tcW w:type="dxa" w:w="7171"/>
+            <w:tcW w:type="dxa" w:w="7114"/>
           </w:tcPr>
           <w:p>
             <w:pPr>
@@ -16163,7 +16163,7 @@
       <w:tr>
         <w:tc>
           <w:tcPr>
-            <w:tcW w:type="dxa" w:w="432"/>
+            <w:tcW w:type="dxa" w:w="490"/>
           </w:tcPr>
           <w:p>
             <w:pPr>
@@ -16231,7 +16231,7 @@
         </w:tc>
         <w:tc>
           <w:tcPr>
-            <w:tcW w:type="dxa" w:w="7171"/>
+            <w:tcW w:type="dxa" w:w="7114"/>
           </w:tcPr>
           <w:p>
             <w:pPr>
@@ -16267,7 +16267,7 @@
       <w:tr>
         <w:tc>
           <w:tcPr>
-            <w:tcW w:type="dxa" w:w="432"/>
+            <w:tcW w:type="dxa" w:w="490"/>
           </w:tcPr>
           <w:p>
             <w:pPr>
@@ -16335,7 +16335,7 @@
         </w:tc>
         <w:tc>
           <w:tcPr>
-            <w:tcW w:type="dxa" w:w="7171"/>
+            <w:tcW w:type="dxa" w:w="7114"/>
           </w:tcPr>
           <w:p>
             <w:pPr>
@@ -16371,7 +16371,7 @@
       <w:tr>
         <w:tc>
           <w:tcPr>
-            <w:tcW w:type="dxa" w:w="432"/>
+            <w:tcW w:type="dxa" w:w="490"/>
           </w:tcPr>
           <w:p>
             <w:pPr>
@@ -16439,7 +16439,7 @@
         </w:tc>
         <w:tc>
           <w:tcPr>
-            <w:tcW w:type="dxa" w:w="7171"/>
+            <w:tcW w:type="dxa" w:w="7114"/>
           </w:tcPr>
           <w:p>
             <w:pPr>
@@ -16475,7 +16475,7 @@
       <w:tr>
         <w:tc>
           <w:tcPr>
-            <w:tcW w:type="dxa" w:w="432"/>
+            <w:tcW w:type="dxa" w:w="490"/>
           </w:tcPr>
           <w:p>
             <w:pPr>
@@ -16543,7 +16543,7 @@
         </w:tc>
         <w:tc>
           <w:tcPr>
-            <w:tcW w:type="dxa" w:w="7171"/>
+            <w:tcW w:type="dxa" w:w="7114"/>
           </w:tcPr>
           <w:p>
             <w:pPr>
@@ -16579,7 +16579,7 @@
       <w:tr>
         <w:tc>
           <w:tcPr>
-            <w:tcW w:type="dxa" w:w="432"/>
+            <w:tcW w:type="dxa" w:w="490"/>
           </w:tcPr>
           <w:p>
             <w:pPr>
@@ -16647,7 +16647,7 @@
         </w:tc>
         <w:tc>
           <w:tcPr>
-            <w:tcW w:type="dxa" w:w="7171"/>
+            <w:tcW w:type="dxa" w:w="7114"/>
           </w:tcPr>
           <w:p>
             <w:pPr>
@@ -16683,7 +16683,7 @@
       <w:tr>
         <w:tc>
           <w:tcPr>
-            <w:tcW w:type="dxa" w:w="432"/>
+            <w:tcW w:type="dxa" w:w="490"/>
           </w:tcPr>
           <w:p>
             <w:pPr>
@@ -16751,7 +16751,7 @@
         </w:tc>
         <w:tc>
           <w:tcPr>
-            <w:tcW w:type="dxa" w:w="7171"/>
+            <w:tcW w:type="dxa" w:w="7114"/>
           </w:tcPr>
           <w:p>
             <w:pPr>
@@ -16787,7 +16787,7 @@
       <w:tr>
         <w:tc>
           <w:tcPr>
-            <w:tcW w:type="dxa" w:w="432"/>
+            <w:tcW w:type="dxa" w:w="490"/>
           </w:tcPr>
           <w:p>
             <w:pPr>
@@ -16855,7 +16855,7 @@
         </w:tc>
         <w:tc>
           <w:tcPr>
-            <w:tcW w:type="dxa" w:w="7171"/>
+            <w:tcW w:type="dxa" w:w="7114"/>
           </w:tcPr>
           <w:p>
             <w:pPr>
@@ -16891,7 +16891,7 @@
       <w:tr>
         <w:tc>
           <w:tcPr>
-            <w:tcW w:type="dxa" w:w="432"/>
+            <w:tcW w:type="dxa" w:w="490"/>
           </w:tcPr>
           <w:p>
             <w:pPr>
@@ -16959,7 +16959,7 @@
         </w:tc>
         <w:tc>
           <w:tcPr>
-            <w:tcW w:type="dxa" w:w="7171"/>
+            <w:tcW w:type="dxa" w:w="7114"/>
           </w:tcPr>
           <w:p>
             <w:pPr>
@@ -16995,7 +16995,7 @@
       <w:tr>
         <w:tc>
           <w:tcPr>
-            <w:tcW w:type="dxa" w:w="432"/>
+            <w:tcW w:type="dxa" w:w="490"/>
           </w:tcPr>
           <w:p>
             <w:pPr>
@@ -17063,7 +17063,7 @@
         </w:tc>
         <w:tc>
           <w:tcPr>
-            <w:tcW w:type="dxa" w:w="7171"/>
+            <w:tcW w:type="dxa" w:w="7114"/>
           </w:tcPr>
           <w:p>
             <w:pPr>
@@ -17099,7 +17099,7 @@
       <w:tr>
         <w:tc>
           <w:tcPr>
-            <w:tcW w:type="dxa" w:w="432"/>
+            <w:tcW w:type="dxa" w:w="490"/>
           </w:tcPr>
           <w:p>
             <w:pPr>
@@ -17167,7 +17167,7 @@
         </w:tc>
         <w:tc>
           <w:tcPr>
-            <w:tcW w:type="dxa" w:w="7171"/>
+            <w:tcW w:type="dxa" w:w="7114"/>
           </w:tcPr>
           <w:p>
             <w:pPr>
@@ -17203,7 +17203,7 @@
       <w:tr>
         <w:tc>
           <w:tcPr>
-            <w:tcW w:type="dxa" w:w="432"/>
+            <w:tcW w:type="dxa" w:w="490"/>
           </w:tcPr>
           <w:p>
             <w:pPr>
@@ -17271,7 +17271,7 @@
         </w:tc>
         <w:tc>
           <w:tcPr>
-            <w:tcW w:type="dxa" w:w="7171"/>
+            <w:tcW w:type="dxa" w:w="7114"/>
           </w:tcPr>
           <w:p>
             <w:pPr>
@@ -17307,7 +17307,7 @@
       <w:tr>
         <w:tc>
           <w:tcPr>
-            <w:tcW w:type="dxa" w:w="432"/>
+            <w:tcW w:type="dxa" w:w="490"/>
           </w:tcPr>
           <w:p>
             <w:pPr>
@@ -17375,7 +17375,7 @@
         </w:tc>
         <w:tc>
           <w:tcPr>
-            <w:tcW w:type="dxa" w:w="7171"/>
+            <w:tcW w:type="dxa" w:w="7114"/>
           </w:tcPr>
           <w:p>
             <w:pPr>
@@ -17411,7 +17411,7 @@
       <w:tr>
         <w:tc>
           <w:tcPr>
-            <w:tcW w:type="dxa" w:w="432"/>
+            <w:tcW w:type="dxa" w:w="490"/>
           </w:tcPr>
           <w:p>
             <w:pPr>
@@ -17479,7 +17479,7 @@
         </w:tc>
         <w:tc>
           <w:tcPr>
-            <w:tcW w:type="dxa" w:w="7171"/>
+            <w:tcW w:type="dxa" w:w="7114"/>
           </w:tcPr>
           <w:p>
             <w:pPr>
@@ -17515,7 +17515,7 @@
       <w:tr>
         <w:tc>
           <w:tcPr>
-            <w:tcW w:type="dxa" w:w="432"/>
+            <w:tcW w:type="dxa" w:w="490"/>
           </w:tcPr>
           <w:p>
             <w:pPr>
@@ -17583,7 +17583,7 @@
         </w:tc>
         <w:tc>
           <w:tcPr>
-            <w:tcW w:type="dxa" w:w="7171"/>
+            <w:tcW w:type="dxa" w:w="7114"/>
           </w:tcPr>
           <w:p>
             <w:pPr>
@@ -17619,7 +17619,7 @@
       <w:tr>
         <w:tc>
           <w:tcPr>
-            <w:tcW w:type="dxa" w:w="432"/>
+            <w:tcW w:type="dxa" w:w="490"/>
           </w:tcPr>
           <w:p>
             <w:pPr>
@@ -17687,7 +17687,7 @@
         </w:tc>
         <w:tc>
           <w:tcPr>
-            <w:tcW w:type="dxa" w:w="7171"/>
+            <w:tcW w:type="dxa" w:w="7114"/>
           </w:tcPr>
           <w:p>
             <w:pPr>
@@ -17723,7 +17723,7 @@
       <w:tr>
         <w:tc>
           <w:tcPr>
-            <w:tcW w:type="dxa" w:w="432"/>
+            <w:tcW w:type="dxa" w:w="490"/>
           </w:tcPr>
           <w:p>
             <w:pPr>
@@ -17791,7 +17791,7 @@
         </w:tc>
         <w:tc>
           <w:tcPr>
-            <w:tcW w:type="dxa" w:w="7171"/>
+            <w:tcW w:type="dxa" w:w="7114"/>
           </w:tcPr>
           <w:p>
             <w:pPr>
@@ -17827,7 +17827,7 @@
       <w:tr>
         <w:tc>
           <w:tcPr>
-            <w:tcW w:type="dxa" w:w="432"/>
+            <w:tcW w:type="dxa" w:w="490"/>
           </w:tcPr>
           <w:p>
             <w:pPr>
@@ -17895,7 +17895,7 @@
         </w:tc>
         <w:tc>
           <w:tcPr>
-            <w:tcW w:type="dxa" w:w="7171"/>
+            <w:tcW w:type="dxa" w:w="7114"/>
           </w:tcPr>
           <w:p>
             <w:pPr>
@@ -17931,7 +17931,7 @@
       <w:tr>
         <w:tc>
           <w:tcPr>
-            <w:tcW w:type="dxa" w:w="432"/>
+            <w:tcW w:type="dxa" w:w="490"/>
           </w:tcPr>
           <w:p>
             <w:pPr>
@@ -17999,7 +17999,7 @@
         </w:tc>
         <w:tc>
           <w:tcPr>
-            <w:tcW w:type="dxa" w:w="7171"/>
+            <w:tcW w:type="dxa" w:w="7114"/>
           </w:tcPr>
           <w:p>
             <w:pPr>
@@ -18035,7 +18035,7 @@
       <w:tr>
         <w:tc>
           <w:tcPr>
-            <w:tcW w:type="dxa" w:w="432"/>
+            <w:tcW w:type="dxa" w:w="490"/>
           </w:tcPr>
           <w:p>
             <w:pPr>
@@ -18103,7 +18103,7 @@
         </w:tc>
         <w:tc>
           <w:tcPr>
-            <w:tcW w:type="dxa" w:w="7171"/>
+            <w:tcW w:type="dxa" w:w="7114"/>
           </w:tcPr>
           <w:p>
             <w:pPr>
@@ -18139,7 +18139,7 @@
       <w:tr>
         <w:tc>
           <w:tcPr>
-            <w:tcW w:type="dxa" w:w="432"/>
+            <w:tcW w:type="dxa" w:w="490"/>
           </w:tcPr>
           <w:p>
             <w:pPr>
@@ -18207,7 +18207,7 @@
         </w:tc>
         <w:tc>
           <w:tcPr>
-            <w:tcW w:type="dxa" w:w="7171"/>
+            <w:tcW w:type="dxa" w:w="7114"/>
           </w:tcPr>
           <w:p>
             <w:pPr>
@@ -18243,7 +18243,7 @@
       <w:tr>
         <w:tc>
           <w:tcPr>
-            <w:tcW w:type="dxa" w:w="432"/>
+            <w:tcW w:type="dxa" w:w="490"/>
           </w:tcPr>
           <w:p>
             <w:pPr>
@@ -18311,7 +18311,7 @@
         </w:tc>
         <w:tc>
           <w:tcPr>
-            <w:tcW w:type="dxa" w:w="7171"/>
+            <w:tcW w:type="dxa" w:w="7114"/>
           </w:tcPr>
           <w:p>
             <w:pPr>
@@ -18347,7 +18347,7 @@
       <w:tr>
         <w:tc>
           <w:tcPr>
-            <w:tcW w:type="dxa" w:w="432"/>
+            <w:tcW w:type="dxa" w:w="490"/>
           </w:tcPr>
           <w:p>
             <w:pPr>
@@ -18415,7 +18415,7 @@
         </w:tc>
         <w:tc>
           <w:tcPr>
-            <w:tcW w:type="dxa" w:w="7171"/>
+            <w:tcW w:type="dxa" w:w="7114"/>
           </w:tcPr>
           <w:p>
             <w:pPr>
@@ -18451,7 +18451,7 @@
       <w:tr>
         <w:tc>
           <w:tcPr>
-            <w:tcW w:type="dxa" w:w="432"/>
+            <w:tcW w:type="dxa" w:w="490"/>
           </w:tcPr>
           <w:p>
             <w:pPr>
@@ -18519,7 +18519,7 @@
         </w:tc>
         <w:tc>
           <w:tcPr>
-            <w:tcW w:type="dxa" w:w="7171"/>
+            <w:tcW w:type="dxa" w:w="7114"/>
           </w:tcPr>
           <w:p>
             <w:pPr>
@@ -18555,7 +18555,7 @@
       <w:tr>
         <w:tc>
           <w:tcPr>
-            <w:tcW w:type="dxa" w:w="432"/>
+            <w:tcW w:type="dxa" w:w="490"/>
           </w:tcPr>
           <w:p>
             <w:pPr>
@@ -18623,7 +18623,7 @@
         </w:tc>
         <w:tc>
           <w:tcPr>
-            <w:tcW w:type="dxa" w:w="7171"/>
+            <w:tcW w:type="dxa" w:w="7114"/>
           </w:tcPr>
           <w:p>
             <w:pPr>
@@ -18659,7 +18659,7 @@
       <w:tr>
         <w:tc>
           <w:tcPr>
-            <w:tcW w:type="dxa" w:w="432"/>
+            <w:tcW w:type="dxa" w:w="490"/>
           </w:tcPr>
           <w:p>
             <w:pPr>
@@ -18727,7 +18727,7 @@
         </w:tc>
         <w:tc>
           <w:tcPr>
-            <w:tcW w:type="dxa" w:w="7171"/>
+            <w:tcW w:type="dxa" w:w="7114"/>
           </w:tcPr>
           <w:p>
             <w:pPr>
@@ -18763,7 +18763,7 @@
       <w:tr>
         <w:tc>
           <w:tcPr>
-            <w:tcW w:type="dxa" w:w="432"/>
+            <w:tcW w:type="dxa" w:w="490"/>
           </w:tcPr>
           <w:p>
             <w:pPr>
@@ -18831,7 +18831,7 @@
         </w:tc>
         <w:tc>
           <w:tcPr>
-            <w:tcW w:type="dxa" w:w="7171"/>
+            <w:tcW w:type="dxa" w:w="7114"/>
           </w:tcPr>
           <w:p>
             <w:pPr>
@@ -18867,7 +18867,7 @@
       <w:tr>
         <w:tc>
           <w:tcPr>
-            <w:tcW w:type="dxa" w:w="432"/>
+            <w:tcW w:type="dxa" w:w="490"/>
           </w:tcPr>
           <w:p>
             <w:pPr>
@@ -18935,7 +18935,7 @@
         </w:tc>
         <w:tc>
           <w:tcPr>
-            <w:tcW w:type="dxa" w:w="7171"/>
+            <w:tcW w:type="dxa" w:w="7114"/>
           </w:tcPr>
           <w:p>
             <w:pPr>
@@ -18971,7 +18971,7 @@
       <w:tr>
         <w:tc>
           <w:tcPr>
-            <w:tcW w:type="dxa" w:w="432"/>
+            <w:tcW w:type="dxa" w:w="490"/>
           </w:tcPr>
           <w:p>
             <w:pPr>
@@ -19039,7 +19039,7 @@
         </w:tc>
         <w:tc>
           <w:tcPr>
-            <w:tcW w:type="dxa" w:w="7171"/>
+            <w:tcW w:type="dxa" w:w="7114"/>
           </w:tcPr>
           <w:p>
             <w:pPr>
@@ -19075,7 +19075,7 @@
       <w:tr>
         <w:tc>
           <w:tcPr>
-            <w:tcW w:type="dxa" w:w="432"/>
+            <w:tcW w:type="dxa" w:w="490"/>
           </w:tcPr>
           <w:p>
             <w:pPr>
@@ -19143,7 +19143,7 @@
         </w:tc>
         <w:tc>
           <w:tcPr>
-            <w:tcW w:type="dxa" w:w="7171"/>
+            <w:tcW w:type="dxa" w:w="7114"/>
           </w:tcPr>
           <w:p>
             <w:pPr>
@@ -19179,7 +19179,7 @@
       <w:tr>
         <w:tc>
           <w:tcPr>
-            <w:tcW w:type="dxa" w:w="432"/>
+            <w:tcW w:type="dxa" w:w="490"/>
           </w:tcPr>
           <w:p>
             <w:pPr>
@@ -19247,7 +19247,7 @@
         </w:tc>
         <w:tc>
           <w:tcPr>
-            <w:tcW w:type="dxa" w:w="7171"/>
+            <w:tcW w:type="dxa" w:w="7114"/>
           </w:tcPr>
           <w:p>
             <w:pPr>
@@ -19283,7 +19283,7 @@
       <w:tr>
         <w:tc>
           <w:tcPr>
-            <w:tcW w:type="dxa" w:w="432"/>
+            <w:tcW w:type="dxa" w:w="490"/>
           </w:tcPr>
           <w:p>
             <w:pPr>
@@ -19351,7 +19351,7 @@
         </w:tc>
         <w:tc>
           <w:tcPr>
-            <w:tcW w:type="dxa" w:w="7171"/>
+            <w:tcW w:type="dxa" w:w="7114"/>
           </w:tcPr>
           <w:p>
             <w:pPr>
@@ -19387,7 +19387,7 @@
       <w:tr>
         <w:tc>
           <w:tcPr>
-            <w:tcW w:type="dxa" w:w="432"/>
+            <w:tcW w:type="dxa" w:w="490"/>
           </w:tcPr>
           <w:p>
             <w:pPr>
@@ -19455,7 +19455,7 @@
         </w:tc>
         <w:tc>
           <w:tcPr>
-            <w:tcW w:type="dxa" w:w="7171"/>
+            <w:tcW w:type="dxa" w:w="7114"/>
           </w:tcPr>
           <w:p>
             <w:pPr>
@@ -19491,7 +19491,7 @@
       <w:tr>
         <w:tc>
           <w:tcPr>
-            <w:tcW w:type="dxa" w:w="432"/>
+            <w:tcW w:type="dxa" w:w="490"/>
           </w:tcPr>
           <w:p>
             <w:pPr>
@@ -19559,7 +19559,7 @@
         </w:tc>
         <w:tc>
           <w:tcPr>
-            <w:tcW w:type="dxa" w:w="7171"/>
+            <w:tcW w:type="dxa" w:w="7114"/>
           </w:tcPr>
           <w:p>
             <w:pPr>
@@ -19595,7 +19595,7 @@
       <w:tr>
         <w:tc>
           <w:tcPr>
-            <w:tcW w:type="dxa" w:w="432"/>
+            <w:tcW w:type="dxa" w:w="490"/>
           </w:tcPr>
           <w:p>
             <w:pPr>
@@ -19663,7 +19663,7 @@
         </w:tc>
         <w:tc>
           <w:tcPr>
-            <w:tcW w:type="dxa" w:w="7171"/>
+            <w:tcW w:type="dxa" w:w="7114"/>
           </w:tcPr>
           <w:p>
             <w:pPr>
@@ -19699,7 +19699,7 @@
       <w:tr>
         <w:tc>
           <w:tcPr>
-            <w:tcW w:type="dxa" w:w="432"/>
+            <w:tcW w:type="dxa" w:w="490"/>
           </w:tcPr>
           <w:p>
             <w:pPr>
@@ -19767,7 +19767,7 @@
         </w:tc>
         <w:tc>
           <w:tcPr>
-            <w:tcW w:type="dxa" w:w="7171"/>
+            <w:tcW w:type="dxa" w:w="7114"/>
           </w:tcPr>
           <w:p>
             <w:pPr>
@@ -19803,7 +19803,7 @@
       <w:tr>
         <w:tc>
           <w:tcPr>
-            <w:tcW w:type="dxa" w:w="432"/>
+            <w:tcW w:type="dxa" w:w="490"/>
           </w:tcPr>
           <w:p>
             <w:pPr>
@@ -19871,7 +19871,7 @@
         </w:tc>
         <w:tc>
           <w:tcPr>
-            <w:tcW w:type="dxa" w:w="7171"/>
+            <w:tcW w:type="dxa" w:w="7114"/>
           </w:tcPr>
           <w:p>
             <w:pPr>
@@ -19907,7 +19907,7 @@
       <w:tr>
         <w:tc>
           <w:tcPr>
-            <w:tcW w:type="dxa" w:w="432"/>
+            <w:tcW w:type="dxa" w:w="490"/>
           </w:tcPr>
           <w:p>
             <w:pPr>
@@ -19975,7 +19975,7 @@
         </w:tc>
         <w:tc>
           <w:tcPr>
-            <w:tcW w:type="dxa" w:w="7171"/>
+            <w:tcW w:type="dxa" w:w="7114"/>
           </w:tcPr>
           <w:p>
             <w:pPr>
@@ -20011,7 +20011,7 @@
       <w:tr>
         <w:tc>
           <w:tcPr>
-            <w:tcW w:type="dxa" w:w="432"/>
+            <w:tcW w:type="dxa" w:w="490"/>
           </w:tcPr>
           <w:p>
             <w:pPr>
@@ -20079,7 +20079,7 @@
         </w:tc>
         <w:tc>
           <w:tcPr>
-            <w:tcW w:type="dxa" w:w="7171"/>
+            <w:tcW w:type="dxa" w:w="7114"/>
           </w:tcPr>
           <w:p>
             <w:pPr>
@@ -20115,7 +20115,7 @@
       <w:tr>
         <w:tc>
           <w:tcPr>
-            <w:tcW w:type="dxa" w:w="432"/>
+            <w:tcW w:type="dxa" w:w="490"/>
           </w:tcPr>
           <w:p>
             <w:pPr>
@@ -20183,7 +20183,7 @@
         </w:tc>
         <w:tc>
           <w:tcPr>
-            <w:tcW w:type="dxa" w:w="7171"/>
+            <w:tcW w:type="dxa" w:w="7114"/>
           </w:tcPr>
           <w:p>
             <w:pPr>
@@ -20219,7 +20219,7 @@
       <w:tr>
         <w:tc>
           <w:tcPr>
-            <w:tcW w:type="dxa" w:w="432"/>
+            <w:tcW w:type="dxa" w:w="490"/>
           </w:tcPr>
           <w:p>
             <w:pPr>
@@ -20287,7 +20287,7 @@
         </w:tc>
         <w:tc>
           <w:tcPr>
-            <w:tcW w:type="dxa" w:w="7171"/>
+            <w:tcW w:type="dxa" w:w="7114"/>
           </w:tcPr>
           <w:p>
             <w:pPr>
@@ -20323,7 +20323,7 @@
       <w:tr>
         <w:tc>
           <w:tcPr>
-            <w:tcW w:type="dxa" w:w="432"/>
+            <w:tcW w:type="dxa" w:w="490"/>
           </w:tcPr>
           <w:p>
             <w:pPr>
@@ -20391,7 +20391,7 @@
         </w:tc>
         <w:tc>
           <w:tcPr>
-            <w:tcW w:type="dxa" w:w="7171"/>
+            <w:tcW w:type="dxa" w:w="7114"/>
           </w:tcPr>
           <w:p>
             <w:pPr>
@@ -20427,7 +20427,7 @@
       <w:tr>
         <w:tc>
           <w:tcPr>
-            <w:tcW w:type="dxa" w:w="432"/>
+            <w:tcW w:type="dxa" w:w="490"/>
           </w:tcPr>
           <w:p>
             <w:pPr>
@@ -20495,7 +20495,7 @@
         </w:tc>
         <w:tc>
           <w:tcPr>
-            <w:tcW w:type="dxa" w:w="7171"/>
+            <w:tcW w:type="dxa" w:w="7114"/>
           </w:tcPr>
           <w:p>
             <w:pPr>
@@ -20531,7 +20531,7 @@
       <w:tr>
         <w:tc>
           <w:tcPr>
-            <w:tcW w:type="dxa" w:w="432"/>
+            <w:tcW w:type="dxa" w:w="490"/>
           </w:tcPr>
           <w:p>
             <w:pPr>
@@ -20599,7 +20599,7 @@
         </w:tc>
         <w:tc>
           <w:tcPr>
-            <w:tcW w:type="dxa" w:w="7171"/>
+            <w:tcW w:type="dxa" w:w="7114"/>
           </w:tcPr>
           <w:p>
             <w:pPr>
@@ -20635,7 +20635,7 @@
       <w:tr>
         <w:tc>
           <w:tcPr>
-            <w:tcW w:type="dxa" w:w="432"/>
+            <w:tcW w:type="dxa" w:w="490"/>
           </w:tcPr>
           <w:p>
             <w:pPr>
@@ -20703,7 +20703,7 @@
         </w:tc>
         <w:tc>
           <w:tcPr>
-            <w:tcW w:type="dxa" w:w="7171"/>
+            <w:tcW w:type="dxa" w:w="7114"/>
           </w:tcPr>
           <w:p>
             <w:pPr>
@@ -20739,7 +20739,7 @@
       <w:tr>
         <w:tc>
           <w:tcPr>
-            <w:tcW w:type="dxa" w:w="432"/>
+            <w:tcW w:type="dxa" w:w="490"/>
           </w:tcPr>
           <w:p>
             <w:pPr>
@@ -20807,7 +20807,7 @@
         </w:tc>
         <w:tc>
           <w:tcPr>
-            <w:tcW w:type="dxa" w:w="7171"/>
+            <w:tcW w:type="dxa" w:w="7114"/>
           </w:tcPr>
           <w:p>
             <w:pPr>
@@ -20843,7 +20843,7 @@
       <w:tr>
         <w:tc>
           <w:tcPr>
-            <w:tcW w:type="dxa" w:w="432"/>
+            <w:tcW w:type="dxa" w:w="490"/>
           </w:tcPr>
           <w:p>
             <w:pPr>
@@ -20911,7 +20911,7 @@
         </w:tc>
         <w:tc>
           <w:tcPr>
-            <w:tcW w:type="dxa" w:w="7171"/>
+            <w:tcW w:type="dxa" w:w="7114"/>
           </w:tcPr>
           <w:p>
             <w:pPr>
@@ -20947,7 +20947,7 @@
       <w:tr>
         <w:tc>
           <w:tcPr>
-            <w:tcW w:type="dxa" w:w="432"/>
+            <w:tcW w:type="dxa" w:w="490"/>
           </w:tcPr>
           <w:p>
             <w:pPr>
@@ -21015,7 +21015,7 @@
         </w:tc>
         <w:tc>
           <w:tcPr>
-            <w:tcW w:type="dxa" w:w="7171"/>
+            <w:tcW w:type="dxa" w:w="7114"/>
           </w:tcPr>
           <w:p>
             <w:pPr>
@@ -21051,7 +21051,7 @@
       <w:tr>
         <w:tc>
           <w:tcPr>
-            <w:tcW w:type="dxa" w:w="432"/>
+            <w:tcW w:type="dxa" w:w="490"/>
           </w:tcPr>
           <w:p>
             <w:pPr>
@@ -21119,7 +21119,7 @@
         </w:tc>
         <w:tc>
           <w:tcPr>
-            <w:tcW w:type="dxa" w:w="7171"/>
+            <w:tcW w:type="dxa" w:w="7114"/>
           </w:tcPr>
           <w:p>
             <w:pPr>
@@ -21155,7 +21155,7 @@
       <w:tr>
         <w:tc>
           <w:tcPr>
-            <w:tcW w:type="dxa" w:w="432"/>
+            <w:tcW w:type="dxa" w:w="490"/>
           </w:tcPr>
           <w:p>
             <w:pPr>
@@ -21223,7 +21223,7 @@
         </w:tc>
         <w:tc>
           <w:tcPr>
-            <w:tcW w:type="dxa" w:w="7171"/>
+            <w:tcW w:type="dxa" w:w="7114"/>
           </w:tcPr>
           <w:p>
             <w:pPr>
@@ -21259,7 +21259,7 @@
       <w:tr>
         <w:tc>
           <w:tcPr>
-            <w:tcW w:type="dxa" w:w="432"/>
+            <w:tcW w:type="dxa" w:w="490"/>
           </w:tcPr>
           <w:p>
             <w:pPr>
@@ -21327,7 +21327,7 @@
         </w:tc>
         <w:tc>
           <w:tcPr>
-            <w:tcW w:type="dxa" w:w="7171"/>
+            <w:tcW w:type="dxa" w:w="7114"/>
           </w:tcPr>
           <w:p>
             <w:pPr>
@@ -21363,7 +21363,7 @@
       <w:tr>
         <w:tc>
           <w:tcPr>
-            <w:tcW w:type="dxa" w:w="432"/>
+            <w:tcW w:type="dxa" w:w="490"/>
           </w:tcPr>
           <w:p>
             <w:pPr>
@@ -21431,7 +21431,7 @@
         </w:tc>
         <w:tc>
           <w:tcPr>
-            <w:tcW w:type="dxa" w:w="7171"/>
+            <w:tcW w:type="dxa" w:w="7114"/>
           </w:tcPr>
           <w:p>
             <w:pPr>
@@ -21467,7 +21467,7 @@
       <w:tr>
         <w:tc>
           <w:tcPr>
-            <w:tcW w:type="dxa" w:w="432"/>
+            <w:tcW w:type="dxa" w:w="490"/>
           </w:tcPr>
           <w:p>
             <w:pPr>
@@ -21535,7 +21535,7 @@
         </w:tc>
         <w:tc>
           <w:tcPr>
-            <w:tcW w:type="dxa" w:w="7171"/>
+            <w:tcW w:type="dxa" w:w="7114"/>
           </w:tcPr>
           <w:p>
             <w:pPr>
@@ -21571,7 +21571,7 @@
       <w:tr>
         <w:tc>
           <w:tcPr>
-            <w:tcW w:type="dxa" w:w="432"/>
+            <w:tcW w:type="dxa" w:w="490"/>
           </w:tcPr>
           <w:p>
             <w:pPr>
@@ -21639,7 +21639,7 @@
         </w:tc>
         <w:tc>
           <w:tcPr>
-            <w:tcW w:type="dxa" w:w="7171"/>
+            <w:tcW w:type="dxa" w:w="7114"/>
           </w:tcPr>
           <w:p>
             <w:pPr>
@@ -21675,7 +21675,7 @@
       <w:tr>
         <w:tc>
           <w:tcPr>
-            <w:tcW w:type="dxa" w:w="432"/>
+            <w:tcW w:type="dxa" w:w="490"/>
           </w:tcPr>
           <w:p>
             <w:pPr>
@@ -21743,7 +21743,7 @@
         </w:tc>
         <w:tc>
           <w:tcPr>
-            <w:tcW w:type="dxa" w:w="7171"/>
+            <w:tcW w:type="dxa" w:w="7114"/>
           </w:tcPr>
           <w:p>
             <w:pPr>
@@ -21779,7 +21779,7 @@
       <w:tr>
         <w:tc>
           <w:tcPr>
-            <w:tcW w:type="dxa" w:w="432"/>
+            <w:tcW w:type="dxa" w:w="490"/>
           </w:tcPr>
           <w:p>
             <w:pPr>
@@ -21847,7 +21847,7 @@
         </w:tc>
         <w:tc>
           <w:tcPr>
-            <w:tcW w:type="dxa" w:w="7171"/>
+            <w:tcW w:type="dxa" w:w="7114"/>
           </w:tcPr>
           <w:p>
             <w:pPr>
@@ -21883,7 +21883,7 @@
       <w:tr>
         <w:tc>
           <w:tcPr>
-            <w:tcW w:type="dxa" w:w="432"/>
+            <w:tcW w:type="dxa" w:w="490"/>
           </w:tcPr>
           <w:p>
             <w:pPr>
@@ -21951,7 +21951,7 @@
         </w:tc>
         <w:tc>
           <w:tcPr>
-            <w:tcW w:type="dxa" w:w="7171"/>
+            <w:tcW w:type="dxa" w:w="7114"/>
           </w:tcPr>
           <w:p>
             <w:pPr>
@@ -21987,7 +21987,7 @@
       <w:tr>
         <w:tc>
           <w:tcPr>
-            <w:tcW w:type="dxa" w:w="432"/>
+            <w:tcW w:type="dxa" w:w="490"/>
           </w:tcPr>
           <w:p>
             <w:pPr>
@@ -22055,7 +22055,7 @@
         </w:tc>
         <w:tc>
           <w:tcPr>
-            <w:tcW w:type="dxa" w:w="7171"/>
+            <w:tcW w:type="dxa" w:w="7114"/>
           </w:tcPr>
           <w:p>
             <w:pPr>
@@ -22091,7 +22091,7 @@
       <w:tr>
         <w:tc>
           <w:tcPr>
-            <w:tcW w:type="dxa" w:w="432"/>
+            <w:tcW w:type="dxa" w:w="490"/>
           </w:tcPr>
           <w:p>
             <w:pPr>
@@ -22159,7 +22159,7 @@
         </w:tc>
         <w:tc>
           <w:tcPr>
-            <w:tcW w:type="dxa" w:w="7171"/>
+            <w:tcW w:type="dxa" w:w="7114"/>
           </w:tcPr>
           <w:p>
             <w:pPr>
@@ -22195,7 +22195,7 @@
       <w:tr>
         <w:tc>
           <w:tcPr>
-            <w:tcW w:type="dxa" w:w="432"/>
+            <w:tcW w:type="dxa" w:w="490"/>
           </w:tcPr>
           <w:p>
             <w:pPr>
@@ -22263,7 +22263,7 @@
         </w:tc>
         <w:tc>
           <w:tcPr>
-            <w:tcW w:type="dxa" w:w="7171"/>
+            <w:tcW w:type="dxa" w:w="7114"/>
           </w:tcPr>
           <w:p>
             <w:pPr>
@@ -22299,7 +22299,7 @@
       <w:tr>
         <w:tc>
           <w:tcPr>
-            <w:tcW w:type="dxa" w:w="432"/>
+            <w:tcW w:type="dxa" w:w="490"/>
           </w:tcPr>
           <w:p>
             <w:pPr>
@@ -22367,7 +22367,7 @@
         </w:tc>
         <w:tc>
           <w:tcPr>
-            <w:tcW w:type="dxa" w:w="7171"/>
+            <w:tcW w:type="dxa" w:w="7114"/>
           </w:tcPr>
           <w:p>
             <w:pPr>
@@ -22403,7 +22403,7 @@
       <w:tr>
         <w:tc>
           <w:tcPr>
-            <w:tcW w:type="dxa" w:w="432"/>
+            <w:tcW w:type="dxa" w:w="490"/>
           </w:tcPr>
           <w:p>
             <w:pPr>
@@ -22471,7 +22471,7 @@
         </w:tc>
         <w:tc>
           <w:tcPr>
-            <w:tcW w:type="dxa" w:w="7171"/>
+            <w:tcW w:type="dxa" w:w="7114"/>
           </w:tcPr>
           <w:p>
             <w:pPr>
@@ -22507,7 +22507,7 @@
       <w:tr>
         <w:tc>
           <w:tcPr>
-            <w:tcW w:type="dxa" w:w="432"/>
+            <w:tcW w:type="dxa" w:w="490"/>
           </w:tcPr>
           <w:p>
             <w:pPr>
@@ -22575,7 +22575,7 @@
         </w:tc>
         <w:tc>
           <w:tcPr>
-            <w:tcW w:type="dxa" w:w="7171"/>
+            <w:tcW w:type="dxa" w:w="7114"/>
           </w:tcPr>
           <w:p>
             <w:pPr>
@@ -22611,7 +22611,7 @@
       <w:tr>
         <w:tc>
           <w:tcPr>
-            <w:tcW w:type="dxa" w:w="432"/>
+            <w:tcW w:type="dxa" w:w="490"/>
           </w:tcPr>
           <w:p>
             <w:pPr>
@@ -22679,7 +22679,7 @@
         </w:tc>
         <w:tc>
           <w:tcPr>
-            <w:tcW w:type="dxa" w:w="7171"/>
+            <w:tcW w:type="dxa" w:w="7114"/>
           </w:tcPr>
           <w:p>
             <w:pPr>
@@ -22715,7 +22715,7 @@
       <w:tr>
         <w:tc>
           <w:tcPr>
-            <w:tcW w:type="dxa" w:w="432"/>
+            <w:tcW w:type="dxa" w:w="490"/>
           </w:tcPr>
           <w:p>
             <w:pPr>
@@ -22783,7 +22783,7 @@
         </w:tc>
         <w:tc>
           <w:tcPr>
-            <w:tcW w:type="dxa" w:w="7171"/>
+            <w:tcW w:type="dxa" w:w="7114"/>
           </w:tcPr>
           <w:p>
             <w:pPr>
@@ -22819,7 +22819,7 @@
       <w:tr>
         <w:tc>
           <w:tcPr>
-            <w:tcW w:type="dxa" w:w="432"/>
+            <w:tcW w:type="dxa" w:w="490"/>
           </w:tcPr>
           <w:p>
             <w:pPr>
@@ -22887,7 +22887,7 @@
         </w:tc>
         <w:tc>
           <w:tcPr>
-            <w:tcW w:type="dxa" w:w="7171"/>
+            <w:tcW w:type="dxa" w:w="7114"/>
           </w:tcPr>
           <w:p>
             <w:pPr>

--- a/engine/arcc_study/ARCC_Bibliography_09-09-2026.docx
+++ b/engine/arcc_study/ARCC_Bibliography_09-09-2026.docx
@@ -17231,7 +17231,7 @@
                 <w:color w:val="1C3A36"/>
                 <w:sz w:val="14"/>
               </w:rPr>
-              <w:t>clk_price_ratio</w:t>
+              <w:t>wc_cr_fy24</w:t>
             </w:r>
           </w:p>
         </w:tc>
@@ -17248,7 +17248,7 @@
                 <w:color w:val="1C3A36"/>
                 <w:sz w:val="14"/>
               </w:rPr>
-              <w:t>0.65</w:t>
+              <w:t>22.8536</w:t>
             </w:r>
           </w:p>
         </w:tc>
@@ -17265,7 +17265,7 @@
                 <w:color w:val="1C3A36"/>
                 <w:sz w:val="14"/>
               </w:rPr>
-              <w:t>Industry</w:t>
+              <w:t>Company</w:t>
             </w:r>
           </w:p>
         </w:tc>
@@ -17282,7 +17282,7 @@
                 <w:color w:val="1C3A36"/>
                 <w:sz w:val="14"/>
               </w:rPr>
-              <w:t>Export clinker price as a fraction of the export cement price. Clinker is the unground intermediate and trades at a discount; 0.65 sits in the middle of the range the trade press reports. This is the one splitting assumption the export leg needs, and the two export prices are DERIVED from it and the audited export revenue, not asserted</w:t>
+              <w:t>Audited consolidated financial statements for the year ended 31 December 2025, Deloitte (Wafik, Ramy &amp; Partners), signed 25 February 2026 — statement of cash flows, comparative column</w:t>
             </w:r>
           </w:p>
         </w:tc>
@@ -17299,7 +17299,7 @@
                 <w:color w:val="1C3A36"/>
                 <w:sz w:val="14"/>
               </w:rPr>
-              <w:t>2026-01-15</w:t>
+              <w:t>2024-12-31</w:t>
             </w:r>
           </w:p>
         </w:tc>
@@ -17335,7 +17335,7 @@
                 <w:color w:val="1C3A36"/>
                 <w:sz w:val="14"/>
               </w:rPr>
-              <w:t>egy_capacity_mt</w:t>
+              <w:t>wc_cr_fy25</w:t>
             </w:r>
           </w:p>
         </w:tc>
@@ -17352,7 +17352,7 @@
                 <w:color w:val="1C3A36"/>
                 <w:sz w:val="14"/>
               </w:rPr>
-              <w:t>76</w:t>
+              <w:t>471.358</w:t>
             </w:r>
           </w:p>
         </w:tc>
@@ -17369,7 +17369,7 @@
                 <w:color w:val="1C3A36"/>
                 <w:sz w:val="14"/>
               </w:rPr>
-              <w:t>Industry</w:t>
+              <w:t>Company</w:t>
             </w:r>
           </w:p>
         </w:tc>
@@ -17386,7 +17386,7 @@
                 <w:color w:val="1C3A36"/>
                 <w:sz w:val="14"/>
               </w:rPr>
-              <w:t>Egyptian nameplate cement capacity</w:t>
+              <w:t>Audited consolidated financial statements for the year ended 31 December 2025, Deloitte (Wafik, Ramy &amp; Partners), signed 25 February 2026 — statement of cash flows, 'Increase in creditors and other credit balances'</w:t>
             </w:r>
           </w:p>
         </w:tc>
@@ -17403,7 +17403,7 @@
                 <w:color w:val="1C3A36"/>
                 <w:sz w:val="14"/>
               </w:rPr>
-              <w:t>2025-10-01</w:t>
+              <w:t>2025-12-31</w:t>
             </w:r>
           </w:p>
         </w:tc>
@@ -17439,7 +17439,7 @@
                 <w:color w:val="1C3A36"/>
                 <w:sz w:val="14"/>
               </w:rPr>
-              <w:t>egy_revival_mt</w:t>
+              <w:t>wc_dr_fy24</w:t>
             </w:r>
           </w:p>
         </w:tc>
@@ -17456,7 +17456,7 @@
                 <w:color w:val="1C3A36"/>
                 <w:sz w:val="14"/>
               </w:rPr>
-              <w:t>12.6</w:t>
+              <w:t>-412.5704</w:t>
             </w:r>
           </w:p>
         </w:tc>
@@ -17473,7 +17473,7 @@
                 <w:color w:val="1C3A36"/>
                 <w:sz w:val="14"/>
               </w:rPr>
-              <w:t>Industry</w:t>
+              <w:t>Company</w:t>
             </w:r>
           </w:p>
         </w:tc>
@@ -17490,7 +17490,7 @@
                 <w:color w:val="1C3A36"/>
                 <w:sz w:val="14"/>
               </w:rPr>
-              <w:t>Dormant Egyptian capacity under revival from the second half of 2026</w:t>
+              <w:t>Audited consolidated financial statements for the year ended 31 December 2025, Deloitte (Wafik, Ramy &amp; Partners), signed 25 February 2026 — statement of cash flows, comparative column</w:t>
             </w:r>
           </w:p>
         </w:tc>
@@ -17507,7 +17507,7 @@
                 <w:color w:val="1C3A36"/>
                 <w:sz w:val="14"/>
               </w:rPr>
-              <w:t>2025-10-01</w:t>
+              <w:t>2024-12-31</w:t>
             </w:r>
           </w:p>
         </w:tc>
@@ -17543,7 +17543,7 @@
                 <w:color w:val="1C3A36"/>
                 <w:sz w:val="14"/>
               </w:rPr>
-              <w:t>peer_mbsc_mcap</w:t>
+              <w:t>wc_dr_fy25</w:t>
             </w:r>
           </w:p>
         </w:tc>
@@ -17560,7 +17560,7 @@
                 <w:color w:val="1C3A36"/>
                 <w:sz w:val="14"/>
               </w:rPr>
-              <w:t>13,730</w:t>
+              <w:t>-433.3856</w:t>
             </w:r>
           </w:p>
         </w:tc>
@@ -17577,7 +17577,7 @@
                 <w:color w:val="1C3A36"/>
                 <w:sz w:val="14"/>
               </w:rPr>
-              <w:t>Industry</w:t>
+              <w:t>Company</w:t>
             </w:r>
           </w:p>
         </w:tc>
@@ -17594,7 +17594,7 @@
                 <w:color w:val="1C3A36"/>
                 <w:sz w:val="14"/>
               </w:rPr>
-              <w:t>Misr Beni Suef Cement market capitalisation</w:t>
+              <w:t>Audited consolidated financial statements for the year ended 31 December 2025, Deloitte (Wafik, Ramy &amp; Partners), signed 25 February 2026 — statement of cash flows, '(Increase) in debtors and other debit balances'</w:t>
             </w:r>
           </w:p>
         </w:tc>
@@ -17611,7 +17611,7 @@
                 <w:color w:val="1C3A36"/>
                 <w:sz w:val="14"/>
               </w:rPr>
-              <w:t>2026-08-06</w:t>
+              <w:t>2025-12-31</w:t>
             </w:r>
           </w:p>
         </w:tc>
@@ -17647,7 +17647,7 @@
                 <w:color w:val="1C3A36"/>
                 <w:sz w:val="14"/>
               </w:rPr>
-              <w:t>peer_mbsc_pat</w:t>
+              <w:t>wc_inv_fy24</w:t>
             </w:r>
           </w:p>
         </w:tc>
@@ -17664,7 +17664,7 @@
                 <w:color w:val="1C3A36"/>
                 <w:sz w:val="14"/>
               </w:rPr>
-              <w:t>3,946</w:t>
+              <w:t>133.616</w:t>
             </w:r>
           </w:p>
         </w:tc>
@@ -17681,7 +17681,7 @@
                 <w:color w:val="1C3A36"/>
                 <w:sz w:val="14"/>
               </w:rPr>
-              <w:t>Industry</w:t>
+              <w:t>Company</w:t>
             </w:r>
           </w:p>
         </w:tc>
@@ -17698,7 +17698,7 @@
                 <w:color w:val="1C3A36"/>
                 <w:sz w:val="14"/>
               </w:rPr>
-              <w:t>Misr Beni Suef Cement FY2025 attributable profit</w:t>
+              <w:t>Audited consolidated financial statements for the year ended 31 December 2025, Deloitte (Wafik, Ramy &amp; Partners), signed 25 February 2026 — statement of cash flows, comparative column</w:t>
             </w:r>
           </w:p>
         </w:tc>
@@ -17715,7 +17715,7 @@
                 <w:color w:val="1C3A36"/>
                 <w:sz w:val="14"/>
               </w:rPr>
-              <w:t>2026-03-01</w:t>
+              <w:t>2024-12-31</w:t>
             </w:r>
           </w:p>
         </w:tc>
@@ -17751,7 +17751,7 @@
                 <w:color w:val="1C3A36"/>
                 <w:sz w:val="14"/>
               </w:rPr>
-              <w:t>peer_mbsc_rev</w:t>
+              <w:t>wc_inv_fy25</w:t>
             </w:r>
           </w:p>
         </w:tc>
@@ -17768,7 +17768,7 @@
                 <w:color w:val="1C3A36"/>
                 <w:sz w:val="14"/>
               </w:rPr>
-              <w:t>5,700</w:t>
+              <w:t>-201.1562</w:t>
             </w:r>
           </w:p>
         </w:tc>
@@ -17785,7 +17785,7 @@
                 <w:color w:val="1C3A36"/>
                 <w:sz w:val="14"/>
               </w:rPr>
-              <w:t>Industry</w:t>
+              <w:t>Company</w:t>
             </w:r>
           </w:p>
         </w:tc>
@@ -17802,7 +17802,7 @@
                 <w:color w:val="1C3A36"/>
                 <w:sz w:val="14"/>
               </w:rPr>
-              <w:t>Misr Beni Suef Cement FY2025 net sales</w:t>
+              <w:t>Audited consolidated financial statements for the year ended 31 December 2025, Deloitte (Wafik, Ramy &amp; Partners), signed 25 February 2026 — statement of cash flows, '(Increase)/decrease in inventories'</w:t>
             </w:r>
           </w:p>
         </w:tc>
@@ -17819,7 +17819,7 @@
                 <w:color w:val="1C3A36"/>
                 <w:sz w:val="14"/>
               </w:rPr>
-              <w:t>2026-03-01</w:t>
+              <w:t>2025-12-31</w:t>
             </w:r>
           </w:p>
         </w:tc>
@@ -17855,7 +17855,7 @@
                 <w:color w:val="1C3A36"/>
                 <w:sz w:val="14"/>
               </w:rPr>
-              <w:t>peer_scem_mcap</w:t>
+              <w:t>wc_pct_drev</w:t>
             </w:r>
           </w:p>
         </w:tc>
@@ -17872,7 +17872,7 @@
                 <w:color w:val="1C3A36"/>
                 <w:sz w:val="14"/>
               </w:rPr>
-              <w:t>20,604.19</w:t>
+              <w:t>0.1228</w:t>
             </w:r>
           </w:p>
         </w:tc>
@@ -17889,7 +17889,7 @@
                 <w:color w:val="1C3A36"/>
                 <w:sz w:val="14"/>
               </w:rPr>
-              <w:t>Industry</w:t>
+              <w:t>Company</w:t>
             </w:r>
           </w:p>
         </w:tc>
@@ -17906,7 +17906,7 @@
                 <w:color w:val="1C3A36"/>
                 <w:sz w:val="14"/>
               </w:rPr>
-              <w:t>Sinai Cement market capitalisation at 06-Aug-2026</w:t>
+              <w:t>Change in working capital over change in revenue, DERIVED from the six working-capital movement lines the issuer's own statement of cash flows discloses for FY2025 and FY2024, pooled and divided by the revenue growth of the same two years: EGP 786.764mn invested against EGP 6404.489mn of revenue growth. The two years SEPARATELY are 4.30% and 18.06%, which is why neither is used alone. Revisions 1-4 typed 0.12 and justified it as the FY2025 outturn; the FY2025 outturn is 18.06%</w:t>
             </w:r>
           </w:p>
         </w:tc>
@@ -17923,7 +17923,7 @@
                 <w:color w:val="1C3A36"/>
                 <w:sz w:val="14"/>
               </w:rPr>
-              <w:t>2026-08-06</w:t>
+              <w:t>2025-12-31</w:t>
             </w:r>
           </w:p>
         </w:tc>
@@ -17959,7 +17959,7 @@
                 <w:color w:val="1C3A36"/>
                 <w:sz w:val="14"/>
               </w:rPr>
-              <w:t>peer_scem_pat</w:t>
+              <w:t>wc_pct_drev_fy24</w:t>
             </w:r>
           </w:p>
         </w:tc>
@@ -17976,7 +17976,7 @@
                 <w:color w:val="1C3A36"/>
                 <w:sz w:val="14"/>
               </w:rPr>
-              <w:t>2,290</w:t>
+              <w:t>0.043</w:t>
             </w:r>
           </w:p>
         </w:tc>
@@ -17993,7 +17993,7 @@
                 <w:color w:val="1C3A36"/>
                 <w:sz w:val="14"/>
               </w:rPr>
-              <w:t>Industry</w:t>
+              <w:t>Company</w:t>
             </w:r>
           </w:p>
         </w:tc>
@@ -18010,7 +18010,7 @@
                 <w:color w:val="1C3A36"/>
                 <w:sz w:val="14"/>
               </w:rPr>
-              <w:t>Sinai Cement FY2025 profit after tax</w:t>
+              <w:t>The FY2024 outturn alone: EGP 115.488mn against EGP 2686.951mn. NOT USED — it is a quarter of the FY2025 figure, and two years that disagree four-fold are why neither is a basis on its own</w:t>
             </w:r>
           </w:p>
         </w:tc>
@@ -18027,7 +18027,7 @@
                 <w:color w:val="1C3A36"/>
                 <w:sz w:val="14"/>
               </w:rPr>
-              <w:t>2026-03-10</w:t>
+              <w:t>2024-12-31</w:t>
             </w:r>
           </w:p>
         </w:tc>
@@ -18063,7 +18063,7 @@
                 <w:color w:val="1C3A36"/>
                 <w:sz w:val="14"/>
               </w:rPr>
-              <w:t>peer_scem_rev</w:t>
+              <w:t>wc_pct_drev_fy25</w:t>
             </w:r>
           </w:p>
         </w:tc>
@@ -18080,7 +18080,7 @@
                 <w:color w:val="1C3A36"/>
                 <w:sz w:val="14"/>
               </w:rPr>
-              <w:t>9,090</w:t>
+              <w:t>0.1806</w:t>
             </w:r>
           </w:p>
         </w:tc>
@@ -18097,7 +18097,7 @@
                 <w:color w:val="1C3A36"/>
                 <w:sz w:val="14"/>
               </w:rPr>
-              <w:t>Industry</w:t>
+              <w:t>Company</w:t>
             </w:r>
           </w:p>
         </w:tc>
@@ -18114,7 +18114,7 @@
                 <w:color w:val="1C3A36"/>
                 <w:sz w:val="14"/>
               </w:rPr>
-              <w:t>Sinai Cement FY2025 revenue</w:t>
+              <w:t>The FY2025 outturn alone: EGP 671.276mn invested in working capital against EGP 3717.537mn of revenue growth. NOT USED — it is half again the pooled rate and the sentence claiming 12% was close to it was false</w:t>
             </w:r>
           </w:p>
         </w:tc>
@@ -18131,7 +18131,7 @@
                 <w:color w:val="1C3A36"/>
                 <w:sz w:val="14"/>
               </w:rPr>
-              <w:t>2026-03-10</w:t>
+              <w:t>2025-12-31</w:t>
             </w:r>
           </w:p>
         </w:tc>
@@ -18167,7 +18167,7 @@
                 <w:color w:val="1C3A36"/>
                 <w:sz w:val="14"/>
               </w:rPr>
-              <w:t>price_exp_path</w:t>
+              <w:t>wc_rp_fy24</w:t>
             </w:r>
           </w:p>
         </w:tc>
@@ -18184,7 +18184,7 @@
                 <w:color w:val="1C3A36"/>
                 <w:sz w:val="14"/>
               </w:rPr>
-              <w:t>1, 0.968, 0.944, 0.927, 0.911, 0.895</w:t>
+              <w:t>-0.0613</w:t>
             </w:r>
           </w:p>
         </w:tc>
@@ -18201,7 +18201,7 @@
                 <w:color w:val="1C3A36"/>
                 <w:sz w:val="14"/>
               </w:rPr>
-              <w:t>Industry</w:t>
+              <w:t>Company</w:t>
             </w:r>
           </w:p>
         </w:tc>
@@ -18218,7 +18218,7 @@
                 <w:color w:val="1C3A36"/>
                 <w:sz w:val="14"/>
               </w:rPr>
-              <w:t>Export price index in US dollars on the FY2025 base, declining because the EU carbon border mechanism raises the landed cost of Egyptian cement in Europe; set shallower than a high-clinker peer would face because this producer's alternative-fuel and hydrogen programmes are funded and under construction</w:t>
+              <w:t>Audited consolidated financial statements for the year ended 31 December 2025, Deloitte (Wafik, Ramy &amp; Partners), signed 25 February 2026 — statement of cash flows, comparative column</w:t>
             </w:r>
           </w:p>
         </w:tc>
@@ -18235,7 +18235,7 @@
                 <w:color w:val="1C3A36"/>
                 <w:sz w:val="14"/>
               </w:rPr>
-              <w:t>2026-01-01</w:t>
+              <w:t>2024-12-31</w:t>
             </w:r>
           </w:p>
         </w:tc>
@@ -18271,7 +18271,7 @@
                 <w:color w:val="1C3A36"/>
                 <w:sz w:val="14"/>
               </w:rPr>
-              <w:t>repl_usd_t</w:t>
+              <w:t>wc_rp_fy25</w:t>
             </w:r>
           </w:p>
         </w:tc>
@@ -18288,7 +18288,7 @@
                 <w:color w:val="1C3A36"/>
                 <w:sz w:val="14"/>
               </w:rPr>
-              <w:t>130</w:t>
+              <w:t>0.1567</w:t>
             </w:r>
           </w:p>
         </w:tc>
@@ -18305,7 +18305,7 @@
                 <w:color w:val="1C3A36"/>
                 <w:sz w:val="14"/>
               </w:rPr>
-              <w:t>Industry</w:t>
+              <w:t>Company</w:t>
             </w:r>
           </w:p>
         </w:tc>
@@ -18322,7 +18322,7 @@
                 <w:color w:val="1C3A36"/>
                 <w:sz w:val="14"/>
               </w:rPr>
-              <w:t>Replacement cost per annual tonne of cement capacity, USD 120-150 band</w:t>
+              <w:t>Audited consolidated financial statements for the year ended 31 December 2025, Deloitte (Wafik, Ramy &amp; Partners), signed 25 February 2026 — statement of cash flows, 'Decrease/(increase) in amounts due from related parties'</w:t>
             </w:r>
           </w:p>
         </w:tc>
@@ -18339,7 +18339,7 @@
                 <w:color w:val="1C3A36"/>
                 <w:sz w:val="14"/>
               </w:rPr>
-              <w:t>2026-08-06</w:t>
+              <w:t>2025-12-31</w:t>
             </w:r>
           </w:p>
         </w:tc>
@@ -18375,7 +18375,7 @@
                 <w:color w:val="1C3A36"/>
                 <w:sz w:val="14"/>
               </w:rPr>
-              <w:t>cost_infl</w:t>
+              <w:t>wc_tp_fy24</w:t>
             </w:r>
           </w:p>
         </w:tc>
@@ -18392,7 +18392,7 @@
                 <w:color w:val="1C3A36"/>
                 <w:sz w:val="14"/>
               </w:rPr>
-              <w:t>1, 1.115, 1.249, 1.361, 1.463, 1.566</w:t>
+              <w:t>71.0001</w:t>
             </w:r>
           </w:p>
         </w:tc>
@@ -18409,7 +18409,7 @@
                 <w:color w:val="1C3A36"/>
                 <w:sz w:val="14"/>
               </w:rPr>
-              <w:t>Country</w:t>
+              <w:t>Company</w:t>
             </w:r>
           </w:p>
         </w:tc>
@@ -18426,7 +18426,7 @@
                 <w:color w:val="1C3A36"/>
                 <w:sz w:val="14"/>
               </w:rPr>
-              <w:t>Cumulative local cost-inflation index from the FY2025 base. The FY2026 step of 11.5% is unchanged; FY2027 onward escalate on the house inflation path, the SAME path the local price index carries, so the operating margin is an output of the two rather than the residual of two separately chosen ladders. This is an INPUT-PRICE path and is deliberately left at headline inflation even though the company's own audited cash cost grew only 12.5% in FY2025 on volume that rose — i.e. its realised unit cost inflation ran below the national rate. Crediting that outperformance here would double-count it, because the company-specific efficiency is carried separately and explicitly in af_saving, which is anchored to a funded, under-construction asset rather than to a trend</w:t>
+              <w:t>Audited consolidated financial statements for the year ended 31 December 2025, Deloitte (Wafik, Ramy &amp; Partners), signed 25 February 2026 — statement of cash flows, comparative column</w:t>
             </w:r>
           </w:p>
         </w:tc>
@@ -18443,7 +18443,7 @@
                 <w:color w:val="1C3A36"/>
                 <w:sz w:val="14"/>
               </w:rPr>
-              <w:t>2026-07-10</w:t>
+              <w:t>2024-12-31</w:t>
             </w:r>
           </w:p>
         </w:tc>
@@ -18479,7 +18479,7 @@
                 <w:color w:val="1C3A36"/>
                 <w:sz w:val="14"/>
               </w:rPr>
-              <w:t>egy_gdp_egp_bn</w:t>
+              <w:t>wc_tp_fy25</w:t>
             </w:r>
           </w:p>
         </w:tc>
@@ -18496,7 +18496,7 @@
                 <w:color w:val="1C3A36"/>
                 <w:sz w:val="14"/>
               </w:rPr>
-              <w:t>18,000</w:t>
+              <w:t>-420.2775</w:t>
             </w:r>
           </w:p>
         </w:tc>
@@ -18513,7 +18513,7 @@
                 <w:color w:val="1C3A36"/>
                 <w:sz w:val="14"/>
               </w:rPr>
-              <w:t>Country</w:t>
+              <w:t>Company</w:t>
             </w:r>
           </w:p>
         </w:tc>
@@ -18530,7 +18530,7 @@
                 <w:color w:val="1C3A36"/>
                 <w:sz w:val="14"/>
               </w:rPr>
-              <w:t>Egyptian nominal gross domestic product, order of magnitude, used only for the terminal-growth crossover arithmetic</w:t>
+              <w:t>Audited consolidated financial statements for the year ended 31 December 2025, Deloitte (Wafik, Ramy &amp; Partners), signed 25 February 2026 — statement of cash flows, '(Decrease)/increase in trade and notes payable'</w:t>
             </w:r>
           </w:p>
         </w:tc>
@@ -18547,7 +18547,7 @@
                 <w:color w:val="1C3A36"/>
                 <w:sz w:val="14"/>
               </w:rPr>
-              <w:t>2026-01-01</w:t>
+              <w:t>2025-12-31</w:t>
             </w:r>
           </w:p>
         </w:tc>
@@ -18583,7 +18583,7 @@
                 <w:color w:val="1C3A36"/>
                 <w:sz w:val="14"/>
               </w:rPr>
-              <w:t>egy_gdp_growth</w:t>
+              <w:t>wc_tr_fy24</w:t>
             </w:r>
           </w:p>
         </w:tc>
@@ -18600,7 +18600,7 @@
                 <w:color w:val="1C3A36"/>
                 <w:sz w:val="14"/>
               </w:rPr>
-              <w:t>0.18</w:t>
+              <w:t>69.6742</w:t>
             </w:r>
           </w:p>
         </w:tc>
@@ -18617,7 +18617,7 @@
                 <w:color w:val="1C3A36"/>
                 <w:sz w:val="14"/>
               </w:rPr>
-              <w:t>Country</w:t>
+              <w:t>Company</w:t>
             </w:r>
           </w:p>
         </w:tc>
@@ -18634,7 +18634,7 @@
                 <w:color w:val="1C3A36"/>
                 <w:sz w:val="14"/>
               </w:rPr>
-              <w:t>Egyptian nominal GDP growth, same arithmetic</w:t>
+              <w:t>Audited consolidated financial statements for the year ended 31 December 2025, Deloitte (Wafik, Ramy &amp; Partners), signed 25 February 2026 — statement of cash flows, comparative column</w:t>
             </w:r>
           </w:p>
         </w:tc>
@@ -18651,7 +18651,7 @@
                 <w:color w:val="1C3A36"/>
                 <w:sz w:val="14"/>
               </w:rPr>
-              <w:t>2026-01-01</w:t>
+              <w:t>2024-12-31</w:t>
             </w:r>
           </w:p>
         </w:tc>
@@ -18687,7 +18687,7 @@
                 <w:color w:val="1C3A36"/>
                 <w:sz w:val="14"/>
               </w:rPr>
-              <w:t>erp_cds</w:t>
+              <w:t>wc_tr_fy25</w:t>
             </w:r>
           </w:p>
         </w:tc>
@@ -18704,7 +18704,7 @@
                 <w:color w:val="1C3A36"/>
                 <w:sz w:val="14"/>
               </w:rPr>
-              <w:t>0.0941</w:t>
+              <w:t>-87.9718</w:t>
             </w:r>
           </w:p>
         </w:tc>
@@ -18721,7 +18721,7 @@
                 <w:color w:val="1C3A36"/>
                 <w:sz w:val="14"/>
               </w:rPr>
-              <w:t>Country</w:t>
+              <w:t>Company</w:t>
             </w:r>
           </w:p>
         </w:tc>
@@ -18738,7 +18738,7 @@
                 <w:color w:val="1C3A36"/>
                 <w:sz w:val="14"/>
               </w:rPr>
-              <w:t>Egypt equity risk premium, CDS-based, Damodaran January-2026</w:t>
+              <w:t>Audited consolidated financial statements for the year ended 31 December 2025, Deloitte (Wafik, Ramy &amp; Partners), signed 25 February 2026 — statement of cash flows, '(Increase)/decrease in trade receivables'</w:t>
             </w:r>
           </w:p>
         </w:tc>
@@ -18755,7 +18755,7 @@
                 <w:color w:val="1C3A36"/>
                 <w:sz w:val="14"/>
               </w:rPr>
-              <w:t>2026-01-05</w:t>
+              <w:t>2025-12-31</w:t>
             </w:r>
           </w:p>
         </w:tc>
@@ -18791,7 +18791,7 @@
                 <w:color w:val="1C3A36"/>
                 <w:sz w:val="14"/>
               </w:rPr>
-              <w:t>erp_rating</w:t>
+              <w:t>clk_price_ratio</w:t>
             </w:r>
           </w:p>
         </w:tc>
@@ -18808,7 +18808,7 @@
                 <w:color w:val="1C3A36"/>
                 <w:sz w:val="14"/>
               </w:rPr>
-              <w:t>0.1394</w:t>
+              <w:t>0.65</w:t>
             </w:r>
           </w:p>
         </w:tc>
@@ -18825,7 +18825,7 @@
                 <w:color w:val="1C3A36"/>
                 <w:sz w:val="14"/>
               </w:rPr>
-              <w:t>Country</w:t>
+              <w:t>Industry</w:t>
             </w:r>
           </w:p>
         </w:tc>
@@ -18842,7 +18842,7 @@
                 <w:color w:val="1C3A36"/>
                 <w:sz w:val="14"/>
               </w:rPr>
-              <w:t>Egypt total equity risk premium on the RATING basis, same file, same row, column 'Total Equity Risk Premium'. The CDS basis adopted here gives 9.41%; this is the published alternative and it is 4.53 points higher, so adopting it would RAISE the discount rate and LOWER the value. Priced in section 1.4 rather than left unstated</w:t>
+              <w:t>Export clinker price as a fraction of the export cement price. Clinker is the unground intermediate and trades at a discount; 0.65 sits in the middle of the range the trade press reports. This is the one splitting assumption the export leg needs, and the two export prices are DERIVED from it and the audited export revenue, not asserted</w:t>
             </w:r>
           </w:p>
         </w:tc>
@@ -18859,7 +18859,7 @@
                 <w:color w:val="1C3A36"/>
                 <w:sz w:val="14"/>
               </w:rPr>
-              <w:t>2026-01-05</w:t>
+              <w:t>2026-01-15</w:t>
             </w:r>
           </w:p>
         </w:tc>
@@ -18895,7 +18895,7 @@
                 <w:color w:val="1C3A36"/>
                 <w:sz w:val="14"/>
               </w:rPr>
-              <w:t>euribor</w:t>
+              <w:t>egy_capacity_mt</w:t>
             </w:r>
           </w:p>
         </w:tc>
@@ -18912,7 +18912,7 @@
                 <w:color w:val="1C3A36"/>
                 <w:sz w:val="14"/>
               </w:rPr>
-              <w:t>0.0249</w:t>
+              <w:t>76</w:t>
             </w:r>
           </w:p>
         </w:tc>
@@ -18929,7 +18929,7 @@
                 <w:color w:val="1C3A36"/>
                 <w:sz w:val="14"/>
               </w:rPr>
-              <w:t>Country</w:t>
+              <w:t>Industry</w:t>
             </w:r>
           </w:p>
         </w:tc>
@@ -18946,7 +18946,7 @@
                 <w:color w:val="1C3A36"/>
                 <w:sz w:val="14"/>
               </w:rPr>
-              <w:t>Three-month Euribor, the reference rate on the EBRD facility. Revision 3 carried 2.10%, which sits BELOW the ECB deposit facility rate of 2.25% and is therefore impossible as a term rate. It also applied one reference to both a 3-month and a 6-month facility; 6-month Euribor is nearer 2.72%, and the difference is carried as a known simplification</w:t>
+              <w:t>Egyptian nameplate cement capacity</w:t>
             </w:r>
           </w:p>
         </w:tc>
@@ -18963,7 +18963,7 @@
                 <w:color w:val="1C3A36"/>
                 <w:sz w:val="14"/>
               </w:rPr>
-              <w:t>2026-08-06</w:t>
+              <w:t>2025-10-01</w:t>
             </w:r>
           </w:p>
         </w:tc>
@@ -18999,7 +18999,7 @@
                 <w:color w:val="1C3A36"/>
                 <w:sz w:val="14"/>
               </w:rPr>
-              <w:t>fx</w:t>
+              <w:t>egy_revival_mt</w:t>
             </w:r>
           </w:p>
         </w:tc>
@@ -19016,7 +19016,7 @@
                 <w:color w:val="1C3A36"/>
                 <w:sz w:val="14"/>
               </w:rPr>
-              <w:t>50.3</w:t>
+              <w:t>12.6</w:t>
             </w:r>
           </w:p>
         </w:tc>
@@ -19033,7 +19033,7 @@
                 <w:color w:val="1C3A36"/>
                 <w:sz w:val="14"/>
               </w:rPr>
-              <w:t>Country</w:t>
+              <w:t>Industry</w:t>
             </w:r>
           </w:p>
         </w:tc>
@@ -19050,7 +19050,7 @@
                 <w:color w:val="1C3A36"/>
                 <w:sz w:val="14"/>
               </w:rPr>
-              <w:t>USD/EGP at the valuation date</w:t>
+              <w:t>Dormant Egyptian capacity under revival from the second half of 2026</w:t>
             </w:r>
           </w:p>
         </w:tc>
@@ -19067,7 +19067,7 @@
                 <w:color w:val="1C3A36"/>
                 <w:sz w:val="14"/>
               </w:rPr>
-              <w:t>2026-08-06</w:t>
+              <w:t>2025-10-01</w:t>
             </w:r>
           </w:p>
         </w:tc>
@@ -19103,7 +19103,7 @@
                 <w:color w:val="1C3A36"/>
                 <w:sz w:val="14"/>
               </w:rPr>
-              <w:t>fx_path</w:t>
+              <w:t>peer_mbsc_mcap</w:t>
             </w:r>
           </w:p>
         </w:tc>
@@ -19120,7 +19120,7 @@
                 <w:color w:val="1C3A36"/>
                 <w:sz w:val="14"/>
               </w:rPr>
-              <w:t>49.26, 55.11, 60.22, 64.04, 67.17, 70.11</w:t>
+              <w:t>13,730</w:t>
             </w:r>
           </w:p>
         </w:tc>
@@ -19137,7 +19137,7 @@
                 <w:color w:val="1C3A36"/>
                 <w:sz w:val="14"/>
               </w:rPr>
-              <w:t>Country</w:t>
+              <w:t>Industry</w:t>
             </w:r>
           </w:p>
         </w:tc>
@@ -19154,7 +19154,7 @@
                 <w:color w:val="1C3A36"/>
                 <w:sz w:val="14"/>
               </w:rPr>
-              <w:t>USD/EGP path: FY2025 actual average, then the house currency path — relative purchasing-power parity on the house inflation path against long-run foreign inflation, DERIVED and never hand-set. The retired path was typed (50.60 to 61.50 by FY2030) and depreciated the pound at roughly two-thirds of the inflation differential the same model applied to costs, which is one event counted once and ignored once</w:t>
+              <w:t>Misr Beni Suef Cement market capitalisation</w:t>
             </w:r>
           </w:p>
         </w:tc>
@@ -19171,7 +19171,7 @@
                 <w:color w:val="1C3A36"/>
                 <w:sz w:val="14"/>
               </w:rPr>
-              <w:t>2026-09-02</w:t>
+              <w:t>2026-08-06</w:t>
             </w:r>
           </w:p>
         </w:tc>
@@ -19207,7 +19207,7 @@
                 <w:color w:val="1C3A36"/>
                 <w:sz w:val="14"/>
               </w:rPr>
-              <w:t>rf</w:t>
+              <w:t>peer_mbsc_pat</w:t>
             </w:r>
           </w:p>
         </w:tc>
@@ -19224,7 +19224,7 @@
                 <w:color w:val="1C3A36"/>
                 <w:sz w:val="14"/>
               </w:rPr>
-              <w:t>0.2295</w:t>
+              <w:t>3,946</w:t>
             </w:r>
           </w:p>
         </w:tc>
@@ -19241,7 +19241,7 @@
                 <w:color w:val="1C3A36"/>
                 <w:sz w:val="14"/>
               </w:rPr>
-              <w:t>Country</w:t>
+              <w:t>Industry</w:t>
             </w:r>
           </w:p>
         </w:tc>
@@ -19258,7 +19258,7 @@
                 <w:color w:val="1C3A36"/>
                 <w:sz w:val="14"/>
               </w:rPr>
-              <w:t>Egypt 10-year local-currency government bond yield. Revision 3 carried 22.31% dated 21 July; three independent reviewers put the 10-year at 22.88-22.98% on 3-5 August, and the curve is inverted above it (1-year near 25.6%). 22.95% is the midpoint of the three, at the valuation date rather than sixteen days before it</w:t>
+              <w:t>Misr Beni Suef Cement FY2025 attributable profit</w:t>
             </w:r>
           </w:p>
         </w:tc>
@@ -19275,7 +19275,7 @@
                 <w:color w:val="1C3A36"/>
                 <w:sz w:val="14"/>
               </w:rPr>
-              <w:t>2026-08-05</w:t>
+              <w:t>2026-03-01</w:t>
             </w:r>
           </w:p>
         </w:tc>
@@ -19311,7 +19311,7 @@
                 <w:color w:val="1C3A36"/>
                 <w:sz w:val="14"/>
               </w:rPr>
-              <w:t>rf_reviewer_high</w:t>
+              <w:t>peer_mbsc_rev</w:t>
             </w:r>
           </w:p>
         </w:tc>
@@ -19328,7 +19328,7 @@
                 <w:color w:val="1C3A36"/>
                 <w:sz w:val="14"/>
               </w:rPr>
-              <w:t>0.2298</w:t>
+              <w:t>5,700</w:t>
             </w:r>
           </w:p>
         </w:tc>
@@ -19345,7 +19345,7 @@
                 <w:color w:val="1C3A36"/>
                 <w:sz w:val="14"/>
               </w:rPr>
-              <w:t>Country</w:t>
+              <w:t>Industry</w:t>
             </w:r>
           </w:p>
         </w:tc>
@@ -19362,7 +19362,7 @@
                 <w:color w:val="1C3A36"/>
                 <w:sz w:val="14"/>
               </w:rPr>
-              <w:t>Highest of the same three readings. The adopted figure is their midpoint, struck at the valuation date.</w:t>
+              <w:t>Misr Beni Suef Cement FY2025 net sales</w:t>
             </w:r>
           </w:p>
         </w:tc>
@@ -19379,7 +19379,7 @@
                 <w:color w:val="1C3A36"/>
                 <w:sz w:val="14"/>
               </w:rPr>
-              <w:t>2026-08-05</w:t>
+              <w:t>2026-03-01</w:t>
             </w:r>
           </w:p>
         </w:tc>
@@ -19415,7 +19415,7 @@
                 <w:color w:val="1C3A36"/>
                 <w:sz w:val="14"/>
               </w:rPr>
-              <w:t>rf_reviewer_low</w:t>
+              <w:t>peer_scem_mcap</w:t>
             </w:r>
           </w:p>
         </w:tc>
@@ -19432,7 +19432,7 @@
                 <w:color w:val="1C3A36"/>
                 <w:sz w:val="14"/>
               </w:rPr>
-              <w:t>0.2288</w:t>
+              <w:t>20,604.19</w:t>
             </w:r>
           </w:p>
         </w:tc>
@@ -19449,7 +19449,7 @@
                 <w:color w:val="1C3A36"/>
                 <w:sz w:val="14"/>
               </w:rPr>
-              <w:t>Country</w:t>
+              <w:t>Industry</w:t>
             </w:r>
           </w:p>
         </w:tc>
@@ -19466,7 +19466,7 @@
                 <w:color w:val="1C3A36"/>
                 <w:sz w:val="14"/>
               </w:rPr>
-              <w:t>Lowest of three independent reviewers' readings of the Egyptian 10-year on 3-5 August 2026.</w:t>
+              <w:t>Sinai Cement market capitalisation at 06-Aug-2026</w:t>
             </w:r>
           </w:p>
         </w:tc>
@@ -19483,7 +19483,7 @@
                 <w:color w:val="1C3A36"/>
                 <w:sz w:val="14"/>
               </w:rPr>
-              <w:t>2026-08-05</w:t>
+              <w:t>2026-08-06</w:t>
             </w:r>
           </w:p>
         </w:tc>
@@ -19519,7 +19519,7 @@
                 <w:color w:val="1C3A36"/>
                 <w:sz w:val="14"/>
               </w:rPr>
-              <w:t>sov_spread_cds</w:t>
+              <w:t>peer_scem_pat</w:t>
             </w:r>
           </w:p>
         </w:tc>
@@ -19536,7 +19536,7 @@
                 <w:color w:val="1C3A36"/>
                 <w:sz w:val="14"/>
               </w:rPr>
-              <w:t>0.034</w:t>
+              <w:t>2,290</w:t>
             </w:r>
           </w:p>
         </w:tc>
@@ -19553,7 +19553,7 @@
                 <w:color w:val="1C3A36"/>
                 <w:sz w:val="14"/>
               </w:rPr>
-              <w:t>Country</w:t>
+              <w:t>Industry</w:t>
             </w:r>
           </w:p>
         </w:tc>
@@ -19570,7 +19570,7 @@
                 <w:color w:val="1C3A36"/>
                 <w:sz w:val="14"/>
               </w:rPr>
-              <w:t>Egypt CDS-implied sovereign default spread, Damodaran January-2026 country risk file, CDS column. NETTED OUT of the local risk-free rate so sovereign default risk is charged once, not twice</w:t>
+              <w:t>Sinai Cement FY2025 profit after tax</w:t>
             </w:r>
           </w:p>
         </w:tc>
@@ -19587,7 +19587,7 @@
                 <w:color w:val="1C3A36"/>
                 <w:sz w:val="14"/>
               </w:rPr>
-              <w:t>2026-01-05</w:t>
+              <w:t>2026-03-10</w:t>
             </w:r>
           </w:p>
         </w:tc>
@@ -19623,7 +19623,7 @@
                 <w:color w:val="1C3A36"/>
                 <w:sz w:val="14"/>
               </w:rPr>
-              <w:t>sov_spread_rating</w:t>
+              <w:t>peer_scem_rev</w:t>
             </w:r>
           </w:p>
         </w:tc>
@@ -19640,7 +19640,7 @@
                 <w:color w:val="1C3A36"/>
                 <w:sz w:val="14"/>
               </w:rPr>
-              <w:t>0.0637</w:t>
+              <w:t>9,090</w:t>
             </w:r>
           </w:p>
         </w:tc>
@@ -19657,7 +19657,7 @@
                 <w:color w:val="1C3A36"/>
                 <w:sz w:val="14"/>
               </w:rPr>
-              <w:t>Country</w:t>
+              <w:t>Industry</w:t>
             </w:r>
           </w:p>
         </w:tc>
@@ -19674,7 +19674,7 @@
                 <w:color w:val="1C3A36"/>
                 <w:sz w:val="14"/>
               </w:rPr>
-              <w:t>Egypt rating-based sovereign default spread (Moody's Caa1), Damodaran January-2026 country risk file, sheet 'ERPs by country', Egypt row, column 'Rating-based Default Spread'. The ALTERNATIVE to the CDS spread this study adopts, published in the same row of the same file</w:t>
+              <w:t>Sinai Cement FY2025 revenue</w:t>
             </w:r>
           </w:p>
         </w:tc>
@@ -19691,7 +19691,7 @@
                 <w:color w:val="1C3A36"/>
                 <w:sz w:val="14"/>
               </w:rPr>
-              <w:t>2026-01-05</w:t>
+              <w:t>2026-03-10</w:t>
             </w:r>
           </w:p>
         </w:tc>
@@ -19727,7 +19727,7 @@
                 <w:color w:val="1C3A36"/>
                 <w:sz w:val="14"/>
               </w:rPr>
-              <w:t>tax_stat</w:t>
+              <w:t>price_exp_path</w:t>
             </w:r>
           </w:p>
         </w:tc>
@@ -19744,7 +19744,7 @@
                 <w:color w:val="1C3A36"/>
                 <w:sz w:val="14"/>
               </w:rPr>
-              <w:t>0.225</w:t>
+              <w:t>1, 0.968, 0.944, 0.927, 0.911, 0.895</w:t>
             </w:r>
           </w:p>
         </w:tc>
@@ -19761,7 +19761,7 @@
                 <w:color w:val="1C3A36"/>
                 <w:sz w:val="14"/>
               </w:rPr>
-              <w:t>Country</w:t>
+              <w:t>Industry</w:t>
             </w:r>
           </w:p>
         </w:tc>
@@ -19778,7 +19778,7 @@
                 <w:color w:val="1C3A36"/>
                 <w:sz w:val="14"/>
               </w:rPr>
-              <w:t>Egypt statutory corporate income tax rate</w:t>
+              <w:t>Export price index in US dollars on the FY2025 base, declining because the EU carbon border mechanism raises the landed cost of Egyptian cement in Europe; set shallower than a high-clinker peer would face because this producer's alternative-fuel and hydrogen programmes are funded and under construction</w:t>
             </w:r>
           </w:p>
         </w:tc>
@@ -19831,7 +19831,7 @@
                 <w:color w:val="1C3A36"/>
                 <w:sz w:val="14"/>
               </w:rPr>
-              <w:t>af_saving</w:t>
+              <w:t>repl_usd_t</w:t>
             </w:r>
           </w:p>
         </w:tc>
@@ -19848,7 +19848,7 @@
                 <w:color w:val="1C3A36"/>
                 <w:sz w:val="14"/>
               </w:rPr>
-              <w:t>0, 0.015, 0.03, 0.04, 0.048, 0.055</w:t>
+              <w:t>130</w:t>
             </w:r>
           </w:p>
         </w:tc>
@@ -19865,7 +19865,7 @@
                 <w:color w:val="1C3A36"/>
                 <w:sz w:val="14"/>
               </w:rPr>
-              <w:t>House</w:t>
+              <w:t>Industry</w:t>
             </w:r>
           </w:p>
         </w:tc>
@@ -19882,7 +19882,7 @@
                 <w:color w:val="1C3A36"/>
                 <w:sz w:val="14"/>
               </w:rPr>
-              <w:t>Cumulative saving on the materials-and-fuel line from the alternative-fuel and hydrogen programmes, relative to the FY2025 cost base. Not an assumption about intent: EGP 240.235mn of alternative-fuel capacity for kiln 2 sits in assets under construction at the year end and a EUR 25mn EBRD facility is drawn against it</w:t>
+              <w:t>Replacement cost per annual tonne of cement capacity, USD 120-150 band</w:t>
             </w:r>
           </w:p>
         </w:tc>
@@ -19899,7 +19899,7 @@
                 <w:color w:val="1C3A36"/>
                 <w:sz w:val="14"/>
               </w:rPr>
-              <w:t>2025-12-31</w:t>
+              <w:t>2026-08-06</w:t>
             </w:r>
           </w:p>
         </w:tc>
@@ -19935,7 +19935,7 @@
                 <w:color w:val="1C3A36"/>
                 <w:sz w:val="14"/>
               </w:rPr>
-              <w:t>cash_yield</w:t>
+              <w:t>cost_infl</w:t>
             </w:r>
           </w:p>
         </w:tc>
@@ -19952,7 +19952,7 @@
                 <w:color w:val="1C3A36"/>
                 <w:sz w:val="14"/>
               </w:rPr>
-              <w:t>0.15, 0.13, 0.12, 0.112, 0.108</w:t>
+              <w:t>1, 1.115, 1.249, 1.361, 1.463, 1.566</w:t>
             </w:r>
           </w:p>
         </w:tc>
@@ -19969,7 +19969,7 @@
                 <w:color w:val="1C3A36"/>
                 <w:sz w:val="14"/>
               </w:rPr>
-              <w:t>House</w:t>
+              <w:t>Country</w:t>
             </w:r>
           </w:p>
         </w:tc>
@@ -19986,7 +19986,7 @@
                 <w:color w:val="1C3A36"/>
                 <w:sz w:val="14"/>
               </w:rPr>
-              <w:t>Yield earned on the cash balance across the forecast. The FY2025 outturn was 8.8% on the average balance — much of the cash sits in foreign-currency current accounts rather than pound deposits — and the path is set above it as the balance is redeployed, then easing</w:t>
+              <w:t>Cumulative local cost-inflation index from the FY2025 base. The FY2026 step of 11.5% is unchanged; FY2027 onward escalate on the house inflation path, the SAME path the local price index carries, so the operating margin is an output of the two rather than the residual of two separately chosen ladders. This is an INPUT-PRICE path and is deliberately left at headline inflation even though the company's own audited cash cost grew only 12.5% in FY2025 on volume that rose — i.e. its realised unit cost inflation ran below the national rate. Crediting that outperformance here would double-count it, because the company-specific efficiency is carried separately and explicitly in af_saving, which is anchored to a funded, under-construction asset rather than to a trend</w:t>
             </w:r>
           </w:p>
         </w:tc>
@@ -20003,7 +20003,7 @@
                 <w:color w:val="1C3A36"/>
                 <w:sz w:val="14"/>
               </w:rPr>
-              <w:t>2026-08-06</w:t>
+              <w:t>2026-07-10</w:t>
             </w:r>
           </w:p>
         </w:tc>
@@ -20039,7 +20039,7 @@
                 <w:color w:val="1C3A36"/>
                 <w:sz w:val="14"/>
               </w:rPr>
-              <w:t>central_pre_rebuild</w:t>
+              <w:t>egy_gdp_egp_bn</w:t>
             </w:r>
           </w:p>
         </w:tc>
@@ -20056,7 +20056,7 @@
                 <w:color w:val="1C3A36"/>
                 <w:sz w:val="14"/>
               </w:rPr>
-              <w:t>61.3</w:t>
+              <w:t>18,000</w:t>
             </w:r>
           </w:p>
         </w:tc>
@@ -20073,7 +20073,7 @@
                 <w:color w:val="1C3A36"/>
                 <w:sz w:val="14"/>
               </w:rPr>
-              <w:t>House</w:t>
+              <w:t>Country</w:t>
             </w:r>
           </w:p>
         </w:tc>
@@ -20090,7 +20090,7 @@
                 <w:color w:val="1C3A36"/>
                 <w:sz w:val="14"/>
               </w:rPr>
-              <w:t>The central published by the edition of this study that PRECEDED the 06-08-2026 bottom-up rebuild, as recorded in that edition's own caveats section and carried unchanged in every edition since. THIS MODEL CANNOT COMPUTE IT — a different model produced it, and the file itself is not retained in the repository — so it is registered as the historical fact it is rather than typed into a builder, which is the same disposition any superseded figure quoted to show what changed must take.</w:t>
+              <w:t>Egyptian nominal gross domestic product, order of magnitude, used only for the terminal-growth crossover arithmetic</w:t>
             </w:r>
           </w:p>
         </w:tc>
@@ -20107,7 +20107,7 @@
                 <w:color w:val="1C3A36"/>
                 <w:sz w:val="14"/>
               </w:rPr>
-              <w:t>2026-08-06</w:t>
+              <w:t>2026-01-01</w:t>
             </w:r>
           </w:p>
         </w:tc>
@@ -20143,7 +20143,7 @@
                 <w:color w:val="1C3A36"/>
                 <w:sz w:val="14"/>
               </w:rPr>
-              <w:t>dna_pct</w:t>
+              <w:t>egy_gdp_growth</w:t>
             </w:r>
           </w:p>
         </w:tc>
@@ -20160,7 +20160,7 @@
                 <w:color w:val="1C3A36"/>
                 <w:sz w:val="14"/>
               </w:rPr>
-              <w:t>0.025, 0.027, 0.029, 0.031, 0.033</w:t>
+              <w:t>0.18</w:t>
             </w:r>
           </w:p>
         </w:tc>
@@ -20177,7 +20177,7 @@
                 <w:color w:val="1C3A36"/>
                 <w:sz w:val="14"/>
               </w:rPr>
-              <w:t>House</w:t>
+              <w:t>Country</w:t>
             </w:r>
           </w:p>
         </w:tc>
@@ -20194,7 +20194,7 @@
                 <w:color w:val="1C3A36"/>
                 <w:sz w:val="14"/>
               </w:rPr>
-              <w:t>Depreciation as a share of revenue across the forecast, rising because capital spent from here is incurred at today's replacement cost and adds a larger depreciable base per tonne than the legacy book carries. FY2025 actual is 2.33%</w:t>
+              <w:t>Egyptian nominal GDP growth, same arithmetic</w:t>
             </w:r>
           </w:p>
         </w:tc>
@@ -20211,7 +20211,7 @@
                 <w:color w:val="1C3A36"/>
                 <w:sz w:val="14"/>
               </w:rPr>
-              <w:t>2026-08-06</w:t>
+              <w:t>2026-01-01</w:t>
             </w:r>
           </w:p>
         </w:tc>
@@ -20247,7 +20247,7 @@
                 <w:color w:val="1C3A36"/>
                 <w:sz w:val="14"/>
               </w:rPr>
-              <w:t>efg_margin_exit</w:t>
+              <w:t>erp_cds</w:t>
             </w:r>
           </w:p>
         </w:tc>
@@ -20264,7 +20264,7 @@
                 <w:color w:val="1C3A36"/>
                 <w:sz w:val="14"/>
               </w:rPr>
-              <w:t>0.343</w:t>
+              <w:t>0.0941</w:t>
             </w:r>
           </w:p>
         </w:tc>
@@ -20281,7 +20281,7 @@
                 <w:color w:val="1C3A36"/>
                 <w:sz w:val="14"/>
               </w:rPr>
-              <w:t>House</w:t>
+              <w:t>Country</w:t>
             </w:r>
           </w:p>
         </w:tc>
@@ -20298,7 +20298,7 @@
                 <w:color w:val="1C3A36"/>
                 <w:sz w:val="14"/>
               </w:rPr>
-              <w:t>Terminal EBITDA margin in the published EFG Hermes model, the far end of its 39.3% to 34.3% glide. Another party's figure, quoted; not an input to anything.</w:t>
+              <w:t>Egypt equity risk premium, CDS-based, Damodaran January-2026</w:t>
             </w:r>
           </w:p>
         </w:tc>
@@ -20315,7 +20315,7 @@
                 <w:color w:val="1C3A36"/>
                 <w:sz w:val="14"/>
               </w:rPr>
-              <w:t>2026-08-06</w:t>
+              <w:t>2026-01-05</w:t>
             </w:r>
           </w:p>
         </w:tc>
@@ -20351,7 +20351,7 @@
                 <w:color w:val="1C3A36"/>
                 <w:sz w:val="14"/>
               </w:rPr>
-              <w:t>efg_terminal_roic</w:t>
+              <w:t>erp_rating</w:t>
             </w:r>
           </w:p>
         </w:tc>
@@ -20368,7 +20368,7 @@
                 <w:color w:val="1C3A36"/>
                 <w:sz w:val="14"/>
               </w:rPr>
-              <w:t>0.0881</w:t>
+              <w:t>0.1394</w:t>
             </w:r>
           </w:p>
         </w:tc>
@@ -20385,7 +20385,7 @@
                 <w:color w:val="1C3A36"/>
                 <w:sz w:val="14"/>
               </w:rPr>
-              <w:t>House</w:t>
+              <w:t>Country</w:t>
             </w:r>
           </w:p>
         </w:tc>
@@ -20402,7 +20402,7 @@
                 <w:color w:val="1C3A36"/>
                 <w:sz w:val="14"/>
               </w:rPr>
-              <w:t>Terminal return on invested capital in the published EFG Hermes model, as reconstructed in the reconciliation of section 1.10. A figure from another party's model, quoted; not an input to anything.</w:t>
+              <w:t>Egypt total equity risk premium on the RATING basis, same file, same row, column 'Total Equity Risk Premium'. The CDS basis adopted here gives 9.41%; this is the published alternative and it is 4.53 points higher, so adopting it would RAISE the discount rate and LOWER the value. Priced in section 1.4 rather than left unstated</w:t>
             </w:r>
           </w:p>
         </w:tc>
@@ -20419,7 +20419,7 @@
                 <w:color w:val="1C3A36"/>
                 <w:sz w:val="14"/>
               </w:rPr>
-              <w:t>2026-08-06</w:t>
+              <w:t>2026-01-05</w:t>
             </w:r>
           </w:p>
         </w:tc>
@@ -20455,7 +20455,7 @@
                 <w:color w:val="1C3A36"/>
                 <w:sz w:val="14"/>
               </w:rPr>
-              <w:t>efg_unit_cost_growth</w:t>
+              <w:t>euribor</w:t>
             </w:r>
           </w:p>
         </w:tc>
@@ -20472,7 +20472,7 @@
                 <w:color w:val="1C3A36"/>
                 <w:sz w:val="14"/>
               </w:rPr>
-              <w:t>0.469</w:t>
+              <w:t>0.0249</w:t>
             </w:r>
           </w:p>
         </w:tc>
@@ -20489,7 +20489,7 @@
                 <w:color w:val="1C3A36"/>
                 <w:sz w:val="14"/>
               </w:rPr>
-              <w:t>House</w:t>
+              <w:t>Country</w:t>
             </w:r>
           </w:p>
         </w:tc>
@@ -20506,7 +20506,7 @@
                 <w:color w:val="1C3A36"/>
                 <w:sz w:val="14"/>
               </w:rPr>
-              <w:t>Growth in the cash cost per tonne the EFG Hermes model charges across its forecast window, as reconstructed in section 1.10. Another party's figure, quoted.</w:t>
+              <w:t>Three-month Euribor, the reference rate on the EBRD facility. Revision 3 carried 2.10%, which sits BELOW the ECB deposit facility rate of 2.25% and is therefore impossible as a term rate. It also applied one reference to both a 3-month and a 6-month facility; 6-month Euribor is nearer 2.72%, and the difference is carried as a known simplification</w:t>
             </w:r>
           </w:p>
         </w:tc>
@@ -20559,7 +20559,7 @@
                 <w:color w:val="1C3A36"/>
                 <w:sz w:val="14"/>
               </w:rPr>
-              <w:t>egp_dep_vs_eur</w:t>
+              <w:t>fx</w:t>
             </w:r>
           </w:p>
         </w:tc>
@@ -20576,7 +20576,7 @@
                 <w:color w:val="1C3A36"/>
                 <w:sz w:val="14"/>
               </w:rPr>
-              <w:t>0.06</w:t>
+              <w:t>50.3</w:t>
             </w:r>
           </w:p>
         </w:tc>
@@ -20593,7 +20593,7 @@
                 <w:color w:val="1C3A36"/>
                 <w:sz w:val="14"/>
               </w:rPr>
-              <w:t>House</w:t>
+              <w:t>Country</w:t>
             </w:r>
           </w:p>
         </w:tc>
@@ -20610,7 +20610,7 @@
                 <w:color w:val="1C3A36"/>
                 <w:sz w:val="14"/>
               </w:rPr>
-              <w:t>Expected annual depreciation of the pound against the euro, used ONLY to compute the local-currency-equivalent cost of debt alternative under uncovered interest parity</w:t>
+              <w:t>USD/EGP at the valuation date</w:t>
             </w:r>
           </w:p>
         </w:tc>
@@ -20663,7 +20663,7 @@
                 <w:color w:val="1C3A36"/>
                 <w:sz w:val="14"/>
               </w:rPr>
-              <w:t>erp_term</w:t>
+              <w:t>fx_path</w:t>
             </w:r>
           </w:p>
         </w:tc>
@@ -20680,7 +20680,7 @@
                 <w:color w:val="1C3A36"/>
                 <w:sz w:val="14"/>
               </w:rPr>
-              <w:t>0.07</w:t>
+              <w:t>49.26, 55.11, 60.22, 64.04, 67.17, 70.11</w:t>
             </w:r>
           </w:p>
         </w:tc>
@@ -20697,7 +20697,7 @@
                 <w:color w:val="1C3A36"/>
                 <w:sz w:val="14"/>
               </w:rPr>
-              <w:t>House</w:t>
+              <w:t>Country</w:t>
             </w:r>
           </w:p>
         </w:tc>
@@ -20714,7 +20714,7 @@
                 <w:color w:val="1C3A36"/>
                 <w:sz w:val="14"/>
               </w:rPr>
-              <w:t>Terminal equity risk premium, normalised below the currently elevated level</w:t>
+              <w:t>USD/EGP path: FY2025 actual average, then the house currency path — relative purchasing-power parity on the house inflation path against long-run foreign inflation, DERIVED and never hand-set. The retired path was typed (50.60 to 61.50 by FY2030) and depreciated the pound at roughly two-thirds of the inflation differential the same model applied to costs, which is one event counted once and ignored once</w:t>
             </w:r>
           </w:p>
         </w:tc>
@@ -20731,7 +20731,7 @@
                 <w:color w:val="1C3A36"/>
                 <w:sz w:val="14"/>
               </w:rPr>
-              <w:t>2026-08-06</w:t>
+              <w:t>2026-09-02</w:t>
             </w:r>
           </w:p>
         </w:tc>
@@ -20767,7 +20767,7 @@
                 <w:color w:val="1C3A36"/>
                 <w:sz w:val="14"/>
               </w:rPr>
-              <w:t>ev_ebitda_just</w:t>
+              <w:t>rf</w:t>
             </w:r>
           </w:p>
         </w:tc>
@@ -20784,7 +20784,7 @@
                 <w:color w:val="1C3A36"/>
                 <w:sz w:val="14"/>
               </w:rPr>
-              <w:t>4.5</w:t>
+              <w:t>0.2295</w:t>
             </w:r>
           </w:p>
         </w:tc>
@@ -20801,7 +20801,7 @@
                 <w:color w:val="1C3A36"/>
                 <w:sz w:val="14"/>
               </w:rPr>
-              <w:t>House</w:t>
+              <w:t>Country</w:t>
             </w:r>
           </w:p>
         </w:tc>
@@ -20818,7 +20818,7 @@
                 <w:color w:val="1C3A36"/>
                 <w:sz w:val="14"/>
               </w:rPr>
-              <w:t>Justified enterprise value to EBITDA on normalised earnings, disclosed as weakly anchored against a thin Egyptian peer set</w:t>
+              <w:t>Egypt 10-year local-currency government bond yield. Revision 3 carried 22.31% dated 21 July; three independent reviewers put the 10-year at 22.88-22.98% on 3-5 August, and the curve is inverted above it (1-year near 25.6%). 22.95% is the midpoint of the three, at the valuation date rather than sixteen days before it</w:t>
             </w:r>
           </w:p>
         </w:tc>
@@ -20835,7 +20835,7 @@
                 <w:color w:val="1C3A36"/>
                 <w:sz w:val="14"/>
               </w:rPr>
-              <w:t>2026-08-06</w:t>
+              <w:t>2026-08-05</w:t>
             </w:r>
           </w:p>
         </w:tc>
@@ -20871,7 +20871,7 @@
                 <w:color w:val="1C3A36"/>
                 <w:sz w:val="14"/>
               </w:rPr>
-              <w:t>ev_t_just</w:t>
+              <w:t>rf_reviewer_high</w:t>
             </w:r>
           </w:p>
         </w:tc>
@@ -20888,7 +20888,7 @@
                 <w:color w:val="1C3A36"/>
                 <w:sz w:val="14"/>
               </w:rPr>
-              <w:t>95</w:t>
+              <w:t>0.2298</w:t>
             </w:r>
           </w:p>
         </w:tc>
@@ -20905,7 +20905,7 @@
                 <w:color w:val="1C3A36"/>
                 <w:sz w:val="14"/>
               </w:rPr>
-              <w:t>House</w:t>
+              <w:t>Country</w:t>
             </w:r>
           </w:p>
         </w:tc>
@@ -20922,7 +20922,7 @@
                 <w:color w:val="1C3A36"/>
                 <w:sz w:val="14"/>
               </w:rPr>
-              <w:t>Justified enterprise value per annual tonne of capacity, set well below replacement cost because a market carrying 76Mt against 54Mt of consumption does not pay replacement cost</w:t>
+              <w:t>Highest of the same three readings. The adopted figure is their midpoint, struck at the valuation date.</w:t>
             </w:r>
           </w:p>
         </w:tc>
@@ -20939,7 +20939,7 @@
                 <w:color w:val="1C3A36"/>
                 <w:sz w:val="14"/>
               </w:rPr>
-              <w:t>2026-08-06</w:t>
+              <w:t>2026-08-05</w:t>
             </w:r>
           </w:p>
         </w:tc>
@@ -20975,7 +20975,7 @@
                 <w:color w:val="1C3A36"/>
                 <w:sz w:val="14"/>
               </w:rPr>
-              <w:t>g_term</w:t>
+              <w:t>rf_reviewer_low</w:t>
             </w:r>
           </w:p>
         </w:tc>
@@ -20992,7 +20992,7 @@
                 <w:color w:val="1C3A36"/>
                 <w:sz w:val="14"/>
               </w:rPr>
-              <w:t>0.07</w:t>
+              <w:t>0.2288</w:t>
             </w:r>
           </w:p>
         </w:tc>
@@ -21009,7 +21009,7 @@
                 <w:color w:val="1C3A36"/>
                 <w:sz w:val="14"/>
               </w:rPr>
-              <w:t>House</w:t>
+              <w:t>Country</w:t>
             </w:r>
           </w:p>
         </w:tc>
@@ -21026,7 +21026,7 @@
                 <w:color w:val="1C3A36"/>
                 <w:sz w:val="14"/>
               </w:rPr>
-              <w:t>Terminal growth from the house macro path: terminal inflation plus a STATED real growth of zero, so the real assumption is written down rather than left to be inferred from the gap to the discount rate. The retired 5% was set against a terminal risk-free of 10.50% and called approximately zero in real terms; on the house path it would have been -1.9% real. industrial against a terminal risk-free rate that already embeds disinflation — approximately zero in real terms</w:t>
+              <w:t>Lowest of three independent reviewers' readings of the Egyptian 10-year on 3-5 August 2026.</w:t>
             </w:r>
           </w:p>
         </w:tc>
@@ -21043,7 +21043,7 @@
                 <w:color w:val="1C3A36"/>
                 <w:sz w:val="14"/>
               </w:rPr>
-              <w:t>2026-08-06</w:t>
+              <w:t>2026-08-05</w:t>
             </w:r>
           </w:p>
         </w:tc>
@@ -21079,7 +21079,7 @@
                 <w:color w:val="1C3A36"/>
                 <w:sz w:val="14"/>
               </w:rPr>
-              <w:t>kd_path</w:t>
+              <w:t>sov_spread_cds</w:t>
             </w:r>
           </w:p>
         </w:tc>
@@ -21096,7 +21096,7 @@
                 <w:color w:val="1C3A36"/>
                 <w:sz w:val="14"/>
               </w:rPr>
-              <w:t>0.206, 0.181, 0.161, 0.149, 0.14</w:t>
+              <w:t>0.034</w:t>
             </w:r>
           </w:p>
         </w:tc>
@@ -21113,7 +21113,7 @@
                 <w:color w:val="1C3A36"/>
                 <w:sz w:val="14"/>
               </w:rPr>
-              <w:t>House</w:t>
+              <w:t>Country</w:t>
             </w:r>
           </w:p>
         </w:tc>
@@ -21130,7 +21130,7 @@
                 <w:color w:val="1C3A36"/>
                 <w:sz w:val="14"/>
               </w:rPr>
-              <w:t>EGP marginal borrowing-rate path. The discount-rate glide inherits its SHAPE from this rather than from a second judgement. The company's own book is now 91% euro-denominated and will not glide with the Egyptian easing calendar, but the discount rate is a POUND rate applied to pound cash flows, so the pound path is the right shape anchor and the euro book sets the LEVEL of the cost of debt, not its slope</w:t>
+              <w:t>Egypt CDS-implied sovereign default spread, Damodaran January-2026 country risk file, CDS column. NETTED OUT of the local risk-free rate so sovereign default risk is charged once, not twice</w:t>
             </w:r>
           </w:p>
         </w:tc>
@@ -21147,7 +21147,7 @@
                 <w:color w:val="1C3A36"/>
                 <w:sz w:val="14"/>
               </w:rPr>
-              <w:t>2026-08-06</w:t>
+              <w:t>2026-01-05</w:t>
             </w:r>
           </w:p>
         </w:tc>
@@ -21183,7 +21183,7 @@
                 <w:color w:val="1C3A36"/>
                 <w:sz w:val="14"/>
               </w:rPr>
-              <w:t>kd_term</w:t>
+              <w:t>sov_spread_rating</w:t>
             </w:r>
           </w:p>
         </w:tc>
@@ -21200,7 +21200,7 @@
                 <w:color w:val="1C3A36"/>
                 <w:sz w:val="14"/>
               </w:rPr>
-              <w:t>0.15</w:t>
+              <w:t>0.0637</w:t>
             </w:r>
           </w:p>
         </w:tc>
@@ -21217,7 +21217,7 @@
                 <w:color w:val="1C3A36"/>
                 <w:sz w:val="14"/>
               </w:rPr>
-              <w:t>House</w:t>
+              <w:t>Country</w:t>
             </w:r>
           </w:p>
         </w:tc>
@@ -21234,7 +21234,7 @@
                 <w:color w:val="1C3A36"/>
                 <w:sz w:val="14"/>
               </w:rPr>
-              <w:t>Terminal cost of debt: the long-run Egyptian corporate-borrowing norm carried by the house macro path, replacing a terminal risk-free plus 300bp corporate credit spread. Revision 3 carried 10.00% against a terminal risk-free rate of 12.50% — a corporate borrower funding 250bp BELOW its own sovereign in the same currency, printed one row above it in the same table. It is now built from the risk-free rate rather than asserted beside it, so the impossibility cannot recur</w:t>
+              <w:t>Egypt rating-based sovereign default spread (Moody's Caa1), Damodaran January-2026 country risk file, sheet 'ERPs by country', Egypt row, column 'Rating-based Default Spread'. The ALTERNATIVE to the CDS spread this study adopts, published in the same row of the same file</w:t>
             </w:r>
           </w:p>
         </w:tc>
@@ -21251,7 +21251,7 @@
                 <w:color w:val="1C3A36"/>
                 <w:sz w:val="14"/>
               </w:rPr>
-              <w:t>2026-08-06</w:t>
+              <w:t>2026-01-05</w:t>
             </w:r>
           </w:p>
         </w:tc>
@@ -21287,7 +21287,7 @@
                 <w:color w:val="1C3A36"/>
                 <w:sz w:val="14"/>
               </w:rPr>
-              <w:t>nci_v1</w:t>
+              <w:t>tax_stat</w:t>
             </w:r>
           </w:p>
         </w:tc>
@@ -21304,7 +21304,7 @@
                 <w:color w:val="1C3A36"/>
                 <w:sz w:val="14"/>
               </w:rPr>
-              <w:t>150</w:t>
+              <w:t>0.225</w:t>
             </w:r>
           </w:p>
         </w:tc>
@@ -21321,7 +21321,7 @@
                 <w:color w:val="1C3A36"/>
                 <w:sz w:val="14"/>
               </w:rPr>
-              <w:t>House</w:t>
+              <w:t>Country</w:t>
             </w:r>
           </w:p>
         </w:tc>
@@ -21338,7 +21338,7 @@
                 <w:color w:val="1C3A36"/>
                 <w:sz w:val="14"/>
               </w:rPr>
-              <w:t>The non-controlling interest revision 1 of this study deducted, inferred from the profit statements when no source document could be opened. THIS MODEL CANNOT COMPUTE IT — a different model produced it — so it is registered as the historical fact it is rather than typed into a builder, the same disposition central_pre_rebuild takes. Note 24 of the audited accounts puts the real figure at EGP 158,005.</w:t>
+              <w:t>Egypt statutory corporate income tax rate</w:t>
             </w:r>
           </w:p>
         </w:tc>
@@ -21355,7 +21355,7 @@
                 <w:color w:val="1C3A36"/>
                 <w:sz w:val="14"/>
               </w:rPr>
-              <w:t>2026-08-06</w:t>
+              <w:t>2026-01-01</w:t>
             </w:r>
           </w:p>
         </w:tc>
@@ -21391,7 +21391,7 @@
                 <w:color w:val="1C3A36"/>
                 <w:sz w:val="14"/>
               </w:rPr>
-              <w:t>norm_mgn</w:t>
+              <w:t>af_saving</w:t>
             </w:r>
           </w:p>
         </w:tc>
@@ -21408,7 +21408,7 @@
                 <w:color w:val="1C3A36"/>
                 <w:sz w:val="14"/>
               </w:rPr>
-              <w:t>0.312</w:t>
+              <w:t>0, 0.015, 0.03, 0.04, 0.048, 0.055</w:t>
             </w:r>
           </w:p>
         </w:tc>
@@ -21442,7 +21442,7 @@
                 <w:color w:val="1C3A36"/>
                 <w:sz w:val="14"/>
               </w:rPr>
-              <w:t>Mid-cycle EBITDA margin: the midpoint of the AUDITED FY2024 outturn of 23.15% and the AUDITED FY2025 peak of 39.25%</w:t>
+              <w:t>Cumulative saving on the materials-and-fuel line from the alternative-fuel and hydrogen programmes, relative to the FY2025 cost base. Not an assumption about intent: EGP 240.235mn of alternative-fuel capacity for kiln 2 sits in assets under construction at the year end and a EUR 25mn EBRD facility is drawn against it</w:t>
             </w:r>
           </w:p>
         </w:tc>
@@ -21459,7 +21459,7 @@
                 <w:color w:val="1C3A36"/>
                 <w:sz w:val="14"/>
               </w:rPr>
-              <w:t>2026-08-06</w:t>
+              <w:t>2025-12-31</w:t>
             </w:r>
           </w:p>
         </w:tc>
@@ -21495,7 +21495,7 @@
                 <w:color w:val="1C3A36"/>
                 <w:sz w:val="14"/>
               </w:rPr>
-              <w:t>norm_rev_haircut</w:t>
+              <w:t>cash_yield</w:t>
             </w:r>
           </w:p>
         </w:tc>
@@ -21512,7 +21512,7 @@
                 <w:color w:val="1C3A36"/>
                 <w:sz w:val="14"/>
               </w:rPr>
-              <w:t>0.94</w:t>
+              <w:t>0.15, 0.13, 0.12, 0.112, 0.108</w:t>
             </w:r>
           </w:p>
         </w:tc>
@@ -21546,7 +21546,7 @@
                 <w:color w:val="1C3A36"/>
                 <w:sz w:val="14"/>
               </w:rPr>
-              <w:t>Haircut to the FY2025 revenue base for the normalised lens</w:t>
+              <w:t>Yield earned on the cash balance across the forecast. The FY2025 outturn was 8.8% on the average balance — much of the cash sits in foreign-currency current accounts rather than pound deposits — and the path is set above it as the balance is redeployed, then easing</w:t>
             </w:r>
           </w:p>
         </w:tc>
@@ -21599,7 +21599,7 @@
                 <w:color w:val="1C3A36"/>
                 <w:sz w:val="14"/>
               </w:rPr>
-              <w:t>payout</w:t>
+              <w:t>central_pre_rebuild</w:t>
             </w:r>
           </w:p>
         </w:tc>
@@ -21616,7 +21616,7 @@
                 <w:color w:val="1C3A36"/>
                 <w:sz w:val="14"/>
               </w:rPr>
-              <w:t>0.556</w:t>
+              <w:t>61.3</w:t>
             </w:r>
           </w:p>
         </w:tc>
@@ -21650,7 +21650,7 @@
                 <w:color w:val="1C3A36"/>
                 <w:sz w:val="14"/>
               </w:rPr>
-              <w:t>Dividend payout ratio from FY2026E, held at the FY2025 outturn: EGP 2,001.792mn declared on EGP 3,599.586mn of attributable profit</w:t>
+              <w:t>The central published by the edition of this study that PRECEDED the 06-08-2026 bottom-up rebuild, as recorded in that edition's own caveats section and carried unchanged in every edition since. THIS MODEL CANNOT COMPUTE IT — a different model produced it, and the file itself is not retained in the repository — so it is registered as the historical fact it is rather than typed into a builder, which is the same disposition any superseded figure quoted to show what changed must take.</w:t>
             </w:r>
           </w:p>
         </w:tc>
@@ -21703,7 +21703,7 @@
                 <w:color w:val="1C3A36"/>
                 <w:sz w:val="14"/>
               </w:rPr>
-              <w:t>pe_just</w:t>
+              <w:t>dna_pct</w:t>
             </w:r>
           </w:p>
         </w:tc>
@@ -21720,7 +21720,7 @@
                 <w:color w:val="1C3A36"/>
                 <w:sz w:val="14"/>
               </w:rPr>
-              <w:t>7</w:t>
+              <w:t>0.025, 0.027, 0.029, 0.031, 0.033</w:t>
             </w:r>
           </w:p>
         </w:tc>
@@ -21754,7 +21754,7 @@
                 <w:color w:val="1C3A36"/>
                 <w:sz w:val="14"/>
               </w:rPr>
-              <w:t>Justified price to earnings on normalised operating earnings, cash excluded and added back at face</w:t>
+              <w:t>Depreciation as a share of revenue across the forecast, rising because capital spent from here is incurred at today's replacement cost and adds a larger depreciable base per tonne than the legacy book carries. FY2025 actual is 2.33%</w:t>
             </w:r>
           </w:p>
         </w:tc>
@@ -21807,7 +21807,7 @@
                 <w:color w:val="1C3A36"/>
                 <w:sz w:val="14"/>
               </w:rPr>
-              <w:t>rf_superseded</w:t>
+              <w:t>efg_margin_exit</w:t>
             </w:r>
           </w:p>
         </w:tc>
@@ -21824,7 +21824,7 @@
                 <w:color w:val="1C3A36"/>
                 <w:sz w:val="14"/>
               </w:rPr>
-              <w:t>0.2231</w:t>
+              <w:t>0.343</w:t>
             </w:r>
           </w:p>
         </w:tc>
@@ -21858,7 +21858,7 @@
                 <w:color w:val="1C3A36"/>
                 <w:sz w:val="14"/>
               </w:rPr>
-              <w:t>Egypt 10-year local-currency government bond yield as carried by revision 3 of this study, dated 21 July 2026 and therefore sixteen days before the valuation date. Quoted to show what changed; not an input to anything.</w:t>
+              <w:t>Terminal EBITDA margin in the published EFG Hermes model, the far end of its 39.3% to 34.3% glide. Another party's figure, quoted; not an input to anything.</w:t>
             </w:r>
           </w:p>
         </w:tc>
@@ -21875,7 +21875,7 @@
                 <w:color w:val="1C3A36"/>
                 <w:sz w:val="14"/>
               </w:rPr>
-              <w:t>2026-07-21</w:t>
+              <w:t>2026-08-06</w:t>
             </w:r>
           </w:p>
         </w:tc>
@@ -21911,7 +21911,7 @@
                 <w:color w:val="1C3A36"/>
                 <w:sz w:val="14"/>
               </w:rPr>
-              <w:t>rf_term</w:t>
+              <w:t>efg_terminal_roic</w:t>
             </w:r>
           </w:p>
         </w:tc>
@@ -21928,7 +21928,7 @@
                 <w:color w:val="1C3A36"/>
                 <w:sz w:val="14"/>
               </w:rPr>
-              <w:t>0.125</w:t>
+              <w:t>0.0881</w:t>
             </w:r>
           </w:p>
         </w:tc>
@@ -21962,7 +21962,7 @@
                 <w:color w:val="1C3A36"/>
                 <w:sz w:val="14"/>
               </w:rPr>
-              <w:t>Terminal risk-free rate, DERIVED from the house macro path as terminal inflation plus the real-rate convention, and so no longer this study's own reading of which published target to use. THE CONFLICT THIS SETTLES: this study argued for the central bank's longest-dated published inflation target of 5% (Q4-2028) plus a standard emerging-market real-rate convention of about 5.5 percentage points. Revision 3 used the 7% target, which is the NEAR-dated one (Q4-2026) and not the medium-term target at all. The correction also repairs a second defect: against 7% the model's 5% terminal growth was -1.9% real while the text called it 'approximately zero'. Against the 5% target it genuinely is zero</w:t>
+              <w:t>Terminal return on invested capital in the published EFG Hermes model, as reconstructed in the reconciliation of section 1.10. A figure from another party's model, quoted; not an input to anything.</w:t>
             </w:r>
           </w:p>
         </w:tc>
@@ -22015,7 +22015,7 @@
                 <w:color w:val="1C3A36"/>
                 <w:sz w:val="14"/>
               </w:rPr>
-              <w:t>stub_years</w:t>
+              <w:t>efg_unit_cost_growth</w:t>
             </w:r>
           </w:p>
         </w:tc>
@@ -22032,7 +22032,7 @@
                 <w:color w:val="1C3A36"/>
                 <w:sz w:val="14"/>
               </w:rPr>
-              <w:t>0.5</w:t>
+              <w:t>0.469</w:t>
             </w:r>
           </w:p>
         </w:tc>
@@ -22066,7 +22066,7 @@
                 <w:color w:val="1C3A36"/>
                 <w:sz w:val="14"/>
               </w:rPr>
-              <w:t>Elapsed fraction of FY2026 at the valuation date. THE VALUATION DATE IS 30 JUNE 2026, the date of the latest disclosed balance sheet, not the date of the latest traded price. Revision 3 valued at 6 August and rolled the balance sheet forward to meet it; the interim accounts now make that unnecessary, and a bridge standing on a disclosed balance sheet is worth more than two months of freshness in the discounting. The price the range is compared against is still the latest known close, and the 37-day gap between the two is disclosed rather than closed</w:t>
+              <w:t>Growth in the cash cost per tonne the EFG Hermes model charges across its forecast window, as reconstructed in section 1.10. Another party's figure, quoted.</w:t>
             </w:r>
           </w:p>
         </w:tc>
@@ -22083,7 +22083,7 @@
                 <w:color w:val="1C3A36"/>
                 <w:sz w:val="14"/>
               </w:rPr>
-              <w:t>2026-06-30</w:t>
+              <w:t>2026-08-06</w:t>
             </w:r>
           </w:p>
         </w:tc>
@@ -22119,7 +22119,7 @@
                 <w:color w:val="1C3A36"/>
                 <w:sz w:val="14"/>
               </w:rPr>
-              <w:t>tax_eff_superseded</w:t>
+              <w:t>egp_dep_vs_eur</w:t>
             </w:r>
           </w:p>
         </w:tc>
@@ -22136,7 +22136,7 @@
                 <w:color w:val="1C3A36"/>
                 <w:sz w:val="14"/>
               </w:rPr>
-              <w:t>0.2943</w:t>
+              <w:t>0.06</w:t>
             </w:r>
           </w:p>
         </w:tc>
@@ -22170,7 +22170,7 @@
                 <w:color w:val="1C3A36"/>
                 <w:sz w:val="14"/>
               </w:rPr>
-              <w:t>Effective tax rate INFERRED by revision 1 of this study by closing a modelled net finance income, against the 23.82% the filing discloses. Quoted in the source register to show what changed; not an input to anything.</w:t>
+              <w:t>Expected annual depreciation of the pound against the euro, used ONLY to compute the local-currency-equivalent cost of debt alternative under uncovered interest parity</w:t>
             </w:r>
           </w:p>
         </w:tc>
@@ -22223,7 +22223,7 @@
                 <w:color w:val="1C3A36"/>
                 <w:sz w:val="14"/>
               </w:rPr>
-              <w:t>w_asset</w:t>
+              <w:t>erp_term</w:t>
             </w:r>
           </w:p>
         </w:tc>
@@ -22240,7 +22240,7 @@
                 <w:color w:val="1C3A36"/>
                 <w:sz w:val="14"/>
               </w:rPr>
-              <w:t>0.08</w:t>
+              <w:t>0.07</w:t>
             </w:r>
           </w:p>
         </w:tc>
@@ -22274,7 +22274,7 @@
                 <w:color w:val="1C3A36"/>
                 <w:sz w:val="14"/>
               </w:rPr>
-              <w:t>Weight, asset lens, deliberately small: restarting a mothballed line costs a fraction of building one</w:t>
+              <w:t>Terminal equity risk premium, normalised below the currently elevated level</w:t>
             </w:r>
           </w:p>
         </w:tc>
@@ -22327,7 +22327,7 @@
                 <w:color w:val="1C3A36"/>
                 <w:sz w:val="14"/>
               </w:rPr>
-              <w:t>w_dcf</w:t>
+              <w:t>ev_ebitda_just</w:t>
             </w:r>
           </w:p>
         </w:tc>
@@ -22344,7 +22344,7 @@
                 <w:color w:val="1C3A36"/>
                 <w:sz w:val="14"/>
               </w:rPr>
-              <w:t>0.5</w:t>
+              <w:t>4.5</w:t>
             </w:r>
           </w:p>
         </w:tc>
@@ -22378,7 +22378,7 @@
                 <w:color w:val="1C3A36"/>
                 <w:sz w:val="14"/>
               </w:rPr>
-              <w:t>Weight, cash-flow lens</w:t>
+              <w:t>Justified enterprise value to EBITDA on normalised earnings, disclosed as weakly anchored against a thin Egyptian peer set</w:t>
             </w:r>
           </w:p>
         </w:tc>
@@ -22431,7 +22431,7 @@
                 <w:color w:val="1C3A36"/>
                 <w:sz w:val="14"/>
               </w:rPr>
-              <w:t>w_norm</w:t>
+              <w:t>ev_t_just</w:t>
             </w:r>
           </w:p>
         </w:tc>
@@ -22448,7 +22448,7 @@
                 <w:color w:val="1C3A36"/>
                 <w:sz w:val="14"/>
               </w:rPr>
-              <w:t>0.22</w:t>
+              <w:t>95</w:t>
             </w:r>
           </w:p>
         </w:tc>
@@ -22482,7 +22482,7 @@
                 <w:color w:val="1C3A36"/>
                 <w:sz w:val="14"/>
               </w:rPr>
-              <w:t>Weight, normalised-earnings lens</w:t>
+              <w:t>Justified enterprise value per annual tonne of capacity, set well below replacement cost because a market carrying 76Mt against 54Mt of consumption does not pay replacement cost</w:t>
             </w:r>
           </w:p>
         </w:tc>
@@ -22535,7 +22535,7 @@
                 <w:color w:val="1C3A36"/>
                 <w:sz w:val="14"/>
               </w:rPr>
-              <w:t>w_rel</w:t>
+              <w:t>g_term</w:t>
             </w:r>
           </w:p>
         </w:tc>
@@ -22552,7 +22552,7 @@
                 <w:color w:val="1C3A36"/>
                 <w:sz w:val="14"/>
               </w:rPr>
-              <w:t>0.2</w:t>
+              <w:t>0.07</w:t>
             </w:r>
           </w:p>
         </w:tc>
@@ -22586,7 +22586,7 @@
                 <w:color w:val="1C3A36"/>
                 <w:sz w:val="14"/>
               </w:rPr>
-              <w:t>Weight, relative lens, held down because the peer set is thin</w:t>
+              <w:t>Terminal growth from the house macro path: terminal inflation plus a STATED real growth of zero, so the real assumption is written down rather than left to be inferred from the gap to the discount rate. The retired 5% was set against a terminal risk-free of 10.50% and called approximately zero in real terms; on the house path it would have been -1.9% real. industrial against a terminal risk-free rate that already embeds disinflation — approximately zero in real terms</w:t>
             </w:r>
           </w:p>
         </w:tc>
@@ -22639,7 +22639,7 @@
                 <w:color w:val="1C3A36"/>
                 <w:sz w:val="14"/>
               </w:rPr>
-              <w:t>wc_pct_drev</w:t>
+              <w:t>kd_path</w:t>
             </w:r>
           </w:p>
         </w:tc>
@@ -22656,7 +22656,7 @@
                 <w:color w:val="1C3A36"/>
                 <w:sz w:val="14"/>
               </w:rPr>
-              <w:t>0.12</w:t>
+              <w:t>0.206, 0.181, 0.161, 0.149, 0.14</w:t>
             </w:r>
           </w:p>
         </w:tc>
@@ -22690,7 +22690,7 @@
                 <w:color w:val="1C3A36"/>
                 <w:sz w:val="14"/>
               </w:rPr>
-              <w:t>Change in working capital over change in revenue. The FY2025 outturn on the disclosed movements is close to this</w:t>
+              <w:t>EGP marginal borrowing-rate path. The discount-rate glide inherits its SHAPE from this rather than from a second judgement. The company's own book is now 91% euro-denominated and will not glide with the Egyptian easing calendar, but the discount rate is a POUND rate applied to pound cash flows, so the pound path is the right shape anchor and the euro book sets the LEVEL of the cost of debt, not its slope</w:t>
             </w:r>
           </w:p>
         </w:tc>
@@ -22743,7 +22743,7 @@
                 <w:color w:val="1C3A36"/>
                 <w:sz w:val="14"/>
               </w:rPr>
-              <w:t>wd_term</w:t>
+              <w:t>kd_term</w:t>
             </w:r>
           </w:p>
         </w:tc>
@@ -22760,7 +22760,7 @@
                 <w:color w:val="1C3A36"/>
                 <w:sz w:val="14"/>
               </w:rPr>
-              <w:t>0.2</w:t>
+              <w:t>0.15</w:t>
             </w:r>
           </w:p>
         </w:tc>
@@ -22794,7 +22794,7 @@
                 <w:color w:val="1C3A36"/>
                 <w:sz w:val="14"/>
               </w:rPr>
-              <w:t>Terminal debt weight</w:t>
+              <w:t>Terminal cost of debt: the long-run Egyptian corporate-borrowing norm carried by the house macro path, replacing a terminal risk-free plus 300bp corporate credit spread. Revision 3 carried 10.00% against a terminal risk-free rate of 12.50% — a corporate borrower funding 250bp BELOW its own sovereign in the same currency, printed one row above it in the same table. It is now built from the risk-free rate rather than asserted beside it, so the impossibility cannot recur</w:t>
             </w:r>
           </w:p>
         </w:tc>
@@ -22831,6 +22831,1462 @@
                 <w:sz w:val="14"/>
               </w:rPr>
               <w:t>217</w:t>
+            </w:r>
+          </w:p>
+        </w:tc>
+        <w:tc>
+          <w:tcPr>
+            <w:tcW w:type="dxa" w:w="2448"/>
+          </w:tcPr>
+          <w:p>
+            <w:pPr>
+              <w:spacing w:after="20"/>
+            </w:pPr>
+            <w:r>
+              <w:rPr>
+                <w:color w:val="1C3A36"/>
+                <w:sz w:val="14"/>
+              </w:rPr>
+              <w:t>nci_v1</w:t>
+            </w:r>
+          </w:p>
+        </w:tc>
+        <w:tc>
+          <w:tcPr>
+            <w:tcW w:type="dxa" w:w="1325"/>
+          </w:tcPr>
+          <w:p>
+            <w:pPr>
+              <w:spacing w:after="20"/>
+            </w:pPr>
+            <w:r>
+              <w:rPr>
+                <w:color w:val="1C3A36"/>
+                <w:sz w:val="14"/>
+              </w:rPr>
+              <w:t>150</w:t>
+            </w:r>
+          </w:p>
+        </w:tc>
+        <w:tc>
+          <w:tcPr>
+            <w:tcW w:type="dxa" w:w="1066"/>
+          </w:tcPr>
+          <w:p>
+            <w:pPr>
+              <w:spacing w:after="20"/>
+            </w:pPr>
+            <w:r>
+              <w:rPr>
+                <w:color w:val="1C3A36"/>
+                <w:sz w:val="14"/>
+              </w:rPr>
+              <w:t>House</w:t>
+            </w:r>
+          </w:p>
+        </w:tc>
+        <w:tc>
+          <w:tcPr>
+            <w:tcW w:type="dxa" w:w="7114"/>
+          </w:tcPr>
+          <w:p>
+            <w:pPr>
+              <w:spacing w:after="20"/>
+            </w:pPr>
+            <w:r>
+              <w:rPr>
+                <w:color w:val="1C3A36"/>
+                <w:sz w:val="14"/>
+              </w:rPr>
+              <w:t>The non-controlling interest revision 1 of this study deducted, inferred from the profit statements when no source document could be opened. THIS MODEL CANNOT COMPUTE IT — a different model produced it — so it is registered as the historical fact it is rather than typed into a builder, the same disposition central_pre_rebuild takes. Note 24 of the audited accounts puts the real figure at EGP 158,005.</w:t>
+            </w:r>
+          </w:p>
+        </w:tc>
+        <w:tc>
+          <w:tcPr>
+            <w:tcW w:type="dxa" w:w="1210"/>
+          </w:tcPr>
+          <w:p>
+            <w:pPr>
+              <w:spacing w:after="20"/>
+            </w:pPr>
+            <w:r>
+              <w:rPr>
+                <w:color w:val="1C3A36"/>
+                <w:sz w:val="14"/>
+              </w:rPr>
+              <w:t>2026-08-06</w:t>
+            </w:r>
+          </w:p>
+        </w:tc>
+      </w:tr>
+      <w:tr>
+        <w:tc>
+          <w:tcPr>
+            <w:tcW w:type="dxa" w:w="490"/>
+          </w:tcPr>
+          <w:p>
+            <w:pPr>
+              <w:spacing w:after="20"/>
+            </w:pPr>
+            <w:r>
+              <w:rPr>
+                <w:color w:val="1C3A36"/>
+                <w:sz w:val="14"/>
+              </w:rPr>
+              <w:t>218</w:t>
+            </w:r>
+          </w:p>
+        </w:tc>
+        <w:tc>
+          <w:tcPr>
+            <w:tcW w:type="dxa" w:w="2448"/>
+          </w:tcPr>
+          <w:p>
+            <w:pPr>
+              <w:spacing w:after="20"/>
+            </w:pPr>
+            <w:r>
+              <w:rPr>
+                <w:color w:val="1C3A36"/>
+                <w:sz w:val="14"/>
+              </w:rPr>
+              <w:t>norm_mgn</w:t>
+            </w:r>
+          </w:p>
+        </w:tc>
+        <w:tc>
+          <w:tcPr>
+            <w:tcW w:type="dxa" w:w="1325"/>
+          </w:tcPr>
+          <w:p>
+            <w:pPr>
+              <w:spacing w:after="20"/>
+            </w:pPr>
+            <w:r>
+              <w:rPr>
+                <w:color w:val="1C3A36"/>
+                <w:sz w:val="14"/>
+              </w:rPr>
+              <w:t>0.312</w:t>
+            </w:r>
+          </w:p>
+        </w:tc>
+        <w:tc>
+          <w:tcPr>
+            <w:tcW w:type="dxa" w:w="1066"/>
+          </w:tcPr>
+          <w:p>
+            <w:pPr>
+              <w:spacing w:after="20"/>
+            </w:pPr>
+            <w:r>
+              <w:rPr>
+                <w:color w:val="1C3A36"/>
+                <w:sz w:val="14"/>
+              </w:rPr>
+              <w:t>House</w:t>
+            </w:r>
+          </w:p>
+        </w:tc>
+        <w:tc>
+          <w:tcPr>
+            <w:tcW w:type="dxa" w:w="7114"/>
+          </w:tcPr>
+          <w:p>
+            <w:pPr>
+              <w:spacing w:after="20"/>
+            </w:pPr>
+            <w:r>
+              <w:rPr>
+                <w:color w:val="1C3A36"/>
+                <w:sz w:val="14"/>
+              </w:rPr>
+              <w:t>Mid-cycle EBITDA margin: the midpoint of the AUDITED FY2024 outturn of 23.15% and the AUDITED FY2025 peak of 39.25%</w:t>
+            </w:r>
+          </w:p>
+        </w:tc>
+        <w:tc>
+          <w:tcPr>
+            <w:tcW w:type="dxa" w:w="1210"/>
+          </w:tcPr>
+          <w:p>
+            <w:pPr>
+              <w:spacing w:after="20"/>
+            </w:pPr>
+            <w:r>
+              <w:rPr>
+                <w:color w:val="1C3A36"/>
+                <w:sz w:val="14"/>
+              </w:rPr>
+              <w:t>2026-08-06</w:t>
+            </w:r>
+          </w:p>
+        </w:tc>
+      </w:tr>
+      <w:tr>
+        <w:tc>
+          <w:tcPr>
+            <w:tcW w:type="dxa" w:w="490"/>
+          </w:tcPr>
+          <w:p>
+            <w:pPr>
+              <w:spacing w:after="20"/>
+            </w:pPr>
+            <w:r>
+              <w:rPr>
+                <w:color w:val="1C3A36"/>
+                <w:sz w:val="14"/>
+              </w:rPr>
+              <w:t>219</w:t>
+            </w:r>
+          </w:p>
+        </w:tc>
+        <w:tc>
+          <w:tcPr>
+            <w:tcW w:type="dxa" w:w="2448"/>
+          </w:tcPr>
+          <w:p>
+            <w:pPr>
+              <w:spacing w:after="20"/>
+            </w:pPr>
+            <w:r>
+              <w:rPr>
+                <w:color w:val="1C3A36"/>
+                <w:sz w:val="14"/>
+              </w:rPr>
+              <w:t>norm_rev_haircut</w:t>
+            </w:r>
+          </w:p>
+        </w:tc>
+        <w:tc>
+          <w:tcPr>
+            <w:tcW w:type="dxa" w:w="1325"/>
+          </w:tcPr>
+          <w:p>
+            <w:pPr>
+              <w:spacing w:after="20"/>
+            </w:pPr>
+            <w:r>
+              <w:rPr>
+                <w:color w:val="1C3A36"/>
+                <w:sz w:val="14"/>
+              </w:rPr>
+              <w:t>0.94</w:t>
+            </w:r>
+          </w:p>
+        </w:tc>
+        <w:tc>
+          <w:tcPr>
+            <w:tcW w:type="dxa" w:w="1066"/>
+          </w:tcPr>
+          <w:p>
+            <w:pPr>
+              <w:spacing w:after="20"/>
+            </w:pPr>
+            <w:r>
+              <w:rPr>
+                <w:color w:val="1C3A36"/>
+                <w:sz w:val="14"/>
+              </w:rPr>
+              <w:t>House</w:t>
+            </w:r>
+          </w:p>
+        </w:tc>
+        <w:tc>
+          <w:tcPr>
+            <w:tcW w:type="dxa" w:w="7114"/>
+          </w:tcPr>
+          <w:p>
+            <w:pPr>
+              <w:spacing w:after="20"/>
+            </w:pPr>
+            <w:r>
+              <w:rPr>
+                <w:color w:val="1C3A36"/>
+                <w:sz w:val="14"/>
+              </w:rPr>
+              <w:t>Haircut to the FY2025 revenue base for the normalised lens</w:t>
+            </w:r>
+          </w:p>
+        </w:tc>
+        <w:tc>
+          <w:tcPr>
+            <w:tcW w:type="dxa" w:w="1210"/>
+          </w:tcPr>
+          <w:p>
+            <w:pPr>
+              <w:spacing w:after="20"/>
+            </w:pPr>
+            <w:r>
+              <w:rPr>
+                <w:color w:val="1C3A36"/>
+                <w:sz w:val="14"/>
+              </w:rPr>
+              <w:t>2026-08-06</w:t>
+            </w:r>
+          </w:p>
+        </w:tc>
+      </w:tr>
+      <w:tr>
+        <w:tc>
+          <w:tcPr>
+            <w:tcW w:type="dxa" w:w="490"/>
+          </w:tcPr>
+          <w:p>
+            <w:pPr>
+              <w:spacing w:after="20"/>
+            </w:pPr>
+            <w:r>
+              <w:rPr>
+                <w:color w:val="1C3A36"/>
+                <w:sz w:val="14"/>
+              </w:rPr>
+              <w:t>220</w:t>
+            </w:r>
+          </w:p>
+        </w:tc>
+        <w:tc>
+          <w:tcPr>
+            <w:tcW w:type="dxa" w:w="2448"/>
+          </w:tcPr>
+          <w:p>
+            <w:pPr>
+              <w:spacing w:after="20"/>
+            </w:pPr>
+            <w:r>
+              <w:rPr>
+                <w:color w:val="1C3A36"/>
+                <w:sz w:val="14"/>
+              </w:rPr>
+              <w:t>payout</w:t>
+            </w:r>
+          </w:p>
+        </w:tc>
+        <w:tc>
+          <w:tcPr>
+            <w:tcW w:type="dxa" w:w="1325"/>
+          </w:tcPr>
+          <w:p>
+            <w:pPr>
+              <w:spacing w:after="20"/>
+            </w:pPr>
+            <w:r>
+              <w:rPr>
+                <w:color w:val="1C3A36"/>
+                <w:sz w:val="14"/>
+              </w:rPr>
+              <w:t>0.556</w:t>
+            </w:r>
+          </w:p>
+        </w:tc>
+        <w:tc>
+          <w:tcPr>
+            <w:tcW w:type="dxa" w:w="1066"/>
+          </w:tcPr>
+          <w:p>
+            <w:pPr>
+              <w:spacing w:after="20"/>
+            </w:pPr>
+            <w:r>
+              <w:rPr>
+                <w:color w:val="1C3A36"/>
+                <w:sz w:val="14"/>
+              </w:rPr>
+              <w:t>House</w:t>
+            </w:r>
+          </w:p>
+        </w:tc>
+        <w:tc>
+          <w:tcPr>
+            <w:tcW w:type="dxa" w:w="7114"/>
+          </w:tcPr>
+          <w:p>
+            <w:pPr>
+              <w:spacing w:after="20"/>
+            </w:pPr>
+            <w:r>
+              <w:rPr>
+                <w:color w:val="1C3A36"/>
+                <w:sz w:val="14"/>
+              </w:rPr>
+              <w:t>Dividend payout ratio from FY2026E, held at the FY2025 outturn: EGP 2,001.792mn declared on EGP 3,599.586mn of attributable profit</w:t>
+            </w:r>
+          </w:p>
+        </w:tc>
+        <w:tc>
+          <w:tcPr>
+            <w:tcW w:type="dxa" w:w="1210"/>
+          </w:tcPr>
+          <w:p>
+            <w:pPr>
+              <w:spacing w:after="20"/>
+            </w:pPr>
+            <w:r>
+              <w:rPr>
+                <w:color w:val="1C3A36"/>
+                <w:sz w:val="14"/>
+              </w:rPr>
+              <w:t>2026-08-06</w:t>
+            </w:r>
+          </w:p>
+        </w:tc>
+      </w:tr>
+      <w:tr>
+        <w:tc>
+          <w:tcPr>
+            <w:tcW w:type="dxa" w:w="490"/>
+          </w:tcPr>
+          <w:p>
+            <w:pPr>
+              <w:spacing w:after="20"/>
+            </w:pPr>
+            <w:r>
+              <w:rPr>
+                <w:color w:val="1C3A36"/>
+                <w:sz w:val="14"/>
+              </w:rPr>
+              <w:t>221</w:t>
+            </w:r>
+          </w:p>
+        </w:tc>
+        <w:tc>
+          <w:tcPr>
+            <w:tcW w:type="dxa" w:w="2448"/>
+          </w:tcPr>
+          <w:p>
+            <w:pPr>
+              <w:spacing w:after="20"/>
+            </w:pPr>
+            <w:r>
+              <w:rPr>
+                <w:color w:val="1C3A36"/>
+                <w:sz w:val="14"/>
+              </w:rPr>
+              <w:t>pe_just</w:t>
+            </w:r>
+          </w:p>
+        </w:tc>
+        <w:tc>
+          <w:tcPr>
+            <w:tcW w:type="dxa" w:w="1325"/>
+          </w:tcPr>
+          <w:p>
+            <w:pPr>
+              <w:spacing w:after="20"/>
+            </w:pPr>
+            <w:r>
+              <w:rPr>
+                <w:color w:val="1C3A36"/>
+                <w:sz w:val="14"/>
+              </w:rPr>
+              <w:t>7</w:t>
+            </w:r>
+          </w:p>
+        </w:tc>
+        <w:tc>
+          <w:tcPr>
+            <w:tcW w:type="dxa" w:w="1066"/>
+          </w:tcPr>
+          <w:p>
+            <w:pPr>
+              <w:spacing w:after="20"/>
+            </w:pPr>
+            <w:r>
+              <w:rPr>
+                <w:color w:val="1C3A36"/>
+                <w:sz w:val="14"/>
+              </w:rPr>
+              <w:t>House</w:t>
+            </w:r>
+          </w:p>
+        </w:tc>
+        <w:tc>
+          <w:tcPr>
+            <w:tcW w:type="dxa" w:w="7114"/>
+          </w:tcPr>
+          <w:p>
+            <w:pPr>
+              <w:spacing w:after="20"/>
+            </w:pPr>
+            <w:r>
+              <w:rPr>
+                <w:color w:val="1C3A36"/>
+                <w:sz w:val="14"/>
+              </w:rPr>
+              <w:t>Justified price to earnings on normalised operating earnings, cash excluded and added back at face</w:t>
+            </w:r>
+          </w:p>
+        </w:tc>
+        <w:tc>
+          <w:tcPr>
+            <w:tcW w:type="dxa" w:w="1210"/>
+          </w:tcPr>
+          <w:p>
+            <w:pPr>
+              <w:spacing w:after="20"/>
+            </w:pPr>
+            <w:r>
+              <w:rPr>
+                <w:color w:val="1C3A36"/>
+                <w:sz w:val="14"/>
+              </w:rPr>
+              <w:t>2026-08-06</w:t>
+            </w:r>
+          </w:p>
+        </w:tc>
+      </w:tr>
+      <w:tr>
+        <w:tc>
+          <w:tcPr>
+            <w:tcW w:type="dxa" w:w="490"/>
+          </w:tcPr>
+          <w:p>
+            <w:pPr>
+              <w:spacing w:after="20"/>
+            </w:pPr>
+            <w:r>
+              <w:rPr>
+                <w:color w:val="1C3A36"/>
+                <w:sz w:val="14"/>
+              </w:rPr>
+              <w:t>222</w:t>
+            </w:r>
+          </w:p>
+        </w:tc>
+        <w:tc>
+          <w:tcPr>
+            <w:tcW w:type="dxa" w:w="2448"/>
+          </w:tcPr>
+          <w:p>
+            <w:pPr>
+              <w:spacing w:after="20"/>
+            </w:pPr>
+            <w:r>
+              <w:rPr>
+                <w:color w:val="1C3A36"/>
+                <w:sz w:val="14"/>
+              </w:rPr>
+              <w:t>rf_superseded</w:t>
+            </w:r>
+          </w:p>
+        </w:tc>
+        <w:tc>
+          <w:tcPr>
+            <w:tcW w:type="dxa" w:w="1325"/>
+          </w:tcPr>
+          <w:p>
+            <w:pPr>
+              <w:spacing w:after="20"/>
+            </w:pPr>
+            <w:r>
+              <w:rPr>
+                <w:color w:val="1C3A36"/>
+                <w:sz w:val="14"/>
+              </w:rPr>
+              <w:t>0.2231</w:t>
+            </w:r>
+          </w:p>
+        </w:tc>
+        <w:tc>
+          <w:tcPr>
+            <w:tcW w:type="dxa" w:w="1066"/>
+          </w:tcPr>
+          <w:p>
+            <w:pPr>
+              <w:spacing w:after="20"/>
+            </w:pPr>
+            <w:r>
+              <w:rPr>
+                <w:color w:val="1C3A36"/>
+                <w:sz w:val="14"/>
+              </w:rPr>
+              <w:t>House</w:t>
+            </w:r>
+          </w:p>
+        </w:tc>
+        <w:tc>
+          <w:tcPr>
+            <w:tcW w:type="dxa" w:w="7114"/>
+          </w:tcPr>
+          <w:p>
+            <w:pPr>
+              <w:spacing w:after="20"/>
+            </w:pPr>
+            <w:r>
+              <w:rPr>
+                <w:color w:val="1C3A36"/>
+                <w:sz w:val="14"/>
+              </w:rPr>
+              <w:t>Egypt 10-year local-currency government bond yield as carried by revision 3 of this study, dated 21 July 2026 and therefore sixteen days before the valuation date. Quoted to show what changed; not an input to anything.</w:t>
+            </w:r>
+          </w:p>
+        </w:tc>
+        <w:tc>
+          <w:tcPr>
+            <w:tcW w:type="dxa" w:w="1210"/>
+          </w:tcPr>
+          <w:p>
+            <w:pPr>
+              <w:spacing w:after="20"/>
+            </w:pPr>
+            <w:r>
+              <w:rPr>
+                <w:color w:val="1C3A36"/>
+                <w:sz w:val="14"/>
+              </w:rPr>
+              <w:t>2026-07-21</w:t>
+            </w:r>
+          </w:p>
+        </w:tc>
+      </w:tr>
+      <w:tr>
+        <w:tc>
+          <w:tcPr>
+            <w:tcW w:type="dxa" w:w="490"/>
+          </w:tcPr>
+          <w:p>
+            <w:pPr>
+              <w:spacing w:after="20"/>
+            </w:pPr>
+            <w:r>
+              <w:rPr>
+                <w:color w:val="1C3A36"/>
+                <w:sz w:val="14"/>
+              </w:rPr>
+              <w:t>223</w:t>
+            </w:r>
+          </w:p>
+        </w:tc>
+        <w:tc>
+          <w:tcPr>
+            <w:tcW w:type="dxa" w:w="2448"/>
+          </w:tcPr>
+          <w:p>
+            <w:pPr>
+              <w:spacing w:after="20"/>
+            </w:pPr>
+            <w:r>
+              <w:rPr>
+                <w:color w:val="1C3A36"/>
+                <w:sz w:val="14"/>
+              </w:rPr>
+              <w:t>rf_term</w:t>
+            </w:r>
+          </w:p>
+        </w:tc>
+        <w:tc>
+          <w:tcPr>
+            <w:tcW w:type="dxa" w:w="1325"/>
+          </w:tcPr>
+          <w:p>
+            <w:pPr>
+              <w:spacing w:after="20"/>
+            </w:pPr>
+            <w:r>
+              <w:rPr>
+                <w:color w:val="1C3A36"/>
+                <w:sz w:val="14"/>
+              </w:rPr>
+              <w:t>0.125</w:t>
+            </w:r>
+          </w:p>
+        </w:tc>
+        <w:tc>
+          <w:tcPr>
+            <w:tcW w:type="dxa" w:w="1066"/>
+          </w:tcPr>
+          <w:p>
+            <w:pPr>
+              <w:spacing w:after="20"/>
+            </w:pPr>
+            <w:r>
+              <w:rPr>
+                <w:color w:val="1C3A36"/>
+                <w:sz w:val="14"/>
+              </w:rPr>
+              <w:t>House</w:t>
+            </w:r>
+          </w:p>
+        </w:tc>
+        <w:tc>
+          <w:tcPr>
+            <w:tcW w:type="dxa" w:w="7114"/>
+          </w:tcPr>
+          <w:p>
+            <w:pPr>
+              <w:spacing w:after="20"/>
+            </w:pPr>
+            <w:r>
+              <w:rPr>
+                <w:color w:val="1C3A36"/>
+                <w:sz w:val="14"/>
+              </w:rPr>
+              <w:t>Terminal risk-free rate, DERIVED from the house macro path as terminal inflation plus the real-rate convention, and so no longer this study's own reading of which published target to use. THE CONFLICT THIS SETTLES: this study argued for the central bank's longest-dated published inflation target of 5% (Q4-2028) plus a standard emerging-market real-rate convention of about 5.5 percentage points. Revision 3 used the 7% target, which is the NEAR-dated one (Q4-2026) and not the medium-term target at all. The correction also repairs a second defect: against 7% the model's 5% terminal growth was -1.9% real while the text called it 'approximately zero'. Against the 5% target it genuinely is zero</w:t>
+            </w:r>
+          </w:p>
+        </w:tc>
+        <w:tc>
+          <w:tcPr>
+            <w:tcW w:type="dxa" w:w="1210"/>
+          </w:tcPr>
+          <w:p>
+            <w:pPr>
+              <w:spacing w:after="20"/>
+            </w:pPr>
+            <w:r>
+              <w:rPr>
+                <w:color w:val="1C3A36"/>
+                <w:sz w:val="14"/>
+              </w:rPr>
+              <w:t>2026-08-06</w:t>
+            </w:r>
+          </w:p>
+        </w:tc>
+      </w:tr>
+      <w:tr>
+        <w:tc>
+          <w:tcPr>
+            <w:tcW w:type="dxa" w:w="490"/>
+          </w:tcPr>
+          <w:p>
+            <w:pPr>
+              <w:spacing w:after="20"/>
+            </w:pPr>
+            <w:r>
+              <w:rPr>
+                <w:color w:val="1C3A36"/>
+                <w:sz w:val="14"/>
+              </w:rPr>
+              <w:t>224</w:t>
+            </w:r>
+          </w:p>
+        </w:tc>
+        <w:tc>
+          <w:tcPr>
+            <w:tcW w:type="dxa" w:w="2448"/>
+          </w:tcPr>
+          <w:p>
+            <w:pPr>
+              <w:spacing w:after="20"/>
+            </w:pPr>
+            <w:r>
+              <w:rPr>
+                <w:color w:val="1C3A36"/>
+                <w:sz w:val="14"/>
+              </w:rPr>
+              <w:t>stub_years</w:t>
+            </w:r>
+          </w:p>
+        </w:tc>
+        <w:tc>
+          <w:tcPr>
+            <w:tcW w:type="dxa" w:w="1325"/>
+          </w:tcPr>
+          <w:p>
+            <w:pPr>
+              <w:spacing w:after="20"/>
+            </w:pPr>
+            <w:r>
+              <w:rPr>
+                <w:color w:val="1C3A36"/>
+                <w:sz w:val="14"/>
+              </w:rPr>
+              <w:t>0.5</w:t>
+            </w:r>
+          </w:p>
+        </w:tc>
+        <w:tc>
+          <w:tcPr>
+            <w:tcW w:type="dxa" w:w="1066"/>
+          </w:tcPr>
+          <w:p>
+            <w:pPr>
+              <w:spacing w:after="20"/>
+            </w:pPr>
+            <w:r>
+              <w:rPr>
+                <w:color w:val="1C3A36"/>
+                <w:sz w:val="14"/>
+              </w:rPr>
+              <w:t>House</w:t>
+            </w:r>
+          </w:p>
+        </w:tc>
+        <w:tc>
+          <w:tcPr>
+            <w:tcW w:type="dxa" w:w="7114"/>
+          </w:tcPr>
+          <w:p>
+            <w:pPr>
+              <w:spacing w:after="20"/>
+            </w:pPr>
+            <w:r>
+              <w:rPr>
+                <w:color w:val="1C3A36"/>
+                <w:sz w:val="14"/>
+              </w:rPr>
+              <w:t>Elapsed fraction of FY2026 at the valuation date. THE VALUATION DATE IS 30 JUNE 2026, the date of the latest disclosed balance sheet, not the date of the latest traded price. Revision 3 valued at 6 August and rolled the balance sheet forward to meet it; the interim accounts now make that unnecessary, and a bridge standing on a disclosed balance sheet is worth more than two months of freshness in the discounting. The price the range is compared against is still the latest known close, and the 37-day gap between the two is disclosed rather than closed</w:t>
+            </w:r>
+          </w:p>
+        </w:tc>
+        <w:tc>
+          <w:tcPr>
+            <w:tcW w:type="dxa" w:w="1210"/>
+          </w:tcPr>
+          <w:p>
+            <w:pPr>
+              <w:spacing w:after="20"/>
+            </w:pPr>
+            <w:r>
+              <w:rPr>
+                <w:color w:val="1C3A36"/>
+                <w:sz w:val="14"/>
+              </w:rPr>
+              <w:t>2026-06-30</w:t>
+            </w:r>
+          </w:p>
+        </w:tc>
+      </w:tr>
+      <w:tr>
+        <w:tc>
+          <w:tcPr>
+            <w:tcW w:type="dxa" w:w="490"/>
+          </w:tcPr>
+          <w:p>
+            <w:pPr>
+              <w:spacing w:after="20"/>
+            </w:pPr>
+            <w:r>
+              <w:rPr>
+                <w:color w:val="1C3A36"/>
+                <w:sz w:val="14"/>
+              </w:rPr>
+              <w:t>225</w:t>
+            </w:r>
+          </w:p>
+        </w:tc>
+        <w:tc>
+          <w:tcPr>
+            <w:tcW w:type="dxa" w:w="2448"/>
+          </w:tcPr>
+          <w:p>
+            <w:pPr>
+              <w:spacing w:after="20"/>
+            </w:pPr>
+            <w:r>
+              <w:rPr>
+                <w:color w:val="1C3A36"/>
+                <w:sz w:val="14"/>
+              </w:rPr>
+              <w:t>tax_eff_superseded</w:t>
+            </w:r>
+          </w:p>
+        </w:tc>
+        <w:tc>
+          <w:tcPr>
+            <w:tcW w:type="dxa" w:w="1325"/>
+          </w:tcPr>
+          <w:p>
+            <w:pPr>
+              <w:spacing w:after="20"/>
+            </w:pPr>
+            <w:r>
+              <w:rPr>
+                <w:color w:val="1C3A36"/>
+                <w:sz w:val="14"/>
+              </w:rPr>
+              <w:t>0.2943</w:t>
+            </w:r>
+          </w:p>
+        </w:tc>
+        <w:tc>
+          <w:tcPr>
+            <w:tcW w:type="dxa" w:w="1066"/>
+          </w:tcPr>
+          <w:p>
+            <w:pPr>
+              <w:spacing w:after="20"/>
+            </w:pPr>
+            <w:r>
+              <w:rPr>
+                <w:color w:val="1C3A36"/>
+                <w:sz w:val="14"/>
+              </w:rPr>
+              <w:t>House</w:t>
+            </w:r>
+          </w:p>
+        </w:tc>
+        <w:tc>
+          <w:tcPr>
+            <w:tcW w:type="dxa" w:w="7114"/>
+          </w:tcPr>
+          <w:p>
+            <w:pPr>
+              <w:spacing w:after="20"/>
+            </w:pPr>
+            <w:r>
+              <w:rPr>
+                <w:color w:val="1C3A36"/>
+                <w:sz w:val="14"/>
+              </w:rPr>
+              <w:t>Effective tax rate INFERRED by revision 1 of this study by closing a modelled net finance income, against the 23.82% the filing discloses. Quoted in the source register to show what changed; not an input to anything.</w:t>
+            </w:r>
+          </w:p>
+        </w:tc>
+        <w:tc>
+          <w:tcPr>
+            <w:tcW w:type="dxa" w:w="1210"/>
+          </w:tcPr>
+          <w:p>
+            <w:pPr>
+              <w:spacing w:after="20"/>
+            </w:pPr>
+            <w:r>
+              <w:rPr>
+                <w:color w:val="1C3A36"/>
+                <w:sz w:val="14"/>
+              </w:rPr>
+              <w:t>2026-08-06</w:t>
+            </w:r>
+          </w:p>
+        </w:tc>
+      </w:tr>
+      <w:tr>
+        <w:tc>
+          <w:tcPr>
+            <w:tcW w:type="dxa" w:w="490"/>
+          </w:tcPr>
+          <w:p>
+            <w:pPr>
+              <w:spacing w:after="20"/>
+            </w:pPr>
+            <w:r>
+              <w:rPr>
+                <w:color w:val="1C3A36"/>
+                <w:sz w:val="14"/>
+              </w:rPr>
+              <w:t>226</w:t>
+            </w:r>
+          </w:p>
+        </w:tc>
+        <w:tc>
+          <w:tcPr>
+            <w:tcW w:type="dxa" w:w="2448"/>
+          </w:tcPr>
+          <w:p>
+            <w:pPr>
+              <w:spacing w:after="20"/>
+            </w:pPr>
+            <w:r>
+              <w:rPr>
+                <w:color w:val="1C3A36"/>
+                <w:sz w:val="14"/>
+              </w:rPr>
+              <w:t>w_asset</w:t>
+            </w:r>
+          </w:p>
+        </w:tc>
+        <w:tc>
+          <w:tcPr>
+            <w:tcW w:type="dxa" w:w="1325"/>
+          </w:tcPr>
+          <w:p>
+            <w:pPr>
+              <w:spacing w:after="20"/>
+            </w:pPr>
+            <w:r>
+              <w:rPr>
+                <w:color w:val="1C3A36"/>
+                <w:sz w:val="14"/>
+              </w:rPr>
+              <w:t>0.08</w:t>
+            </w:r>
+          </w:p>
+        </w:tc>
+        <w:tc>
+          <w:tcPr>
+            <w:tcW w:type="dxa" w:w="1066"/>
+          </w:tcPr>
+          <w:p>
+            <w:pPr>
+              <w:spacing w:after="20"/>
+            </w:pPr>
+            <w:r>
+              <w:rPr>
+                <w:color w:val="1C3A36"/>
+                <w:sz w:val="14"/>
+              </w:rPr>
+              <w:t>House</w:t>
+            </w:r>
+          </w:p>
+        </w:tc>
+        <w:tc>
+          <w:tcPr>
+            <w:tcW w:type="dxa" w:w="7114"/>
+          </w:tcPr>
+          <w:p>
+            <w:pPr>
+              <w:spacing w:after="20"/>
+            </w:pPr>
+            <w:r>
+              <w:rPr>
+                <w:color w:val="1C3A36"/>
+                <w:sz w:val="14"/>
+              </w:rPr>
+              <w:t>Weight, asset lens, deliberately small: restarting a mothballed line costs a fraction of building one</w:t>
+            </w:r>
+          </w:p>
+        </w:tc>
+        <w:tc>
+          <w:tcPr>
+            <w:tcW w:type="dxa" w:w="1210"/>
+          </w:tcPr>
+          <w:p>
+            <w:pPr>
+              <w:spacing w:after="20"/>
+            </w:pPr>
+            <w:r>
+              <w:rPr>
+                <w:color w:val="1C3A36"/>
+                <w:sz w:val="14"/>
+              </w:rPr>
+              <w:t>2026-08-06</w:t>
+            </w:r>
+          </w:p>
+        </w:tc>
+      </w:tr>
+      <w:tr>
+        <w:tc>
+          <w:tcPr>
+            <w:tcW w:type="dxa" w:w="490"/>
+          </w:tcPr>
+          <w:p>
+            <w:pPr>
+              <w:spacing w:after="20"/>
+            </w:pPr>
+            <w:r>
+              <w:rPr>
+                <w:color w:val="1C3A36"/>
+                <w:sz w:val="14"/>
+              </w:rPr>
+              <w:t>227</w:t>
+            </w:r>
+          </w:p>
+        </w:tc>
+        <w:tc>
+          <w:tcPr>
+            <w:tcW w:type="dxa" w:w="2448"/>
+          </w:tcPr>
+          <w:p>
+            <w:pPr>
+              <w:spacing w:after="20"/>
+            </w:pPr>
+            <w:r>
+              <w:rPr>
+                <w:color w:val="1C3A36"/>
+                <w:sz w:val="14"/>
+              </w:rPr>
+              <w:t>w_dcf</w:t>
+            </w:r>
+          </w:p>
+        </w:tc>
+        <w:tc>
+          <w:tcPr>
+            <w:tcW w:type="dxa" w:w="1325"/>
+          </w:tcPr>
+          <w:p>
+            <w:pPr>
+              <w:spacing w:after="20"/>
+            </w:pPr>
+            <w:r>
+              <w:rPr>
+                <w:color w:val="1C3A36"/>
+                <w:sz w:val="14"/>
+              </w:rPr>
+              <w:t>0.5</w:t>
+            </w:r>
+          </w:p>
+        </w:tc>
+        <w:tc>
+          <w:tcPr>
+            <w:tcW w:type="dxa" w:w="1066"/>
+          </w:tcPr>
+          <w:p>
+            <w:pPr>
+              <w:spacing w:after="20"/>
+            </w:pPr>
+            <w:r>
+              <w:rPr>
+                <w:color w:val="1C3A36"/>
+                <w:sz w:val="14"/>
+              </w:rPr>
+              <w:t>House</w:t>
+            </w:r>
+          </w:p>
+        </w:tc>
+        <w:tc>
+          <w:tcPr>
+            <w:tcW w:type="dxa" w:w="7114"/>
+          </w:tcPr>
+          <w:p>
+            <w:pPr>
+              <w:spacing w:after="20"/>
+            </w:pPr>
+            <w:r>
+              <w:rPr>
+                <w:color w:val="1C3A36"/>
+                <w:sz w:val="14"/>
+              </w:rPr>
+              <w:t>Weight, cash-flow lens</w:t>
+            </w:r>
+          </w:p>
+        </w:tc>
+        <w:tc>
+          <w:tcPr>
+            <w:tcW w:type="dxa" w:w="1210"/>
+          </w:tcPr>
+          <w:p>
+            <w:pPr>
+              <w:spacing w:after="20"/>
+            </w:pPr>
+            <w:r>
+              <w:rPr>
+                <w:color w:val="1C3A36"/>
+                <w:sz w:val="14"/>
+              </w:rPr>
+              <w:t>2026-08-06</w:t>
+            </w:r>
+          </w:p>
+        </w:tc>
+      </w:tr>
+      <w:tr>
+        <w:tc>
+          <w:tcPr>
+            <w:tcW w:type="dxa" w:w="490"/>
+          </w:tcPr>
+          <w:p>
+            <w:pPr>
+              <w:spacing w:after="20"/>
+            </w:pPr>
+            <w:r>
+              <w:rPr>
+                <w:color w:val="1C3A36"/>
+                <w:sz w:val="14"/>
+              </w:rPr>
+              <w:t>228</w:t>
+            </w:r>
+          </w:p>
+        </w:tc>
+        <w:tc>
+          <w:tcPr>
+            <w:tcW w:type="dxa" w:w="2448"/>
+          </w:tcPr>
+          <w:p>
+            <w:pPr>
+              <w:spacing w:after="20"/>
+            </w:pPr>
+            <w:r>
+              <w:rPr>
+                <w:color w:val="1C3A36"/>
+                <w:sz w:val="14"/>
+              </w:rPr>
+              <w:t>w_norm</w:t>
+            </w:r>
+          </w:p>
+        </w:tc>
+        <w:tc>
+          <w:tcPr>
+            <w:tcW w:type="dxa" w:w="1325"/>
+          </w:tcPr>
+          <w:p>
+            <w:pPr>
+              <w:spacing w:after="20"/>
+            </w:pPr>
+            <w:r>
+              <w:rPr>
+                <w:color w:val="1C3A36"/>
+                <w:sz w:val="14"/>
+              </w:rPr>
+              <w:t>0.22</w:t>
+            </w:r>
+          </w:p>
+        </w:tc>
+        <w:tc>
+          <w:tcPr>
+            <w:tcW w:type="dxa" w:w="1066"/>
+          </w:tcPr>
+          <w:p>
+            <w:pPr>
+              <w:spacing w:after="20"/>
+            </w:pPr>
+            <w:r>
+              <w:rPr>
+                <w:color w:val="1C3A36"/>
+                <w:sz w:val="14"/>
+              </w:rPr>
+              <w:t>House</w:t>
+            </w:r>
+          </w:p>
+        </w:tc>
+        <w:tc>
+          <w:tcPr>
+            <w:tcW w:type="dxa" w:w="7114"/>
+          </w:tcPr>
+          <w:p>
+            <w:pPr>
+              <w:spacing w:after="20"/>
+            </w:pPr>
+            <w:r>
+              <w:rPr>
+                <w:color w:val="1C3A36"/>
+                <w:sz w:val="14"/>
+              </w:rPr>
+              <w:t>Weight, normalised-earnings lens</w:t>
+            </w:r>
+          </w:p>
+        </w:tc>
+        <w:tc>
+          <w:tcPr>
+            <w:tcW w:type="dxa" w:w="1210"/>
+          </w:tcPr>
+          <w:p>
+            <w:pPr>
+              <w:spacing w:after="20"/>
+            </w:pPr>
+            <w:r>
+              <w:rPr>
+                <w:color w:val="1C3A36"/>
+                <w:sz w:val="14"/>
+              </w:rPr>
+              <w:t>2026-08-06</w:t>
+            </w:r>
+          </w:p>
+        </w:tc>
+      </w:tr>
+      <w:tr>
+        <w:tc>
+          <w:tcPr>
+            <w:tcW w:type="dxa" w:w="490"/>
+          </w:tcPr>
+          <w:p>
+            <w:pPr>
+              <w:spacing w:after="20"/>
+            </w:pPr>
+            <w:r>
+              <w:rPr>
+                <w:color w:val="1C3A36"/>
+                <w:sz w:val="14"/>
+              </w:rPr>
+              <w:t>229</w:t>
+            </w:r>
+          </w:p>
+        </w:tc>
+        <w:tc>
+          <w:tcPr>
+            <w:tcW w:type="dxa" w:w="2448"/>
+          </w:tcPr>
+          <w:p>
+            <w:pPr>
+              <w:spacing w:after="20"/>
+            </w:pPr>
+            <w:r>
+              <w:rPr>
+                <w:color w:val="1C3A36"/>
+                <w:sz w:val="14"/>
+              </w:rPr>
+              <w:t>w_rel</w:t>
+            </w:r>
+          </w:p>
+        </w:tc>
+        <w:tc>
+          <w:tcPr>
+            <w:tcW w:type="dxa" w:w="1325"/>
+          </w:tcPr>
+          <w:p>
+            <w:pPr>
+              <w:spacing w:after="20"/>
+            </w:pPr>
+            <w:r>
+              <w:rPr>
+                <w:color w:val="1C3A36"/>
+                <w:sz w:val="14"/>
+              </w:rPr>
+              <w:t>0.2</w:t>
+            </w:r>
+          </w:p>
+        </w:tc>
+        <w:tc>
+          <w:tcPr>
+            <w:tcW w:type="dxa" w:w="1066"/>
+          </w:tcPr>
+          <w:p>
+            <w:pPr>
+              <w:spacing w:after="20"/>
+            </w:pPr>
+            <w:r>
+              <w:rPr>
+                <w:color w:val="1C3A36"/>
+                <w:sz w:val="14"/>
+              </w:rPr>
+              <w:t>House</w:t>
+            </w:r>
+          </w:p>
+        </w:tc>
+        <w:tc>
+          <w:tcPr>
+            <w:tcW w:type="dxa" w:w="7114"/>
+          </w:tcPr>
+          <w:p>
+            <w:pPr>
+              <w:spacing w:after="20"/>
+            </w:pPr>
+            <w:r>
+              <w:rPr>
+                <w:color w:val="1C3A36"/>
+                <w:sz w:val="14"/>
+              </w:rPr>
+              <w:t>Weight, relative lens, held down because the peer set is thin</w:t>
+            </w:r>
+          </w:p>
+        </w:tc>
+        <w:tc>
+          <w:tcPr>
+            <w:tcW w:type="dxa" w:w="1210"/>
+          </w:tcPr>
+          <w:p>
+            <w:pPr>
+              <w:spacing w:after="20"/>
+            </w:pPr>
+            <w:r>
+              <w:rPr>
+                <w:color w:val="1C3A36"/>
+                <w:sz w:val="14"/>
+              </w:rPr>
+              <w:t>2026-08-06</w:t>
+            </w:r>
+          </w:p>
+        </w:tc>
+      </w:tr>
+      <w:tr>
+        <w:tc>
+          <w:tcPr>
+            <w:tcW w:type="dxa" w:w="490"/>
+          </w:tcPr>
+          <w:p>
+            <w:pPr>
+              <w:spacing w:after="20"/>
+            </w:pPr>
+            <w:r>
+              <w:rPr>
+                <w:color w:val="1C3A36"/>
+                <w:sz w:val="14"/>
+              </w:rPr>
+              <w:t>230</w:t>
+            </w:r>
+          </w:p>
+        </w:tc>
+        <w:tc>
+          <w:tcPr>
+            <w:tcW w:type="dxa" w:w="2448"/>
+          </w:tcPr>
+          <w:p>
+            <w:pPr>
+              <w:spacing w:after="20"/>
+            </w:pPr>
+            <w:r>
+              <w:rPr>
+                <w:color w:val="1C3A36"/>
+                <w:sz w:val="14"/>
+              </w:rPr>
+              <w:t>wd_term</w:t>
+            </w:r>
+          </w:p>
+        </w:tc>
+        <w:tc>
+          <w:tcPr>
+            <w:tcW w:type="dxa" w:w="1325"/>
+          </w:tcPr>
+          <w:p>
+            <w:pPr>
+              <w:spacing w:after="20"/>
+            </w:pPr>
+            <w:r>
+              <w:rPr>
+                <w:color w:val="1C3A36"/>
+                <w:sz w:val="14"/>
+              </w:rPr>
+              <w:t>0.2</w:t>
+            </w:r>
+          </w:p>
+        </w:tc>
+        <w:tc>
+          <w:tcPr>
+            <w:tcW w:type="dxa" w:w="1066"/>
+          </w:tcPr>
+          <w:p>
+            <w:pPr>
+              <w:spacing w:after="20"/>
+            </w:pPr>
+            <w:r>
+              <w:rPr>
+                <w:color w:val="1C3A36"/>
+                <w:sz w:val="14"/>
+              </w:rPr>
+              <w:t>House</w:t>
+            </w:r>
+          </w:p>
+        </w:tc>
+        <w:tc>
+          <w:tcPr>
+            <w:tcW w:type="dxa" w:w="7114"/>
+          </w:tcPr>
+          <w:p>
+            <w:pPr>
+              <w:spacing w:after="20"/>
+            </w:pPr>
+            <w:r>
+              <w:rPr>
+                <w:color w:val="1C3A36"/>
+                <w:sz w:val="14"/>
+              </w:rPr>
+              <w:t>Terminal debt weight</w:t>
+            </w:r>
+          </w:p>
+        </w:tc>
+        <w:tc>
+          <w:tcPr>
+            <w:tcW w:type="dxa" w:w="1210"/>
+          </w:tcPr>
+          <w:p>
+            <w:pPr>
+              <w:spacing w:after="20"/>
+            </w:pPr>
+            <w:r>
+              <w:rPr>
+                <w:color w:val="1C3A36"/>
+                <w:sz w:val="14"/>
+              </w:rPr>
+              <w:t>2026-08-06</w:t>
+            </w:r>
+          </w:p>
+        </w:tc>
+      </w:tr>
+      <w:tr>
+        <w:tc>
+          <w:tcPr>
+            <w:tcW w:type="dxa" w:w="490"/>
+          </w:tcPr>
+          <w:p>
+            <w:pPr>
+              <w:spacing w:after="20"/>
+            </w:pPr>
+            <w:r>
+              <w:rPr>
+                <w:color w:val="1C3A36"/>
+                <w:sz w:val="14"/>
+              </w:rPr>
+              <w:t>231</w:t>
             </w:r>
           </w:p>
         </w:tc>
@@ -24224,7 +25680,7 @@
                 <w:color w:val="1C3A36"/>
                 <w:sz w:val="16"/>
               </w:rPr>
-              <w:t>Terminal return on invested capital — 10.52%</w:t>
+              <w:t>Terminal return on invested capital — 11.73%</w:t>
             </w:r>
           </w:p>
         </w:tc>
@@ -24241,7 +25697,7 @@
                 <w:color w:val="1C3A36"/>
                 <w:sz w:val="16"/>
               </w:rPr>
-              <w:t>The last forecast year's operating profit after tax against terminal invested capital, BOTH MEASURED AT THE SAME DATE. Earlier editions of this entry headed it 11.3%, which grows the profit by a year of terminal growth and leaves the capital base ungrown; that mismatch flatters the return by 74 basis points and the figure is withdrawn. It survives in the workbook, labelled as the retired construction. Struck on REPLACEMENT cost — 5.0Mt at USD 130 per annual tonne — rather than on the audited book, on which the FY2025 return is 60.6%. The book carries a 2010-vintage plant at historical cost through several devaluations: audited net property and construction of EGP 2,913.87mn is about USD 12 per annual tonne, against a replacement cost of USD 130 — roughly a tenth. A return computed on that base measures the devaluation rather than the economics of adding a tonne. The choice makes terminal growth value-destroying and is the single most consequential judgement in the model.</w:t>
+              <w:t>The last forecast year's operating profit after tax against terminal invested capital, BOTH MEASURED AT THE SAME DATE. Earlier editions of this entry headed it 12.6%, which grows the profit by a year of terminal growth and leaves the capital base ungrown; that mismatch flatters the return by 82 basis points and the figure is withdrawn. It survives in the workbook, labelled as the retired construction. Struck on REPLACEMENT cost — 5.0Mt at USD 130 per annual tonne — rather than on the audited book, on which the FY2025 return is 60.6%. The book carries a 2010-vintage plant at historical cost through several devaluations: audited net property and construction of EGP 2,913.87mn is about USD 12 per annual tonne, against a replacement cost of USD 130 — roughly a tenth. A return computed on that base measures the devaluation rather than the economics of adding a tonne. The choice makes terminal growth value-destroying and is the single most consequential judgement in the model.</w:t>
             </w:r>
           </w:p>
         </w:tc>
